--- a/statistcial power/gender_norms_sample_ex_ante_size_and_mde_082026.docx
+++ b/statistcial power/gender_norms_sample_ex_ante_size_and_mde_082026.docx
@@ -1,6 +1,6 @@
 
 <file path=word/document.xml><?xml version="1.0" encoding="utf-8"?>
-<w:document xmlns:wpc="http://schemas.microsoft.com/office/word/2010/wordprocessingCanvas" xmlns:cx="http://schemas.microsoft.com/office/drawing/2014/chartex" xmlns:cx1="http://schemas.microsoft.com/office/drawing/2015/9/8/chartex" xmlns:cx2="http://schemas.microsoft.com/office/drawing/2015/10/21/chartex" xmlns:cx3="http://schemas.microsoft.com/office/drawing/2016/5/9/chartex" xmlns:cx4="http://schemas.microsoft.com/office/drawing/2016/5/10/chartex" xmlns:cx5="http://schemas.microsoft.com/office/drawing/2016/5/11/chartex" xmlns:cx6="http://schemas.microsoft.com/office/drawing/2016/5/12/chartex" xmlns:cx7="http://schemas.microsoft.com/office/drawing/2016/5/13/chartex" xmlns:cx8="http://schemas.microsoft.com/office/drawing/2016/5/14/chartex" xmlns:mc="http://schemas.openxmlformats.org/markup-compatibility/2006" xmlns:aink="http://schemas.microsoft.com/office/drawing/2016/ink" xmlns:am3d="http://schemas.microsoft.com/office/drawing/2017/model3d" xmlns:o="urn:schemas-microsoft-com:office:office" xmlns:oel="http://schemas.microsoft.com/office/2019/extlst" xmlns:r="http://schemas.openxmlformats.org/officeDocument/2006/relationships" xmlns:m="http://schemas.openxmlformats.org/officeDocument/2006/math" xmlns:v="urn:schemas-microsoft-com:vml" xmlns:wp14="http://schemas.microsoft.com/office/word/2010/wordprocessingDrawing" xmlns:wp="http://schemas.openxmlformats.org/drawingml/2006/wordprocessingDrawing" xmlns:w10="urn:schemas-microsoft-com:office:word" xmlns:w="http://schemas.openxmlformats.org/wordprocessingml/2006/main" xmlns:w14="http://schemas.microsoft.com/office/word/2010/wordml" xmlns:w15="http://schemas.microsoft.com/office/word/2012/wordml" xmlns:w16cei="http://schemas.microsoft.com/office/word/2026/wordml/cei" xmlns:w16cex="http://schemas.microsoft.com/office/word/2018/wordml/cex" xmlns:w16cid="http://schemas.microsoft.com/office/word/2016/wordml/cid" xmlns:w16="http://schemas.microsoft.com/office/word/2018/wordml" xmlns:w16du="http://schemas.microsoft.com/office/word/2023/wordml/word16du" xmlns:w16sdtdh="http://schemas.microsoft.com/office/word/2020/wordml/sdtdatahash" xmlns:w16sdtfl="http://schemas.microsoft.com/office/word/2024/wordml/sdtformatlock" xmlns:w16se="http://schemas.microsoft.com/office/word/2015/wordml/symex" xmlns:wpg="http://schemas.microsoft.com/office/word/2010/wordprocessingGroup" xmlns:wpi="http://schemas.microsoft.com/office/word/2010/wordprocessingInk" xmlns:wne="http://schemas.microsoft.com/office/word/2006/wordml" xmlns:wps="http://schemas.microsoft.com/office/word/2010/wordprocessingShape" mc:Ignorable="w14 w15 w16se w16cid w16 w16cex w16sdtdh w16sdtfl w16du wp14">
+<w:document xmlns:wpc="http://schemas.microsoft.com/office/word/2010/wordprocessingCanvas" xmlns:cx="http://schemas.microsoft.com/office/drawing/2014/chartex" xmlns:cx1="http://schemas.microsoft.com/office/drawing/2015/9/8/chartex" xmlns:cx2="http://schemas.microsoft.com/office/drawing/2015/10/21/chartex" xmlns:cx3="http://schemas.microsoft.com/office/drawing/2016/5/9/chartex" xmlns:cx4="http://schemas.microsoft.com/office/drawing/2016/5/10/chartex" xmlns:cx5="http://schemas.microsoft.com/office/drawing/2016/5/11/chartex" xmlns:cx6="http://schemas.microsoft.com/office/drawing/2016/5/12/chartex" xmlns:cx7="http://schemas.microsoft.com/office/drawing/2016/5/13/chartex" xmlns:cx8="http://schemas.microsoft.com/office/drawing/2016/5/14/chartex" xmlns:mc="http://schemas.openxmlformats.org/markup-compatibility/2006" xmlns:aink="http://schemas.microsoft.com/office/drawing/2016/ink" xmlns:am3d="http://schemas.microsoft.com/office/drawing/2017/model3d" xmlns:o="urn:schemas-microsoft-com:office:office" xmlns:oel="http://schemas.microsoft.com/office/2019/extlst" xmlns:r="http://schemas.openxmlformats.org/officeDocument/2006/relationships" xmlns:m="http://schemas.openxmlformats.org/officeDocument/2006/math" xmlns:v="urn:schemas-microsoft-com:vml" xmlns:wp14="http://schemas.microsoft.com/office/word/2010/wordprocessingDrawing" xmlns:wp="http://schemas.openxmlformats.org/drawingml/2006/wordprocessingDrawing" xmlns:w10="urn:schemas-microsoft-com:office:word" xmlns:w="http://schemas.openxmlformats.org/wordprocessingml/2006/main" xmlns:w14="http://schemas.microsoft.com/office/word/2010/wordml" xmlns:w15="http://schemas.microsoft.com/office/word/2012/wordml" xmlns:w16cex="http://schemas.microsoft.com/office/word/2018/wordml/cex" xmlns:w16cid="http://schemas.microsoft.com/office/word/2016/wordml/cid" xmlns:w16="http://schemas.microsoft.com/office/word/2018/wordml" xmlns:w16du="http://schemas.microsoft.com/office/word/2023/wordml/word16du" xmlns:w16sdtdh="http://schemas.microsoft.com/office/word/2020/wordml/sdtdatahash" xmlns:w16sdtfl="http://schemas.microsoft.com/office/word/2024/wordml/sdtformatlock" xmlns:w16se="http://schemas.microsoft.com/office/word/2015/wordml/symex" xmlns:wpg="http://schemas.microsoft.com/office/word/2010/wordprocessingGroup" xmlns:wpi="http://schemas.microsoft.com/office/word/2010/wordprocessingInk" xmlns:wne="http://schemas.microsoft.com/office/word/2006/wordml" xmlns:wps="http://schemas.microsoft.com/office/word/2010/wordprocessingShape" mc:Ignorable="w14 w15 w16se w16cid w16 w16cex w16sdtdh w16sdtfl w16du wp14">
   <w:body>
     <w:p>
       <w:pPr>
@@ -19,35 +19,15 @@
           <w:sz w:val="24"/>
           <w:szCs w:val="24"/>
         </w:rPr>
-        <w:t>7.</w:t>
-      </w:r>
-      <w:r>
-        <w:rPr>
-          <w:rFonts w:ascii="Times New Roman" w:hAnsi="Times New Roman" w:cs="Times New Roman"/>
-          <w:sz w:val="24"/>
-          <w:szCs w:val="24"/>
-        </w:rPr>
-        <w:t xml:space="preserve"> Participants et unités d’observation</w:t>
+        <w:t>7. Participants et unités d’observation</w:t>
       </w:r>
     </w:p>
     <w:p>
       <w:pPr>
         <w:spacing w:after="120" w:line="360" w:lineRule="auto"/>
         <w:jc w:val="both"/>
-        <w:rPr>
-          <w:rFonts w:ascii="Times New Roman" w:hAnsi="Times New Roman" w:cs="Times New Roman"/>
-          <w:sz w:val="24"/>
-          <w:szCs w:val="24"/>
-          <w:lang w:val="fr-FR"/>
-        </w:rPr>
-      </w:pPr>
-      <w:r>
-        <w:rPr>
-          <w:rFonts w:ascii="Times New Roman" w:hAnsi="Times New Roman" w:cs="Times New Roman"/>
-          <w:sz w:val="24"/>
-          <w:szCs w:val="24"/>
-          <w:lang w:val="fr-FR"/>
-        </w:rPr>
+      </w:pPr>
+      <w:r>
         <w:t>Les participantes principales sont les filles scolarisées dans les niveaux ciblés. Le projet se concentre sur les filles parce que le mécanisme théorique porte sur la charge domestique genrée et son conflit avec l’éducation. Les garçons peuvent être mentionnés dans les données du ménage lorsque leur présence influence la réallocation des tâches, mais le cœur des résultats porte sur les filles.</w:t>
       </w:r>
     </w:p>
@@ -76,22 +56,18 @@
           </w:tcPr>
           <w:p>
             <w:pPr>
-              <w:spacing w:after="0" w:line="360" w:lineRule="auto"/>
-              <w:rPr>
-                <w:rFonts w:ascii="Times New Roman" w:hAnsi="Times New Roman" w:cs="Times New Roman"/>
-                <w:sz w:val="24"/>
-                <w:szCs w:val="24"/>
-                <w:lang w:val="fr-FR"/>
-              </w:rPr>
-            </w:pPr>
-            <w:r>
-              <w:rPr>
-                <w:rFonts w:ascii="Times New Roman" w:hAnsi="Times New Roman" w:cs="Times New Roman"/>
+              <w:spacing w:line="360" w:lineRule="auto"/>
+              <w:rPr>
+                <w:sz w:val="24"/>
+                <w:szCs w:val="24"/>
+              </w:rPr>
+            </w:pPr>
+            <w:r>
+              <w:rPr>
                 <w:b/>
                 <w:color w:val="FFFFFF"/>
                 <w:sz w:val="24"/>
                 <w:szCs w:val="24"/>
-                <w:lang w:val="fr-FR"/>
               </w:rPr>
               <w:t>Unité</w:t>
             </w:r>
@@ -104,22 +80,18 @@
           </w:tcPr>
           <w:p>
             <w:pPr>
-              <w:spacing w:after="0" w:line="360" w:lineRule="auto"/>
-              <w:rPr>
-                <w:rFonts w:ascii="Times New Roman" w:hAnsi="Times New Roman" w:cs="Times New Roman"/>
-                <w:sz w:val="24"/>
-                <w:szCs w:val="24"/>
-                <w:lang w:val="fr-FR"/>
-              </w:rPr>
-            </w:pPr>
-            <w:r>
-              <w:rPr>
-                <w:rFonts w:ascii="Times New Roman" w:hAnsi="Times New Roman" w:cs="Times New Roman"/>
+              <w:spacing w:line="360" w:lineRule="auto"/>
+              <w:rPr>
+                <w:sz w:val="24"/>
+                <w:szCs w:val="24"/>
+              </w:rPr>
+            </w:pPr>
+            <w:r>
+              <w:rPr>
                 <w:b/>
                 <w:color w:val="FFFFFF"/>
                 <w:sz w:val="24"/>
                 <w:szCs w:val="24"/>
-                <w:lang w:val="fr-FR"/>
               </w:rPr>
               <w:t>Rôle dans le projet</w:t>
             </w:r>
@@ -132,22 +104,18 @@
           </w:tcPr>
           <w:p>
             <w:pPr>
-              <w:spacing w:after="0" w:line="360" w:lineRule="auto"/>
-              <w:rPr>
-                <w:rFonts w:ascii="Times New Roman" w:hAnsi="Times New Roman" w:cs="Times New Roman"/>
-                <w:sz w:val="24"/>
-                <w:szCs w:val="24"/>
-                <w:lang w:val="fr-FR"/>
-              </w:rPr>
-            </w:pPr>
-            <w:r>
-              <w:rPr>
-                <w:rFonts w:ascii="Times New Roman" w:hAnsi="Times New Roman" w:cs="Times New Roman"/>
+              <w:spacing w:line="360" w:lineRule="auto"/>
+              <w:rPr>
+                <w:sz w:val="24"/>
+                <w:szCs w:val="24"/>
+              </w:rPr>
+            </w:pPr>
+            <w:r>
+              <w:rPr>
                 <w:b/>
                 <w:color w:val="FFFFFF"/>
                 <w:sz w:val="24"/>
                 <w:szCs w:val="24"/>
-                <w:lang w:val="fr-FR"/>
               </w:rPr>
               <w:t>Pourquoi elle est importante</w:t>
             </w:r>
@@ -165,20 +133,16 @@
           </w:tcPr>
           <w:p>
             <w:pPr>
-              <w:spacing w:after="0" w:line="360" w:lineRule="auto"/>
-              <w:rPr>
-                <w:rFonts w:ascii="Times New Roman" w:hAnsi="Times New Roman" w:cs="Times New Roman"/>
-                <w:sz w:val="24"/>
-                <w:szCs w:val="24"/>
-                <w:lang w:val="fr-FR"/>
-              </w:rPr>
-            </w:pPr>
-            <w:r>
-              <w:rPr>
-                <w:rFonts w:ascii="Times New Roman" w:hAnsi="Times New Roman" w:cs="Times New Roman"/>
-                <w:sz w:val="24"/>
-                <w:szCs w:val="24"/>
-                <w:lang w:val="fr-FR"/>
+              <w:spacing w:line="360" w:lineRule="auto"/>
+              <w:rPr>
+                <w:sz w:val="24"/>
+                <w:szCs w:val="24"/>
+              </w:rPr>
+            </w:pPr>
+            <w:r>
+              <w:rPr>
+                <w:sz w:val="24"/>
+                <w:szCs w:val="24"/>
               </w:rPr>
               <w:t>École</w:t>
             </w:r>
@@ -190,20 +154,16 @@
           </w:tcPr>
           <w:p>
             <w:pPr>
-              <w:spacing w:after="0" w:line="360" w:lineRule="auto"/>
-              <w:rPr>
-                <w:rFonts w:ascii="Times New Roman" w:hAnsi="Times New Roman" w:cs="Times New Roman"/>
-                <w:sz w:val="24"/>
-                <w:szCs w:val="24"/>
-                <w:lang w:val="fr-FR"/>
-              </w:rPr>
-            </w:pPr>
-            <w:r>
-              <w:rPr>
-                <w:rFonts w:ascii="Times New Roman" w:hAnsi="Times New Roman" w:cs="Times New Roman"/>
-                <w:sz w:val="24"/>
-                <w:szCs w:val="24"/>
-                <w:lang w:val="fr-FR"/>
+              <w:spacing w:line="360" w:lineRule="auto"/>
+              <w:rPr>
+                <w:sz w:val="24"/>
+                <w:szCs w:val="24"/>
+              </w:rPr>
+            </w:pPr>
+            <w:r>
+              <w:rPr>
+                <w:sz w:val="24"/>
+                <w:szCs w:val="24"/>
               </w:rPr>
               <w:t>Unité de randomisation et point d’entrée opérationnel.</w:t>
             </w:r>
@@ -215,20 +175,16 @@
           </w:tcPr>
           <w:p>
             <w:pPr>
-              <w:spacing w:after="0" w:line="360" w:lineRule="auto"/>
-              <w:rPr>
-                <w:rFonts w:ascii="Times New Roman" w:hAnsi="Times New Roman" w:cs="Times New Roman"/>
-                <w:sz w:val="24"/>
-                <w:szCs w:val="24"/>
-                <w:lang w:val="fr-FR"/>
-              </w:rPr>
-            </w:pPr>
-            <w:r>
-              <w:rPr>
-                <w:rFonts w:ascii="Times New Roman" w:hAnsi="Times New Roman" w:cs="Times New Roman"/>
-                <w:sz w:val="24"/>
-                <w:szCs w:val="24"/>
-                <w:lang w:val="fr-FR"/>
+              <w:spacing w:line="360" w:lineRule="auto"/>
+              <w:rPr>
+                <w:sz w:val="24"/>
+                <w:szCs w:val="24"/>
+              </w:rPr>
+            </w:pPr>
+            <w:r>
+              <w:rPr>
+                <w:sz w:val="24"/>
+                <w:szCs w:val="24"/>
               </w:rPr>
               <w:t>Réduit la contamination et structure la logistique.</w:t>
             </w:r>
@@ -246,20 +202,16 @@
           </w:tcPr>
           <w:p>
             <w:pPr>
-              <w:spacing w:after="0" w:line="360" w:lineRule="auto"/>
-              <w:rPr>
-                <w:rFonts w:ascii="Times New Roman" w:hAnsi="Times New Roman" w:cs="Times New Roman"/>
-                <w:sz w:val="24"/>
-                <w:szCs w:val="24"/>
-                <w:lang w:val="fr-FR"/>
-              </w:rPr>
-            </w:pPr>
-            <w:r>
-              <w:rPr>
-                <w:rFonts w:ascii="Times New Roman" w:hAnsi="Times New Roman" w:cs="Times New Roman"/>
-                <w:sz w:val="24"/>
-                <w:szCs w:val="24"/>
-                <w:lang w:val="fr-FR"/>
+              <w:spacing w:line="360" w:lineRule="auto"/>
+              <w:rPr>
+                <w:sz w:val="24"/>
+                <w:szCs w:val="24"/>
+              </w:rPr>
+            </w:pPr>
+            <w:r>
+              <w:rPr>
+                <w:sz w:val="24"/>
+                <w:szCs w:val="24"/>
               </w:rPr>
               <w:t>Fille focalisée</w:t>
             </w:r>
@@ -271,20 +223,16 @@
           </w:tcPr>
           <w:p>
             <w:pPr>
-              <w:spacing w:after="0" w:line="360" w:lineRule="auto"/>
-              <w:rPr>
-                <w:rFonts w:ascii="Times New Roman" w:hAnsi="Times New Roman" w:cs="Times New Roman"/>
-                <w:sz w:val="24"/>
-                <w:szCs w:val="24"/>
-                <w:lang w:val="fr-FR"/>
-              </w:rPr>
-            </w:pPr>
-            <w:r>
-              <w:rPr>
-                <w:rFonts w:ascii="Times New Roman" w:hAnsi="Times New Roman" w:cs="Times New Roman"/>
-                <w:sz w:val="24"/>
-                <w:szCs w:val="24"/>
-                <w:lang w:val="fr-FR"/>
+              <w:spacing w:line="360" w:lineRule="auto"/>
+              <w:rPr>
+                <w:sz w:val="24"/>
+                <w:szCs w:val="24"/>
+              </w:rPr>
+            </w:pPr>
+            <w:r>
+              <w:rPr>
+                <w:sz w:val="24"/>
+                <w:szCs w:val="24"/>
               </w:rPr>
               <w:t>Unité principale de mesure des résultats.</w:t>
             </w:r>
@@ -296,20 +244,16 @@
           </w:tcPr>
           <w:p>
             <w:pPr>
-              <w:spacing w:after="0" w:line="360" w:lineRule="auto"/>
-              <w:rPr>
-                <w:rFonts w:ascii="Times New Roman" w:hAnsi="Times New Roman" w:cs="Times New Roman"/>
-                <w:sz w:val="24"/>
-                <w:szCs w:val="24"/>
-                <w:lang w:val="fr-FR"/>
-              </w:rPr>
-            </w:pPr>
-            <w:r>
-              <w:rPr>
-                <w:rFonts w:ascii="Times New Roman" w:hAnsi="Times New Roman" w:cs="Times New Roman"/>
-                <w:sz w:val="24"/>
-                <w:szCs w:val="24"/>
-                <w:lang w:val="fr-FR"/>
+              <w:spacing w:line="360" w:lineRule="auto"/>
+              <w:rPr>
+                <w:sz w:val="24"/>
+                <w:szCs w:val="24"/>
+              </w:rPr>
+            </w:pPr>
+            <w:r>
+              <w:rPr>
+                <w:sz w:val="24"/>
+                <w:szCs w:val="24"/>
               </w:rPr>
               <w:t>Permet de mesurer temps, repos, étude, fatigue, aspirations et résultats scolaires.</w:t>
             </w:r>
@@ -327,20 +271,16 @@
           </w:tcPr>
           <w:p>
             <w:pPr>
-              <w:spacing w:after="0" w:line="360" w:lineRule="auto"/>
-              <w:rPr>
-                <w:rFonts w:ascii="Times New Roman" w:hAnsi="Times New Roman" w:cs="Times New Roman"/>
-                <w:sz w:val="24"/>
-                <w:szCs w:val="24"/>
-                <w:lang w:val="fr-FR"/>
-              </w:rPr>
-            </w:pPr>
-            <w:r>
-              <w:rPr>
-                <w:rFonts w:ascii="Times New Roman" w:hAnsi="Times New Roman" w:cs="Times New Roman"/>
-                <w:sz w:val="24"/>
-                <w:szCs w:val="24"/>
-                <w:lang w:val="fr-FR"/>
+              <w:spacing w:line="360" w:lineRule="auto"/>
+              <w:rPr>
+                <w:sz w:val="24"/>
+                <w:szCs w:val="24"/>
+              </w:rPr>
+            </w:pPr>
+            <w:r>
+              <w:rPr>
+                <w:sz w:val="24"/>
+                <w:szCs w:val="24"/>
               </w:rPr>
               <w:t>Parent ciblé</w:t>
             </w:r>
@@ -352,20 +292,16 @@
           </w:tcPr>
           <w:p>
             <w:pPr>
-              <w:spacing w:after="0" w:line="360" w:lineRule="auto"/>
-              <w:rPr>
-                <w:rFonts w:ascii="Times New Roman" w:hAnsi="Times New Roman" w:cs="Times New Roman"/>
-                <w:sz w:val="24"/>
-                <w:szCs w:val="24"/>
-                <w:lang w:val="fr-FR"/>
-              </w:rPr>
-            </w:pPr>
-            <w:r>
-              <w:rPr>
-                <w:rFonts w:ascii="Times New Roman" w:hAnsi="Times New Roman" w:cs="Times New Roman"/>
-                <w:sz w:val="24"/>
-                <w:szCs w:val="24"/>
-                <w:lang w:val="fr-FR"/>
+              <w:spacing w:line="360" w:lineRule="auto"/>
+              <w:rPr>
+                <w:sz w:val="24"/>
+                <w:szCs w:val="24"/>
+              </w:rPr>
+            </w:pPr>
+            <w:r>
+              <w:rPr>
+                <w:sz w:val="24"/>
+                <w:szCs w:val="24"/>
               </w:rPr>
               <w:t>Récepteur principal du traitement.</w:t>
             </w:r>
@@ -377,20 +313,16 @@
           </w:tcPr>
           <w:p>
             <w:pPr>
-              <w:spacing w:after="0" w:line="360" w:lineRule="auto"/>
-              <w:rPr>
-                <w:rFonts w:ascii="Times New Roman" w:hAnsi="Times New Roman" w:cs="Times New Roman"/>
-                <w:sz w:val="24"/>
-                <w:szCs w:val="24"/>
-                <w:lang w:val="fr-FR"/>
-              </w:rPr>
-            </w:pPr>
-            <w:r>
-              <w:rPr>
-                <w:rFonts w:ascii="Times New Roman" w:hAnsi="Times New Roman" w:cs="Times New Roman"/>
-                <w:sz w:val="24"/>
-                <w:szCs w:val="24"/>
-                <w:lang w:val="fr-FR"/>
+              <w:spacing w:line="360" w:lineRule="auto"/>
+              <w:rPr>
+                <w:sz w:val="24"/>
+                <w:szCs w:val="24"/>
+              </w:rPr>
+            </w:pPr>
+            <w:r>
+              <w:rPr>
+                <w:sz w:val="24"/>
+                <w:szCs w:val="24"/>
               </w:rPr>
               <w:t>Permet de tester salience, mise en œuvre et rôle mère/père.</w:t>
             </w:r>
@@ -408,20 +340,16 @@
           </w:tcPr>
           <w:p>
             <w:pPr>
-              <w:spacing w:after="0" w:line="360" w:lineRule="auto"/>
-              <w:rPr>
-                <w:rFonts w:ascii="Times New Roman" w:hAnsi="Times New Roman" w:cs="Times New Roman"/>
-                <w:sz w:val="24"/>
-                <w:szCs w:val="24"/>
-                <w:lang w:val="fr-FR"/>
-              </w:rPr>
-            </w:pPr>
-            <w:r>
-              <w:rPr>
-                <w:rFonts w:ascii="Times New Roman" w:hAnsi="Times New Roman" w:cs="Times New Roman"/>
-                <w:sz w:val="24"/>
-                <w:szCs w:val="24"/>
-                <w:lang w:val="fr-FR"/>
+              <w:spacing w:line="360" w:lineRule="auto"/>
+              <w:rPr>
+                <w:sz w:val="24"/>
+                <w:szCs w:val="24"/>
+              </w:rPr>
+            </w:pPr>
+            <w:r>
+              <w:rPr>
+                <w:sz w:val="24"/>
+                <w:szCs w:val="24"/>
               </w:rPr>
               <w:t>Ménage</w:t>
             </w:r>
@@ -433,20 +361,16 @@
           </w:tcPr>
           <w:p>
             <w:pPr>
-              <w:spacing w:after="0" w:line="360" w:lineRule="auto"/>
-              <w:rPr>
-                <w:rFonts w:ascii="Times New Roman" w:hAnsi="Times New Roman" w:cs="Times New Roman"/>
-                <w:sz w:val="24"/>
-                <w:szCs w:val="24"/>
-                <w:lang w:val="fr-FR"/>
-              </w:rPr>
-            </w:pPr>
-            <w:r>
-              <w:rPr>
-                <w:rFonts w:ascii="Times New Roman" w:hAnsi="Times New Roman" w:cs="Times New Roman"/>
-                <w:sz w:val="24"/>
-                <w:szCs w:val="24"/>
-                <w:lang w:val="fr-FR"/>
+              <w:spacing w:line="360" w:lineRule="auto"/>
+              <w:rPr>
+                <w:sz w:val="24"/>
+                <w:szCs w:val="24"/>
+              </w:rPr>
+            </w:pPr>
+            <w:r>
+              <w:rPr>
+                <w:sz w:val="24"/>
+                <w:szCs w:val="24"/>
               </w:rPr>
               <w:t>Espace où les tâches sont allouées.</w:t>
             </w:r>
@@ -458,20 +382,16 @@
           </w:tcPr>
           <w:p>
             <w:pPr>
-              <w:spacing w:after="0" w:line="360" w:lineRule="auto"/>
-              <w:rPr>
-                <w:rFonts w:ascii="Times New Roman" w:hAnsi="Times New Roman" w:cs="Times New Roman"/>
-                <w:sz w:val="24"/>
-                <w:szCs w:val="24"/>
-                <w:lang w:val="fr-FR"/>
-              </w:rPr>
-            </w:pPr>
-            <w:r>
-              <w:rPr>
-                <w:rFonts w:ascii="Times New Roman" w:hAnsi="Times New Roman" w:cs="Times New Roman"/>
-                <w:sz w:val="24"/>
-                <w:szCs w:val="24"/>
-                <w:lang w:val="fr-FR"/>
+              <w:spacing w:line="360" w:lineRule="auto"/>
+              <w:rPr>
+                <w:sz w:val="24"/>
+                <w:szCs w:val="24"/>
+              </w:rPr>
+            </w:pPr>
+            <w:r>
+              <w:rPr>
+                <w:sz w:val="24"/>
+                <w:szCs w:val="24"/>
               </w:rPr>
               <w:t>Permet de comprendre qui fait quoi, quand et avec quelles contraintes.</w:t>
             </w:r>
@@ -489,26 +409,22 @@
           </w:tcPr>
           <w:p>
             <w:pPr>
-              <w:spacing w:after="0" w:line="360" w:lineRule="auto"/>
-              <w:rPr>
-                <w:rFonts w:ascii="Times New Roman" w:hAnsi="Times New Roman" w:cs="Times New Roman"/>
-                <w:sz w:val="24"/>
-                <w:szCs w:val="24"/>
-                <w:lang w:val="fr-FR"/>
-              </w:rPr>
-            </w:pPr>
-            <w:r>
-              <w:rPr>
-                <w:rFonts w:ascii="Times New Roman" w:hAnsi="Times New Roman" w:cs="Times New Roman"/>
-                <w:sz w:val="24"/>
-                <w:szCs w:val="24"/>
-                <w:lang w:val="fr-FR"/>
+              <w:spacing w:line="360" w:lineRule="auto"/>
+              <w:rPr>
+                <w:sz w:val="24"/>
+                <w:szCs w:val="24"/>
+              </w:rPr>
+            </w:pPr>
+            <w:proofErr w:type="spellStart"/>
+            <w:r>
+              <w:rPr>
+                <w:sz w:val="24"/>
+                <w:szCs w:val="24"/>
               </w:rPr>
               <w:t>Facilitateur</w:t>
             </w:r>
             <w:r>
               <w:rPr>
-                <w:rFonts w:ascii="Times New Roman" w:hAnsi="Times New Roman" w:cs="Times New Roman"/>
                 <w:sz w:val="24"/>
                 <w:szCs w:val="24"/>
               </w:rPr>
@@ -516,13 +432,12 @@
             </w:r>
             <w:r>
               <w:rPr>
-                <w:rFonts w:ascii="Times New Roman" w:hAnsi="Times New Roman" w:cs="Times New Roman"/>
-                <w:sz w:val="24"/>
-                <w:szCs w:val="24"/>
-                <w:lang w:val="fr-FR"/>
+                <w:sz w:val="24"/>
+                <w:szCs w:val="24"/>
               </w:rPr>
               <w:t>trice</w:t>
             </w:r>
+            <w:proofErr w:type="spellEnd"/>
           </w:p>
         </w:tc>
         <w:tc>
@@ -531,20 +446,16 @@
           </w:tcPr>
           <w:p>
             <w:pPr>
-              <w:spacing w:after="0" w:line="360" w:lineRule="auto"/>
-              <w:rPr>
-                <w:rFonts w:ascii="Times New Roman" w:hAnsi="Times New Roman" w:cs="Times New Roman"/>
-                <w:sz w:val="24"/>
-                <w:szCs w:val="24"/>
-                <w:lang w:val="fr-FR"/>
-              </w:rPr>
-            </w:pPr>
-            <w:r>
-              <w:rPr>
-                <w:rFonts w:ascii="Times New Roman" w:hAnsi="Times New Roman" w:cs="Times New Roman"/>
-                <w:sz w:val="24"/>
-                <w:szCs w:val="24"/>
-                <w:lang w:val="fr-FR"/>
+              <w:spacing w:line="360" w:lineRule="auto"/>
+              <w:rPr>
+                <w:sz w:val="24"/>
+                <w:szCs w:val="24"/>
+              </w:rPr>
+            </w:pPr>
+            <w:r>
+              <w:rPr>
+                <w:sz w:val="24"/>
+                <w:szCs w:val="24"/>
               </w:rPr>
               <w:t>Agent de livraison de l’intervention.</w:t>
             </w:r>
@@ -556,20 +467,16 @@
           </w:tcPr>
           <w:p>
             <w:pPr>
-              <w:spacing w:after="0" w:line="360" w:lineRule="auto"/>
-              <w:rPr>
-                <w:rFonts w:ascii="Times New Roman" w:hAnsi="Times New Roman" w:cs="Times New Roman"/>
-                <w:sz w:val="24"/>
-                <w:szCs w:val="24"/>
-                <w:lang w:val="fr-FR"/>
-              </w:rPr>
-            </w:pPr>
-            <w:r>
-              <w:rPr>
-                <w:rFonts w:ascii="Times New Roman" w:hAnsi="Times New Roman" w:cs="Times New Roman"/>
-                <w:sz w:val="24"/>
-                <w:szCs w:val="24"/>
-                <w:lang w:val="fr-FR"/>
+              <w:spacing w:line="360" w:lineRule="auto"/>
+              <w:rPr>
+                <w:sz w:val="24"/>
+                <w:szCs w:val="24"/>
+              </w:rPr>
+            </w:pPr>
+            <w:r>
+              <w:rPr>
+                <w:sz w:val="24"/>
+                <w:szCs w:val="24"/>
               </w:rPr>
               <w:t>Qualité de facilitation, fidélité au protocole et adaptation au terrain.</w:t>
             </w:r>
@@ -580,23 +487,11 @@
     <w:p>
       <w:pPr>
         <w:spacing w:line="360" w:lineRule="auto"/>
-        <w:rPr>
-          <w:rFonts w:ascii="Times New Roman" w:hAnsi="Times New Roman" w:cs="Times New Roman"/>
-          <w:sz w:val="24"/>
-          <w:szCs w:val="24"/>
-          <w:lang w:val="fr-FR"/>
-        </w:rPr>
       </w:pPr>
     </w:p>
     <w:p>
       <w:pPr>
         <w:spacing w:line="360" w:lineRule="auto"/>
-        <w:rPr>
-          <w:rFonts w:ascii="Times New Roman" w:hAnsi="Times New Roman" w:cs="Times New Roman"/>
-          <w:sz w:val="24"/>
-          <w:szCs w:val="24"/>
-          <w:lang w:val="fr-FR"/>
-        </w:rPr>
       </w:pPr>
     </w:p>
     <w:p>
@@ -652,54 +547,42 @@
               <w:spacing w:after="80" w:line="360" w:lineRule="auto"/>
               <w:jc w:val="both"/>
               <w:rPr>
-                <w:rFonts w:ascii="Times New Roman" w:hAnsi="Times New Roman" w:cs="Times New Roman"/>
-                <w:sz w:val="24"/>
-                <w:szCs w:val="24"/>
-                <w:lang w:val="fr-FR"/>
-              </w:rPr>
-            </w:pPr>
-            <w:r>
-              <w:rPr>
-                <w:rFonts w:ascii="Times New Roman" w:hAnsi="Times New Roman" w:cs="Times New Roman"/>
-                <w:sz w:val="24"/>
-                <w:szCs w:val="24"/>
-                <w:lang w:val="fr-FR"/>
+                <w:sz w:val="24"/>
+                <w:szCs w:val="24"/>
+              </w:rPr>
+            </w:pPr>
+            <w:r>
+              <w:rPr>
+                <w:sz w:val="24"/>
+                <w:szCs w:val="24"/>
               </w:rPr>
               <w:t>L’équipe de recherche utilise la formule de puissance standard pour les essais contrôlés randomisés en grappes (cluster-randomized trials), puisque la randomisation se fait au niveau de l’école alors que les résultats sont mesurés au niveau de la fille. Cette formule relie la taille de l’échantillon</w:t>
             </w:r>
             <w:r>
               <w:rPr>
-                <w:rFonts w:ascii="Times New Roman" w:hAnsi="Times New Roman" w:cs="Times New Roman"/>
-                <w:sz w:val="24"/>
-                <w:szCs w:val="24"/>
-                <w:lang w:val="fr-FR"/>
+                <w:sz w:val="24"/>
+                <w:szCs w:val="24"/>
               </w:rPr>
               <w:t xml:space="preserve">, </w:t>
             </w:r>
             <w:r>
               <w:rPr>
-                <w:rFonts w:ascii="Times New Roman" w:hAnsi="Times New Roman" w:cs="Times New Roman"/>
-                <w:sz w:val="24"/>
-                <w:szCs w:val="24"/>
-                <w:lang w:val="fr-FR"/>
+                <w:sz w:val="24"/>
+                <w:szCs w:val="24"/>
               </w:rPr>
               <w:t xml:space="preserve">nombre d’écoles par bras et nombre de filles par </w:t>
             </w:r>
             <w:r>
               <w:rPr>
-                <w:rFonts w:ascii="Times New Roman" w:hAnsi="Times New Roman" w:cs="Times New Roman"/>
-                <w:sz w:val="24"/>
-                <w:szCs w:val="24"/>
-                <w:lang w:val="fr-FR"/>
+                <w:sz w:val="24"/>
+                <w:szCs w:val="24"/>
               </w:rPr>
               <w:t>école, à</w:t>
             </w:r>
             <w:r>
               <w:rPr>
-                <w:rFonts w:ascii="Times New Roman" w:hAnsi="Times New Roman" w:cs="Times New Roman"/>
-                <w:sz w:val="24"/>
-                <w:szCs w:val="24"/>
-                <w:lang w:val="fr-FR"/>
+                <w:sz w:val="24"/>
+                <w:szCs w:val="24"/>
               </w:rPr>
               <w:t xml:space="preserve"> la taille minimale de l’effet détectable (MDE), c’est-à-dire la plus petite différence de résultat moyen entre le groupe traité et le groupe témoin que le design peut mettre en évidence avec une probabilité donnée (la puissance) à un niveau de signification statistique donné.</w:t>
             </w:r>
@@ -709,10 +592,8 @@
               <w:spacing w:after="40" w:line="360" w:lineRule="auto"/>
               <w:jc w:val="both"/>
               <w:rPr>
-                <w:rFonts w:ascii="Times New Roman" w:hAnsi="Times New Roman" w:cs="Times New Roman"/>
-                <w:sz w:val="24"/>
-                <w:szCs w:val="24"/>
-                <w:lang w:val="fr-FR"/>
+                <w:sz w:val="24"/>
+                <w:szCs w:val="24"/>
               </w:rPr>
             </w:pPr>
             <m:oMathPara>
@@ -722,10 +603,9 @@
                     <m:sty m:val="p"/>
                   </m:rPr>
                   <w:rPr>
-                    <w:rFonts w:ascii="Cambria Math" w:hAnsi="Cambria Math" w:cs="Times New Roman"/>
+                    <w:rFonts w:ascii="Cambria Math" w:hAnsi="Cambria Math"/>
                     <w:sz w:val="24"/>
                     <w:szCs w:val="24"/>
-                    <w:lang w:val="fr-FR"/>
                   </w:rPr>
                   <w:lastRenderedPageBreak/>
                   <m:t>MDE = M(κ,α)</m:t>
@@ -735,11 +615,10 @@
                     <m:degHide m:val="1"/>
                     <m:ctrlPr>
                       <w:rPr>
-                        <w:rFonts w:ascii="Cambria Math" w:hAnsi="Cambria Math" w:cs="Times New Roman"/>
+                        <w:rFonts w:ascii="Cambria Math" w:hAnsi="Cambria Math"/>
                         <w:bCs/>
                         <w:sz w:val="24"/>
                         <w:szCs w:val="24"/>
-                        <w:lang w:val="fr-FR"/>
                       </w:rPr>
                     </m:ctrlPr>
                   </m:radPr>
@@ -749,11 +628,10 @@
                       <m:fPr>
                         <m:ctrlPr>
                           <w:rPr>
-                            <w:rFonts w:ascii="Cambria Math" w:hAnsi="Cambria Math" w:cs="Times New Roman"/>
+                            <w:rFonts w:ascii="Cambria Math" w:hAnsi="Cambria Math"/>
                             <w:bCs/>
                             <w:sz w:val="24"/>
                             <w:szCs w:val="24"/>
-                            <w:lang w:val="fr-FR"/>
                           </w:rPr>
                         </m:ctrlPr>
                       </m:fPr>
@@ -763,10 +641,9 @@
                             <m:sty m:val="p"/>
                           </m:rPr>
                           <w:rPr>
-                            <w:rFonts w:ascii="Cambria Math" w:hAnsi="Cambria Math" w:cs="Times New Roman"/>
+                            <w:rFonts w:ascii="Cambria Math" w:hAnsi="Cambria Math"/>
                             <w:sz w:val="24"/>
                             <w:szCs w:val="24"/>
-                            <w:lang w:val="fr-FR"/>
                           </w:rPr>
                           <m:t>1</m:t>
                         </m:r>
@@ -777,10 +654,9 @@
                             <m:sty m:val="p"/>
                           </m:rPr>
                           <w:rPr>
-                            <w:rFonts w:ascii="Cambria Math" w:hAnsi="Cambria Math" w:cs="Times New Roman"/>
+                            <w:rFonts w:ascii="Cambria Math" w:hAnsi="Cambria Math"/>
                             <w:sz w:val="24"/>
                             <w:szCs w:val="24"/>
-                            <w:lang w:val="fr-FR"/>
                           </w:rPr>
                           <m:t>P</m:t>
                         </m:r>
@@ -788,11 +664,10 @@
                           <m:dPr>
                             <m:ctrlPr>
                               <w:rPr>
-                                <w:rFonts w:ascii="Cambria Math" w:hAnsi="Cambria Math" w:cs="Times New Roman"/>
+                                <w:rFonts w:ascii="Cambria Math" w:hAnsi="Cambria Math"/>
                                 <w:bCs/>
                                 <w:sz w:val="24"/>
                                 <w:szCs w:val="24"/>
-                                <w:lang w:val="fr-FR"/>
                               </w:rPr>
                             </m:ctrlPr>
                           </m:dPr>
@@ -802,24 +677,11 @@
                                 <m:sty m:val="p"/>
                               </m:rPr>
                               <w:rPr>
-                                <w:rFonts w:ascii="Cambria Math" w:hAnsi="Cambria Math" w:cs="Times New Roman"/>
+                                <w:rFonts w:ascii="Cambria Math" w:hAnsi="Cambria Math"/>
                                 <w:sz w:val="24"/>
                                 <w:szCs w:val="24"/>
-                                <w:lang w:val="fr-FR"/>
                               </w:rPr>
-                              <m:t>1-</m:t>
-                            </m:r>
-                            <m:r>
-                              <m:rPr>
-                                <m:sty m:val="p"/>
-                              </m:rPr>
-                              <w:rPr>
-                                <w:rFonts w:ascii="Cambria Math" w:hAnsi="Cambria Math" w:cs="Times New Roman"/>
-                                <w:sz w:val="24"/>
-                                <w:szCs w:val="24"/>
-                                <w:lang w:val="fr-FR"/>
-                              </w:rPr>
-                              <m:t>P</m:t>
+                              <m:t>1-P</m:t>
                             </m:r>
                           </m:e>
                         </m:d>
@@ -832,10 +694,9 @@
                     <m:sty m:val="p"/>
                   </m:rPr>
                   <w:rPr>
-                    <w:rFonts w:ascii="Cambria Math" w:hAnsi="Cambria Math" w:cs="Times New Roman"/>
+                    <w:rFonts w:ascii="Cambria Math" w:hAnsi="Cambria Math"/>
                     <w:sz w:val="24"/>
                     <w:szCs w:val="24"/>
-                    <w:lang w:val="fr-FR"/>
                   </w:rPr>
                   <m:t>x</m:t>
                 </m:r>
@@ -844,10 +705,9 @@
                     <m:degHide m:val="1"/>
                     <m:ctrlPr>
                       <w:rPr>
-                        <w:rFonts w:ascii="Cambria Math" w:hAnsi="Cambria Math" w:cs="Times New Roman"/>
+                        <w:rFonts w:ascii="Cambria Math" w:hAnsi="Cambria Math"/>
                         <w:sz w:val="24"/>
                         <w:szCs w:val="24"/>
-                        <w:lang w:val="fr-FR"/>
                       </w:rPr>
                     </m:ctrlPr>
                   </m:radPr>
@@ -857,20 +717,18 @@
                       <m:fPr>
                         <m:ctrlPr>
                           <w:rPr>
-                            <w:rFonts w:ascii="Cambria Math" w:hAnsi="Cambria Math" w:cs="Times New Roman"/>
+                            <w:rFonts w:ascii="Cambria Math" w:hAnsi="Cambria Math"/>
                             <w:sz w:val="24"/>
                             <w:szCs w:val="24"/>
-                            <w:lang w:val="fr-FR"/>
                           </w:rPr>
                         </m:ctrlPr>
                       </m:fPr>
                       <m:num>
                         <m:r>
                           <w:rPr>
-                            <w:rFonts w:ascii="Cambria Math" w:hAnsi="Cambria Math" w:cs="Times New Roman"/>
+                            <w:rFonts w:ascii="Cambria Math" w:hAnsi="Cambria Math"/>
                             <w:sz w:val="24"/>
                             <w:szCs w:val="24"/>
-                            <w:lang w:val="fr-FR"/>
                           </w:rPr>
                           <m:t>ρ</m:t>
                         </m:r>
@@ -881,10 +739,9 @@
                             <m:sty m:val="p"/>
                           </m:rPr>
                           <w:rPr>
-                            <w:rFonts w:ascii="Cambria Math" w:hAnsi="Cambria Math" w:cs="Times New Roman"/>
+                            <w:rFonts w:ascii="Cambria Math" w:hAnsi="Cambria Math"/>
                             <w:sz w:val="24"/>
                             <w:szCs w:val="24"/>
-                            <w:lang w:val="fr-FR"/>
                           </w:rPr>
                           <m:t>J</m:t>
                         </m:r>
@@ -895,10 +752,9 @@
                         <m:sty m:val="p"/>
                       </m:rPr>
                       <w:rPr>
-                        <w:rFonts w:ascii="Cambria Math" w:hAnsi="Cambria Math" w:cs="Times New Roman"/>
+                        <w:rFonts w:ascii="Cambria Math" w:hAnsi="Cambria Math"/>
                         <w:sz w:val="24"/>
                         <w:szCs w:val="24"/>
-                        <w:lang w:val="fr-FR"/>
                       </w:rPr>
                       <m:t>+</m:t>
                     </m:r>
@@ -906,10 +762,9 @@
                       <m:fPr>
                         <m:ctrlPr>
                           <w:rPr>
-                            <w:rFonts w:ascii="Cambria Math" w:hAnsi="Cambria Math" w:cs="Times New Roman"/>
+                            <w:rFonts w:ascii="Cambria Math" w:hAnsi="Cambria Math"/>
                             <w:sz w:val="24"/>
                             <w:szCs w:val="24"/>
-                            <w:lang w:val="fr-FR"/>
                           </w:rPr>
                         </m:ctrlPr>
                       </m:fPr>
@@ -919,24 +774,11 @@
                             <m:sty m:val="p"/>
                           </m:rPr>
                           <w:rPr>
-                            <w:rFonts w:ascii="Cambria Math" w:hAnsi="Cambria Math" w:cs="Times New Roman"/>
+                            <w:rFonts w:ascii="Cambria Math" w:hAnsi="Cambria Math"/>
                             <w:sz w:val="24"/>
                             <w:szCs w:val="24"/>
-                            <w:lang w:val="fr-FR"/>
                           </w:rPr>
-                          <m:t>1-</m:t>
-                        </m:r>
-                        <m:r>
-                          <m:rPr>
-                            <m:sty m:val="p"/>
-                          </m:rPr>
-                          <w:rPr>
-                            <w:rFonts w:ascii="Cambria Math" w:hAnsi="Cambria Math" w:cs="Times New Roman"/>
-                            <w:sz w:val="24"/>
-                            <w:szCs w:val="24"/>
-                            <w:lang w:val="fr-FR"/>
-                          </w:rPr>
-                          <m:t>ρ</m:t>
+                          <m:t>1-ρ</m:t>
                         </m:r>
                       </m:num>
                       <m:den>
@@ -945,10 +787,9 @@
                             <m:sty m:val="p"/>
                           </m:rPr>
                           <w:rPr>
-                            <w:rFonts w:ascii="Cambria Math" w:hAnsi="Cambria Math" w:cs="Times New Roman"/>
+                            <w:rFonts w:ascii="Cambria Math" w:hAnsi="Cambria Math"/>
                             <w:sz w:val="24"/>
                             <w:szCs w:val="24"/>
-                            <w:lang w:val="fr-FR"/>
                           </w:rPr>
                           <m:t>J⋅n</m:t>
                         </m:r>
@@ -961,10 +802,9 @@
                     <m:sty m:val="p"/>
                   </m:rPr>
                   <w:rPr>
-                    <w:rFonts w:ascii="Cambria Math" w:hAnsi="Cambria Math" w:cs="Times New Roman"/>
+                    <w:rFonts w:ascii="Cambria Math" w:hAnsi="Cambria Math"/>
                     <w:sz w:val="24"/>
                     <w:szCs w:val="24"/>
-                    <w:lang w:val="fr-FR"/>
                   </w:rPr>
                   <m:t>×σ×</m:t>
                 </m:r>
@@ -973,10 +813,9 @@
                     <m:degHide m:val="1"/>
                     <m:ctrlPr>
                       <w:rPr>
-                        <w:rFonts w:ascii="Cambria Math" w:hAnsi="Cambria Math" w:cs="Times New Roman"/>
+                        <w:rFonts w:ascii="Cambria Math" w:hAnsi="Cambria Math"/>
                         <w:sz w:val="24"/>
                         <w:szCs w:val="24"/>
-                        <w:lang w:val="fr-FR"/>
                       </w:rPr>
                     </m:ctrlPr>
                   </m:radPr>
@@ -987,10 +826,9 @@
                         <m:sty m:val="p"/>
                       </m:rPr>
                       <w:rPr>
-                        <w:rFonts w:ascii="Cambria Math" w:hAnsi="Cambria Math" w:cs="Times New Roman"/>
+                        <w:rFonts w:ascii="Cambria Math" w:hAnsi="Cambria Math"/>
                         <w:sz w:val="24"/>
                         <w:szCs w:val="24"/>
-                        <w:lang w:val="fr-FR"/>
                       </w:rPr>
                       <m:t>1-</m:t>
                     </m:r>
@@ -998,10 +836,9 @@
                       <m:sSupPr>
                         <m:ctrlPr>
                           <w:rPr>
-                            <w:rFonts w:ascii="Cambria Math" w:hAnsi="Cambria Math" w:cs="Times New Roman"/>
+                            <w:rFonts w:ascii="Cambria Math" w:hAnsi="Cambria Math"/>
                             <w:sz w:val="24"/>
                             <w:szCs w:val="24"/>
-                            <w:lang w:val="fr-FR"/>
                           </w:rPr>
                         </m:ctrlPr>
                       </m:sSupPr>
@@ -1011,10 +848,9 @@
                             <m:sty m:val="p"/>
                           </m:rPr>
                           <w:rPr>
-                            <w:rFonts w:ascii="Cambria Math" w:hAnsi="Cambria Math" w:cs="Times New Roman"/>
+                            <w:rFonts w:ascii="Cambria Math" w:hAnsi="Cambria Math"/>
                             <w:sz w:val="24"/>
                             <w:szCs w:val="24"/>
-                            <w:lang w:val="fr-FR"/>
                           </w:rPr>
                           <m:t>R</m:t>
                         </m:r>
@@ -1025,10 +861,9 @@
                             <m:sty m:val="p"/>
                           </m:rPr>
                           <w:rPr>
-                            <w:rFonts w:ascii="Cambria Math" w:hAnsi="Cambria Math" w:cs="Times New Roman"/>
+                            <w:rFonts w:ascii="Cambria Math" w:hAnsi="Cambria Math"/>
                             <w:sz w:val="24"/>
                             <w:szCs w:val="24"/>
-                            <w:lang w:val="fr-FR"/>
                           </w:rPr>
                           <m:t>2</m:t>
                         </m:r>
@@ -1044,38 +879,30 @@
               <w:spacing w:after="40" w:line="360" w:lineRule="auto"/>
               <w:jc w:val="both"/>
               <w:rPr>
-                <w:rFonts w:ascii="Times New Roman" w:hAnsi="Times New Roman" w:cs="Times New Roman"/>
-                <w:sz w:val="24"/>
-                <w:szCs w:val="24"/>
-                <w:lang w:val="fr-FR"/>
-              </w:rPr>
-            </w:pPr>
-            <w:r>
-              <w:rPr>
-                <w:rFonts w:ascii="Times New Roman" w:hAnsi="Times New Roman" w:cs="Times New Roman"/>
-                <w:sz w:val="24"/>
-                <w:szCs w:val="24"/>
-                <w:lang w:val="fr-FR"/>
+                <w:sz w:val="24"/>
+                <w:szCs w:val="24"/>
+              </w:rPr>
+            </w:pPr>
+            <w:r>
+              <w:rPr>
+                <w:sz w:val="24"/>
+                <w:szCs w:val="24"/>
               </w:rPr>
               <w:t xml:space="preserve">M(κ,α) = t₁₋κ + tα (somme des statistiques t pour la puissance κ et le seuil de signification α, soit environ 2,8 pour une puissance de 80 % et un seuil bilatéral de 5 %) ; P = proportion de l’échantillon dans le bras traité (ratio d’allocation) ; J = nombre d’écoles (grappes) par bras ; n = nombre de filles enquêtées par école ; ρ = coefficient de corrélation intra-école (ICC) ; σ = écart-type de la variable de résultat ; R² = part de la variance du résultat expliquée par les covariables de </w:t>
             </w:r>
             <w:proofErr w:type="spellStart"/>
             <w:r>
               <w:rPr>
-                <w:rFonts w:ascii="Times New Roman" w:hAnsi="Times New Roman" w:cs="Times New Roman"/>
-                <w:sz w:val="24"/>
-                <w:szCs w:val="24"/>
-                <w:lang w:val="fr-FR"/>
+                <w:sz w:val="24"/>
+                <w:szCs w:val="24"/>
               </w:rPr>
               <w:t>baseline</w:t>
             </w:r>
             <w:proofErr w:type="spellEnd"/>
             <w:r>
               <w:rPr>
-                <w:rFonts w:ascii="Times New Roman" w:hAnsi="Times New Roman" w:cs="Times New Roman"/>
-                <w:sz w:val="24"/>
-                <w:szCs w:val="24"/>
-                <w:lang w:val="fr-FR"/>
+                <w:sz w:val="24"/>
+                <w:szCs w:val="24"/>
               </w:rPr>
               <w:t>.</w:t>
             </w:r>
@@ -1086,62 +913,26 @@
     <w:p>
       <w:pPr>
         <w:spacing w:line="360" w:lineRule="auto"/>
-        <w:rPr>
-          <w:rFonts w:ascii="Times New Roman" w:hAnsi="Times New Roman" w:cs="Times New Roman"/>
-          <w:sz w:val="24"/>
-          <w:szCs w:val="24"/>
-          <w:lang w:val="fr-FR"/>
-        </w:rPr>
       </w:pPr>
     </w:p>
     <w:p>
       <w:pPr>
         <w:spacing w:after="120" w:line="360" w:lineRule="auto"/>
         <w:jc w:val="both"/>
-        <w:rPr>
-          <w:rFonts w:ascii="Times New Roman" w:hAnsi="Times New Roman" w:cs="Times New Roman"/>
-          <w:sz w:val="24"/>
-          <w:szCs w:val="24"/>
-          <w:lang w:val="fr-FR"/>
-        </w:rPr>
-      </w:pPr>
-      <w:r>
-        <w:rPr>
-          <w:rFonts w:ascii="Times New Roman" w:hAnsi="Times New Roman" w:cs="Times New Roman"/>
-          <w:sz w:val="24"/>
-          <w:szCs w:val="24"/>
-          <w:lang w:val="fr-FR"/>
-        </w:rPr>
+      </w:pPr>
+      <w:r>
         <w:t>Cette formule est la version à grappes (cluster) de la formule de puissance classique : elle ajoute un terme de corrélation intra-école (ρ) parce que les filles d’une même école ne sont pas des observations totalement indépendantes</w:t>
       </w:r>
       <w:r>
-        <w:rPr>
-          <w:rFonts w:ascii="Times New Roman" w:hAnsi="Times New Roman" w:cs="Times New Roman"/>
-          <w:sz w:val="24"/>
-          <w:szCs w:val="24"/>
-          <w:lang w:val="fr-FR"/>
-        </w:rPr>
         <w:t> ;</w:t>
       </w:r>
       <w:r>
-        <w:rPr>
-          <w:rFonts w:ascii="Times New Roman" w:hAnsi="Times New Roman" w:cs="Times New Roman"/>
-          <w:sz w:val="24"/>
-          <w:szCs w:val="24"/>
-          <w:lang w:val="fr-FR"/>
-        </w:rPr>
         <w:t xml:space="preserve"> elles partagent le même environnement scolaire, le même facilitateur et, pour les bras traités, la même intervention. Ignorer ρ conduirait à sous-estimer les erreurs standards et à surestimer la puissance réelle du design.</w:t>
       </w:r>
     </w:p>
     <w:p>
       <w:pPr>
         <w:spacing w:line="360" w:lineRule="auto"/>
-        <w:rPr>
-          <w:rFonts w:ascii="Times New Roman" w:hAnsi="Times New Roman" w:cs="Times New Roman"/>
-          <w:sz w:val="24"/>
-          <w:szCs w:val="24"/>
-          <w:lang w:val="fr-FR"/>
-        </w:rPr>
       </w:pPr>
     </w:p>
     <w:tbl>
@@ -1168,21 +959,18 @@
           </w:tcPr>
           <w:p>
             <w:pPr>
-              <w:spacing w:after="0" w:line="360" w:lineRule="auto"/>
-              <w:rPr>
-                <w:rFonts w:ascii="Times New Roman" w:hAnsi="Times New Roman" w:cs="Times New Roman"/>
-                <w:sz w:val="24"/>
-                <w:szCs w:val="24"/>
-              </w:rPr>
-            </w:pPr>
-            <w:r>
-              <w:rPr>
-                <w:rFonts w:ascii="Times New Roman" w:hAnsi="Times New Roman" w:cs="Times New Roman"/>
+              <w:spacing w:line="360" w:lineRule="auto"/>
+              <w:rPr>
+                <w:sz w:val="24"/>
+                <w:szCs w:val="24"/>
+              </w:rPr>
+            </w:pPr>
+            <w:r>
+              <w:rPr>
                 <w:b/>
                 <w:color w:val="FFFFFF"/>
                 <w:sz w:val="24"/>
                 <w:szCs w:val="24"/>
-                <w:lang w:val="fr-FR"/>
               </w:rPr>
               <w:t>Paramètre</w:t>
             </w:r>
@@ -1195,22 +983,18 @@
           </w:tcPr>
           <w:p>
             <w:pPr>
-              <w:spacing w:after="0" w:line="360" w:lineRule="auto"/>
-              <w:rPr>
-                <w:rFonts w:ascii="Times New Roman" w:hAnsi="Times New Roman" w:cs="Times New Roman"/>
-                <w:sz w:val="24"/>
-                <w:szCs w:val="24"/>
-                <w:lang w:val="fr-FR"/>
-              </w:rPr>
-            </w:pPr>
-            <w:r>
-              <w:rPr>
-                <w:rFonts w:ascii="Times New Roman" w:hAnsi="Times New Roman" w:cs="Times New Roman"/>
+              <w:spacing w:line="360" w:lineRule="auto"/>
+              <w:rPr>
+                <w:sz w:val="24"/>
+                <w:szCs w:val="24"/>
+              </w:rPr>
+            </w:pPr>
+            <w:r>
+              <w:rPr>
                 <w:b/>
                 <w:color w:val="FFFFFF"/>
                 <w:sz w:val="24"/>
                 <w:szCs w:val="24"/>
-                <w:lang w:val="fr-FR"/>
               </w:rPr>
               <w:t>Valeur retenue dans le design</w:t>
             </w:r>
@@ -1223,21 +1007,18 @@
           </w:tcPr>
           <w:p>
             <w:pPr>
-              <w:spacing w:after="0" w:line="360" w:lineRule="auto"/>
-              <w:rPr>
-                <w:rFonts w:ascii="Times New Roman" w:hAnsi="Times New Roman" w:cs="Times New Roman"/>
-                <w:sz w:val="24"/>
-                <w:szCs w:val="24"/>
-              </w:rPr>
-            </w:pPr>
-            <w:r>
-              <w:rPr>
-                <w:rFonts w:ascii="Times New Roman" w:hAnsi="Times New Roman" w:cs="Times New Roman"/>
+              <w:spacing w:line="360" w:lineRule="auto"/>
+              <w:rPr>
+                <w:sz w:val="24"/>
+                <w:szCs w:val="24"/>
+              </w:rPr>
+            </w:pPr>
+            <w:r>
+              <w:rPr>
                 <w:b/>
                 <w:color w:val="FFFFFF"/>
                 <w:sz w:val="24"/>
                 <w:szCs w:val="24"/>
-                <w:lang w:val="fr-FR"/>
               </w:rPr>
               <w:t>Source / justification</w:t>
             </w:r>
@@ -1254,19 +1035,16 @@
           </w:tcPr>
           <w:p>
             <w:pPr>
-              <w:spacing w:after="0" w:line="360" w:lineRule="auto"/>
-              <w:rPr>
-                <w:rFonts w:ascii="Times New Roman" w:hAnsi="Times New Roman" w:cs="Times New Roman"/>
-                <w:sz w:val="24"/>
-                <w:szCs w:val="24"/>
-              </w:rPr>
-            </w:pPr>
-            <w:r>
-              <w:rPr>
-                <w:rFonts w:ascii="Times New Roman" w:hAnsi="Times New Roman" w:cs="Times New Roman"/>
-                <w:sz w:val="24"/>
-                <w:szCs w:val="24"/>
-                <w:lang w:val="fr-FR"/>
+              <w:spacing w:line="360" w:lineRule="auto"/>
+              <w:rPr>
+                <w:sz w:val="24"/>
+                <w:szCs w:val="24"/>
+              </w:rPr>
+            </w:pPr>
+            <w:r>
+              <w:rPr>
+                <w:sz w:val="24"/>
+                <w:szCs w:val="24"/>
               </w:rPr>
               <w:t>J (écoles par bras)</w:t>
             </w:r>
@@ -1278,19 +1056,16 @@
           </w:tcPr>
           <w:p>
             <w:pPr>
-              <w:spacing w:after="0" w:line="360" w:lineRule="auto"/>
-              <w:rPr>
-                <w:rFonts w:ascii="Times New Roman" w:hAnsi="Times New Roman" w:cs="Times New Roman"/>
-                <w:sz w:val="24"/>
-                <w:szCs w:val="24"/>
-              </w:rPr>
-            </w:pPr>
-            <w:r>
-              <w:rPr>
-                <w:rFonts w:ascii="Times New Roman" w:hAnsi="Times New Roman" w:cs="Times New Roman"/>
-                <w:sz w:val="24"/>
-                <w:szCs w:val="24"/>
-                <w:lang w:val="fr-FR"/>
+              <w:spacing w:line="360" w:lineRule="auto"/>
+              <w:rPr>
+                <w:sz w:val="24"/>
+                <w:szCs w:val="24"/>
+              </w:rPr>
+            </w:pPr>
+            <w:r>
+              <w:rPr>
+                <w:sz w:val="24"/>
+                <w:szCs w:val="24"/>
               </w:rPr>
               <w:t>50</w:t>
             </w:r>
@@ -1302,20 +1077,16 @@
           </w:tcPr>
           <w:p>
             <w:pPr>
-              <w:spacing w:after="0" w:line="360" w:lineRule="auto"/>
-              <w:rPr>
-                <w:rFonts w:ascii="Times New Roman" w:hAnsi="Times New Roman" w:cs="Times New Roman"/>
-                <w:sz w:val="24"/>
-                <w:szCs w:val="24"/>
-                <w:lang w:val="fr-FR"/>
-              </w:rPr>
-            </w:pPr>
-            <w:r>
-              <w:rPr>
-                <w:rFonts w:ascii="Times New Roman" w:hAnsi="Times New Roman" w:cs="Times New Roman"/>
-                <w:sz w:val="24"/>
-                <w:szCs w:val="24"/>
-                <w:lang w:val="fr-FR"/>
+              <w:spacing w:line="360" w:lineRule="auto"/>
+              <w:rPr>
+                <w:sz w:val="24"/>
+                <w:szCs w:val="24"/>
+              </w:rPr>
+            </w:pPr>
+            <w:r>
+              <w:rPr>
+                <w:sz w:val="24"/>
+                <w:szCs w:val="24"/>
               </w:rPr>
               <w:t>Section 7 : 150 écoles au total, 50 par bras (Contrôle, T1, T2).</w:t>
             </w:r>
@@ -1332,21 +1103,27 @@
           </w:tcPr>
           <w:p>
             <w:pPr>
-              <w:spacing w:after="0" w:line="360" w:lineRule="auto"/>
-              <w:rPr>
-                <w:rFonts w:ascii="Times New Roman" w:hAnsi="Times New Roman" w:cs="Times New Roman"/>
-                <w:sz w:val="24"/>
-                <w:szCs w:val="24"/>
-              </w:rPr>
-            </w:pPr>
-            <w:r>
-              <w:rPr>
-                <w:rFonts w:ascii="Times New Roman" w:hAnsi="Times New Roman" w:cs="Times New Roman"/>
-                <w:sz w:val="24"/>
-                <w:szCs w:val="24"/>
-                <w:lang w:val="fr-FR"/>
-              </w:rPr>
-              <w:t>n (filles par école)</w:t>
+              <w:spacing w:line="360" w:lineRule="auto"/>
+              <w:rPr>
+                <w:sz w:val="24"/>
+                <w:szCs w:val="24"/>
+              </w:rPr>
+            </w:pPr>
+            <w:proofErr w:type="gramStart"/>
+            <w:r>
+              <w:rPr>
+                <w:sz w:val="24"/>
+                <w:szCs w:val="24"/>
+              </w:rPr>
+              <w:t>n</w:t>
+            </w:r>
+            <w:proofErr w:type="gramEnd"/>
+            <w:r>
+              <w:rPr>
+                <w:sz w:val="24"/>
+                <w:szCs w:val="24"/>
+              </w:rPr>
+              <w:t xml:space="preserve"> (filles par école)</w:t>
             </w:r>
           </w:p>
         </w:tc>
@@ -1356,19 +1133,16 @@
           </w:tcPr>
           <w:p>
             <w:pPr>
-              <w:spacing w:after="0" w:line="360" w:lineRule="auto"/>
-              <w:rPr>
-                <w:rFonts w:ascii="Times New Roman" w:hAnsi="Times New Roman" w:cs="Times New Roman"/>
-                <w:sz w:val="24"/>
-                <w:szCs w:val="24"/>
-              </w:rPr>
-            </w:pPr>
-            <w:r>
-              <w:rPr>
-                <w:rFonts w:ascii="Times New Roman" w:hAnsi="Times New Roman" w:cs="Times New Roman"/>
-                <w:sz w:val="24"/>
-                <w:szCs w:val="24"/>
-                <w:lang w:val="fr-FR"/>
+              <w:spacing w:line="360" w:lineRule="auto"/>
+              <w:rPr>
+                <w:sz w:val="24"/>
+                <w:szCs w:val="24"/>
+              </w:rPr>
+            </w:pPr>
+            <w:r>
+              <w:rPr>
+                <w:sz w:val="24"/>
+                <w:szCs w:val="24"/>
               </w:rPr>
               <w:t>30</w:t>
             </w:r>
@@ -1380,20 +1154,16 @@
           </w:tcPr>
           <w:p>
             <w:pPr>
-              <w:spacing w:after="0" w:line="360" w:lineRule="auto"/>
-              <w:rPr>
-                <w:rFonts w:ascii="Times New Roman" w:hAnsi="Times New Roman" w:cs="Times New Roman"/>
-                <w:sz w:val="24"/>
-                <w:szCs w:val="24"/>
-                <w:lang w:val="fr-FR"/>
-              </w:rPr>
-            </w:pPr>
-            <w:r>
-              <w:rPr>
-                <w:rFonts w:ascii="Times New Roman" w:hAnsi="Times New Roman" w:cs="Times New Roman"/>
-                <w:sz w:val="24"/>
-                <w:szCs w:val="24"/>
-                <w:lang w:val="fr-FR"/>
+              <w:spacing w:line="360" w:lineRule="auto"/>
+              <w:rPr>
+                <w:sz w:val="24"/>
+                <w:szCs w:val="24"/>
+              </w:rPr>
+            </w:pPr>
+            <w:r>
+              <w:rPr>
+                <w:sz w:val="24"/>
+                <w:szCs w:val="24"/>
               </w:rPr>
               <w:t>Section 7 : 15 filles en 6ᵉᵐᵉ + 15 en 5ᵉᵐᵉ par école.</w:t>
             </w:r>
@@ -1410,19 +1180,16 @@
           </w:tcPr>
           <w:p>
             <w:pPr>
-              <w:spacing w:after="0" w:line="360" w:lineRule="auto"/>
-              <w:rPr>
-                <w:rFonts w:ascii="Times New Roman" w:hAnsi="Times New Roman" w:cs="Times New Roman"/>
-                <w:sz w:val="24"/>
-                <w:szCs w:val="24"/>
-              </w:rPr>
-            </w:pPr>
-            <w:r>
-              <w:rPr>
-                <w:rFonts w:ascii="Times New Roman" w:hAnsi="Times New Roman" w:cs="Times New Roman"/>
-                <w:sz w:val="24"/>
-                <w:szCs w:val="24"/>
-                <w:lang w:val="fr-FR"/>
+              <w:spacing w:line="360" w:lineRule="auto"/>
+              <w:rPr>
+                <w:sz w:val="24"/>
+                <w:szCs w:val="24"/>
+              </w:rPr>
+            </w:pPr>
+            <w:r>
+              <w:rPr>
+                <w:sz w:val="24"/>
+                <w:szCs w:val="24"/>
               </w:rPr>
               <w:t>P (allocation)</w:t>
             </w:r>
@@ -1434,19 +1201,16 @@
           </w:tcPr>
           <w:p>
             <w:pPr>
-              <w:spacing w:after="0" w:line="360" w:lineRule="auto"/>
-              <w:rPr>
-                <w:rFonts w:ascii="Times New Roman" w:hAnsi="Times New Roman" w:cs="Times New Roman"/>
-                <w:sz w:val="24"/>
-                <w:szCs w:val="24"/>
-              </w:rPr>
-            </w:pPr>
-            <w:r>
-              <w:rPr>
-                <w:rFonts w:ascii="Times New Roman" w:hAnsi="Times New Roman" w:cs="Times New Roman"/>
-                <w:sz w:val="24"/>
-                <w:szCs w:val="24"/>
-                <w:lang w:val="fr-FR"/>
+              <w:spacing w:line="360" w:lineRule="auto"/>
+              <w:rPr>
+                <w:sz w:val="24"/>
+                <w:szCs w:val="24"/>
+              </w:rPr>
+            </w:pPr>
+            <w:r>
+              <w:rPr>
+                <w:sz w:val="24"/>
+                <w:szCs w:val="24"/>
               </w:rPr>
               <w:t>0,5</w:t>
             </w:r>
@@ -1458,40 +1222,32 @@
           </w:tcPr>
           <w:p>
             <w:pPr>
-              <w:spacing w:after="0" w:line="360" w:lineRule="auto"/>
-              <w:rPr>
-                <w:rFonts w:ascii="Times New Roman" w:hAnsi="Times New Roman" w:cs="Times New Roman"/>
-                <w:sz w:val="24"/>
-                <w:szCs w:val="24"/>
-                <w:lang w:val="fr-FR"/>
-              </w:rPr>
-            </w:pPr>
-            <w:r>
-              <w:rPr>
-                <w:rFonts w:ascii="Times New Roman" w:hAnsi="Times New Roman" w:cs="Times New Roman"/>
-                <w:sz w:val="24"/>
-                <w:szCs w:val="24"/>
-                <w:lang w:val="fr-FR"/>
+              <w:spacing w:line="360" w:lineRule="auto"/>
+              <w:rPr>
+                <w:sz w:val="24"/>
+                <w:szCs w:val="24"/>
+              </w:rPr>
+            </w:pPr>
+            <w:r>
+              <w:rPr>
+                <w:sz w:val="24"/>
+                <w:szCs w:val="24"/>
               </w:rPr>
               <w:t xml:space="preserve">Nombre égal d’écoles traitées et témoins pour chaque comparaison </w:t>
             </w:r>
             <w:proofErr w:type="spellStart"/>
             <w:r>
               <w:rPr>
-                <w:rFonts w:ascii="Times New Roman" w:hAnsi="Times New Roman" w:cs="Times New Roman"/>
-                <w:sz w:val="24"/>
-                <w:szCs w:val="24"/>
-                <w:lang w:val="fr-FR"/>
+                <w:sz w:val="24"/>
+                <w:szCs w:val="24"/>
               </w:rPr>
               <w:t>pairwise</w:t>
             </w:r>
             <w:proofErr w:type="spellEnd"/>
             <w:r>
               <w:rPr>
-                <w:rFonts w:ascii="Times New Roman" w:hAnsi="Times New Roman" w:cs="Times New Roman"/>
-                <w:sz w:val="24"/>
-                <w:szCs w:val="24"/>
-                <w:lang w:val="fr-FR"/>
+                <w:sz w:val="24"/>
+                <w:szCs w:val="24"/>
               </w:rPr>
               <w:t>.</w:t>
             </w:r>
@@ -1508,21 +1264,27 @@
           </w:tcPr>
           <w:p>
             <w:pPr>
-              <w:spacing w:after="0" w:line="360" w:lineRule="auto"/>
-              <w:rPr>
-                <w:rFonts w:ascii="Times New Roman" w:hAnsi="Times New Roman" w:cs="Times New Roman"/>
-                <w:sz w:val="24"/>
-                <w:szCs w:val="24"/>
-              </w:rPr>
-            </w:pPr>
-            <w:r>
-              <w:rPr>
-                <w:rFonts w:ascii="Times New Roman" w:hAnsi="Times New Roman" w:cs="Times New Roman"/>
-                <w:sz w:val="24"/>
-                <w:szCs w:val="24"/>
-                <w:lang w:val="fr-FR"/>
-              </w:rPr>
-              <w:t>ρ (ICC)</w:t>
+              <w:spacing w:line="360" w:lineRule="auto"/>
+              <w:rPr>
+                <w:sz w:val="24"/>
+                <w:szCs w:val="24"/>
+              </w:rPr>
+            </w:pPr>
+            <w:proofErr w:type="gramStart"/>
+            <w:r>
+              <w:rPr>
+                <w:sz w:val="24"/>
+                <w:szCs w:val="24"/>
+              </w:rPr>
+              <w:t>ρ</w:t>
+            </w:r>
+            <w:proofErr w:type="gramEnd"/>
+            <w:r>
+              <w:rPr>
+                <w:sz w:val="24"/>
+                <w:szCs w:val="24"/>
+              </w:rPr>
+              <w:t xml:space="preserve"> (ICC)</w:t>
             </w:r>
           </w:p>
         </w:tc>
@@ -1532,20 +1294,16 @@
           </w:tcPr>
           <w:p>
             <w:pPr>
-              <w:spacing w:after="0" w:line="360" w:lineRule="auto"/>
-              <w:rPr>
-                <w:rFonts w:ascii="Times New Roman" w:hAnsi="Times New Roman" w:cs="Times New Roman"/>
-                <w:sz w:val="24"/>
-                <w:szCs w:val="24"/>
-                <w:lang w:val="fr-FR"/>
-              </w:rPr>
-            </w:pPr>
-            <w:r>
-              <w:rPr>
-                <w:rFonts w:ascii="Times New Roman" w:hAnsi="Times New Roman" w:cs="Times New Roman"/>
-                <w:sz w:val="24"/>
-                <w:szCs w:val="24"/>
-                <w:lang w:val="fr-FR"/>
+              <w:spacing w:line="360" w:lineRule="auto"/>
+              <w:rPr>
+                <w:sz w:val="24"/>
+                <w:szCs w:val="24"/>
+              </w:rPr>
+            </w:pPr>
+            <w:r>
+              <w:rPr>
+                <w:sz w:val="24"/>
+                <w:szCs w:val="24"/>
               </w:rPr>
               <w:t>0,10 (hypothèse centrale ; testé de 0,05 à 0,20)</w:t>
             </w:r>
@@ -1557,80 +1315,64 @@
           </w:tcPr>
           <w:p>
             <w:pPr>
-              <w:spacing w:after="0" w:line="360" w:lineRule="auto"/>
-              <w:rPr>
-                <w:rFonts w:ascii="Times New Roman" w:hAnsi="Times New Roman" w:cs="Times New Roman"/>
-                <w:sz w:val="24"/>
-                <w:szCs w:val="24"/>
-                <w:lang w:val="fr-FR"/>
-              </w:rPr>
-            </w:pPr>
-            <w:r>
-              <w:rPr>
-                <w:rFonts w:ascii="Times New Roman" w:hAnsi="Times New Roman" w:cs="Times New Roman"/>
-                <w:sz w:val="24"/>
-                <w:szCs w:val="24"/>
-                <w:lang w:val="fr-FR"/>
+              <w:spacing w:line="360" w:lineRule="auto"/>
+              <w:rPr>
+                <w:sz w:val="24"/>
+                <w:szCs w:val="24"/>
+              </w:rPr>
+            </w:pPr>
+            <w:r>
+              <w:rPr>
+                <w:sz w:val="24"/>
+                <w:szCs w:val="24"/>
               </w:rPr>
               <w:t xml:space="preserve">Aucun </w:t>
             </w:r>
             <w:proofErr w:type="spellStart"/>
             <w:r>
               <w:rPr>
-                <w:rFonts w:ascii="Times New Roman" w:hAnsi="Times New Roman" w:cs="Times New Roman"/>
-                <w:sz w:val="24"/>
-                <w:szCs w:val="24"/>
-                <w:lang w:val="fr-FR"/>
+                <w:sz w:val="24"/>
+                <w:szCs w:val="24"/>
               </w:rPr>
               <w:t>baseline</w:t>
             </w:r>
             <w:proofErr w:type="spellEnd"/>
             <w:r>
               <w:rPr>
-                <w:rFonts w:ascii="Times New Roman" w:hAnsi="Times New Roman" w:cs="Times New Roman"/>
-                <w:sz w:val="24"/>
-                <w:szCs w:val="24"/>
-                <w:lang w:val="fr-FR"/>
+                <w:sz w:val="24"/>
+                <w:szCs w:val="24"/>
               </w:rPr>
               <w:t xml:space="preserve"> disponible à ce stade ; à remplacer par “</w:t>
             </w:r>
             <w:proofErr w:type="spellStart"/>
             <w:r>
               <w:rPr>
-                <w:rFonts w:ascii="Times New Roman" w:hAnsi="Times New Roman" w:cs="Times New Roman"/>
-                <w:sz w:val="24"/>
-                <w:szCs w:val="24"/>
-                <w:lang w:val="fr-FR"/>
+                <w:sz w:val="24"/>
+                <w:szCs w:val="24"/>
               </w:rPr>
               <w:t>loneway</w:t>
             </w:r>
             <w:proofErr w:type="spellEnd"/>
             <w:r>
               <w:rPr>
-                <w:rFonts w:ascii="Times New Roman" w:hAnsi="Times New Roman" w:cs="Times New Roman"/>
-                <w:sz w:val="24"/>
-                <w:szCs w:val="24"/>
-                <w:lang w:val="fr-FR"/>
+                <w:sz w:val="24"/>
+                <w:szCs w:val="24"/>
               </w:rPr>
               <w:t xml:space="preserve"> &lt;résultat&gt; &lt;école&gt;” une fois les données de </w:t>
             </w:r>
             <w:proofErr w:type="spellStart"/>
             <w:r>
               <w:rPr>
-                <w:rFonts w:ascii="Times New Roman" w:hAnsi="Times New Roman" w:cs="Times New Roman"/>
-                <w:sz w:val="24"/>
-                <w:szCs w:val="24"/>
-                <w:lang w:val="fr-FR"/>
+                <w:sz w:val="24"/>
+                <w:szCs w:val="24"/>
               </w:rPr>
               <w:t>baseline</w:t>
             </w:r>
             <w:proofErr w:type="spellEnd"/>
             <w:r>
               <w:rPr>
-                <w:rFonts w:ascii="Times New Roman" w:hAnsi="Times New Roman" w:cs="Times New Roman"/>
-                <w:sz w:val="24"/>
-                <w:szCs w:val="24"/>
-                <w:lang w:val="fr-FR"/>
+                <w:sz w:val="24"/>
+                <w:szCs w:val="24"/>
               </w:rPr>
               <w:t xml:space="preserve"> collectées.</w:t>
             </w:r>
@@ -1647,21 +1389,27 @@
           </w:tcPr>
           <w:p>
             <w:pPr>
-              <w:spacing w:after="0" w:line="360" w:lineRule="auto"/>
-              <w:rPr>
-                <w:rFonts w:ascii="Times New Roman" w:hAnsi="Times New Roman" w:cs="Times New Roman"/>
-                <w:sz w:val="24"/>
-                <w:szCs w:val="24"/>
-              </w:rPr>
-            </w:pPr>
-            <w:r>
-              <w:rPr>
-                <w:rFonts w:ascii="Times New Roman" w:hAnsi="Times New Roman" w:cs="Times New Roman"/>
-                <w:sz w:val="24"/>
-                <w:szCs w:val="24"/>
-                <w:lang w:val="fr-FR"/>
-              </w:rPr>
-              <w:t>σ (écart-type)</w:t>
+              <w:spacing w:line="360" w:lineRule="auto"/>
+              <w:rPr>
+                <w:sz w:val="24"/>
+                <w:szCs w:val="24"/>
+              </w:rPr>
+            </w:pPr>
+            <w:proofErr w:type="gramStart"/>
+            <w:r>
+              <w:rPr>
+                <w:sz w:val="24"/>
+                <w:szCs w:val="24"/>
+              </w:rPr>
+              <w:t>σ</w:t>
+            </w:r>
+            <w:proofErr w:type="gramEnd"/>
+            <w:r>
+              <w:rPr>
+                <w:sz w:val="24"/>
+                <w:szCs w:val="24"/>
+              </w:rPr>
+              <w:t xml:space="preserve"> (écart-type)</w:t>
             </w:r>
           </w:p>
         </w:tc>
@@ -1671,19 +1419,16 @@
           </w:tcPr>
           <w:p>
             <w:pPr>
-              <w:spacing w:after="0" w:line="360" w:lineRule="auto"/>
-              <w:rPr>
-                <w:rFonts w:ascii="Times New Roman" w:hAnsi="Times New Roman" w:cs="Times New Roman"/>
-                <w:sz w:val="24"/>
-                <w:szCs w:val="24"/>
-              </w:rPr>
-            </w:pPr>
-            <w:r>
-              <w:rPr>
-                <w:rFonts w:ascii="Times New Roman" w:hAnsi="Times New Roman" w:cs="Times New Roman"/>
-                <w:sz w:val="24"/>
-                <w:szCs w:val="24"/>
-                <w:lang w:val="fr-FR"/>
+              <w:spacing w:line="360" w:lineRule="auto"/>
+              <w:rPr>
+                <w:sz w:val="24"/>
+                <w:szCs w:val="24"/>
+              </w:rPr>
+            </w:pPr>
+            <w:r>
+              <w:rPr>
+                <w:sz w:val="24"/>
+                <w:szCs w:val="24"/>
               </w:rPr>
               <w:t>1 (échelle standardisée)</w:t>
             </w:r>
@@ -1695,20 +1440,16 @@
           </w:tcPr>
           <w:p>
             <w:pPr>
-              <w:spacing w:after="0" w:line="360" w:lineRule="auto"/>
-              <w:rPr>
-                <w:rFonts w:ascii="Times New Roman" w:hAnsi="Times New Roman" w:cs="Times New Roman"/>
-                <w:sz w:val="24"/>
-                <w:szCs w:val="24"/>
-                <w:lang w:val="fr-FR"/>
-              </w:rPr>
-            </w:pPr>
-            <w:r>
-              <w:rPr>
-                <w:rFonts w:ascii="Times New Roman" w:hAnsi="Times New Roman" w:cs="Times New Roman"/>
-                <w:sz w:val="24"/>
-                <w:szCs w:val="24"/>
-                <w:lang w:val="fr-FR"/>
+              <w:spacing w:line="360" w:lineRule="auto"/>
+              <w:rPr>
+                <w:sz w:val="24"/>
+                <w:szCs w:val="24"/>
+              </w:rPr>
+            </w:pPr>
+            <w:r>
+              <w:rPr>
+                <w:sz w:val="24"/>
+                <w:szCs w:val="24"/>
               </w:rPr>
               <w:t>Aucune donnée de référence encore disponible pour les indicateurs finaux (temps d’étude, repos, etc.).</w:t>
             </w:r>
@@ -1725,19 +1466,16 @@
           </w:tcPr>
           <w:p>
             <w:pPr>
-              <w:spacing w:after="0" w:line="360" w:lineRule="auto"/>
-              <w:rPr>
-                <w:rFonts w:ascii="Times New Roman" w:hAnsi="Times New Roman" w:cs="Times New Roman"/>
-                <w:sz w:val="24"/>
-                <w:szCs w:val="24"/>
-              </w:rPr>
-            </w:pPr>
-            <w:r>
-              <w:rPr>
-                <w:rFonts w:ascii="Times New Roman" w:hAnsi="Times New Roman" w:cs="Times New Roman"/>
-                <w:sz w:val="24"/>
-                <w:szCs w:val="24"/>
-                <w:lang w:val="fr-FR"/>
+              <w:spacing w:line="360" w:lineRule="auto"/>
+              <w:rPr>
+                <w:sz w:val="24"/>
+                <w:szCs w:val="24"/>
+              </w:rPr>
+            </w:pPr>
+            <w:r>
+              <w:rPr>
+                <w:sz w:val="24"/>
+                <w:szCs w:val="24"/>
               </w:rPr>
               <w:t>R² (covariables)</w:t>
             </w:r>
@@ -1749,19 +1487,16 @@
           </w:tcPr>
           <w:p>
             <w:pPr>
-              <w:spacing w:after="0" w:line="360" w:lineRule="auto"/>
-              <w:rPr>
-                <w:rFonts w:ascii="Times New Roman" w:hAnsi="Times New Roman" w:cs="Times New Roman"/>
-                <w:sz w:val="24"/>
-                <w:szCs w:val="24"/>
-              </w:rPr>
-            </w:pPr>
-            <w:r>
-              <w:rPr>
-                <w:rFonts w:ascii="Times New Roman" w:hAnsi="Times New Roman" w:cs="Times New Roman"/>
-                <w:sz w:val="24"/>
-                <w:szCs w:val="24"/>
-                <w:lang w:val="fr-FR"/>
+              <w:spacing w:line="360" w:lineRule="auto"/>
+              <w:rPr>
+                <w:sz w:val="24"/>
+                <w:szCs w:val="24"/>
+              </w:rPr>
+            </w:pPr>
+            <w:r>
+              <w:rPr>
+                <w:sz w:val="24"/>
+                <w:szCs w:val="24"/>
               </w:rPr>
               <w:t>0 à 0,40 selon scénario</w:t>
             </w:r>
@@ -1773,60 +1508,48 @@
           </w:tcPr>
           <w:p>
             <w:pPr>
-              <w:spacing w:after="0" w:line="360" w:lineRule="auto"/>
-              <w:rPr>
-                <w:rFonts w:ascii="Times New Roman" w:hAnsi="Times New Roman" w:cs="Times New Roman"/>
-                <w:sz w:val="24"/>
-                <w:szCs w:val="24"/>
-                <w:lang w:val="fr-FR"/>
-              </w:rPr>
-            </w:pPr>
-            <w:r>
-              <w:rPr>
-                <w:rFonts w:ascii="Times New Roman" w:hAnsi="Times New Roman" w:cs="Times New Roman"/>
-                <w:sz w:val="24"/>
-                <w:szCs w:val="24"/>
-                <w:lang w:val="fr-FR"/>
+              <w:spacing w:line="360" w:lineRule="auto"/>
+              <w:rPr>
+                <w:sz w:val="24"/>
+                <w:szCs w:val="24"/>
+              </w:rPr>
+            </w:pPr>
+            <w:r>
+              <w:rPr>
+                <w:sz w:val="24"/>
+                <w:szCs w:val="24"/>
               </w:rPr>
               <w:t xml:space="preserve">Gain de précision attendu d’une </w:t>
             </w:r>
             <w:proofErr w:type="spellStart"/>
             <w:r>
               <w:rPr>
-                <w:rFonts w:ascii="Times New Roman" w:hAnsi="Times New Roman" w:cs="Times New Roman"/>
-                <w:sz w:val="24"/>
-                <w:szCs w:val="24"/>
-                <w:lang w:val="fr-FR"/>
+                <w:sz w:val="24"/>
+                <w:szCs w:val="24"/>
               </w:rPr>
               <w:t>covariable</w:t>
             </w:r>
             <w:proofErr w:type="spellEnd"/>
             <w:r>
               <w:rPr>
-                <w:rFonts w:ascii="Times New Roman" w:hAnsi="Times New Roman" w:cs="Times New Roman"/>
-                <w:sz w:val="24"/>
-                <w:szCs w:val="24"/>
-                <w:lang w:val="fr-FR"/>
+                <w:sz w:val="24"/>
+                <w:szCs w:val="24"/>
               </w:rPr>
               <w:t xml:space="preserve"> de </w:t>
             </w:r>
             <w:proofErr w:type="spellStart"/>
             <w:r>
               <w:rPr>
-                <w:rFonts w:ascii="Times New Roman" w:hAnsi="Times New Roman" w:cs="Times New Roman"/>
-                <w:sz w:val="24"/>
-                <w:szCs w:val="24"/>
-                <w:lang w:val="fr-FR"/>
+                <w:sz w:val="24"/>
+                <w:szCs w:val="24"/>
               </w:rPr>
               <w:t>baseline</w:t>
             </w:r>
             <w:proofErr w:type="spellEnd"/>
             <w:r>
               <w:rPr>
-                <w:rFonts w:ascii="Times New Roman" w:hAnsi="Times New Roman" w:cs="Times New Roman"/>
-                <w:sz w:val="24"/>
-                <w:szCs w:val="24"/>
-                <w:lang w:val="fr-FR"/>
+                <w:sz w:val="24"/>
+                <w:szCs w:val="24"/>
               </w:rPr>
               <w:t xml:space="preserve"> (Tableau 3 du calcul de puissance).</w:t>
             </w:r>
@@ -1843,21 +1566,34 @@
           </w:tcPr>
           <w:p>
             <w:pPr>
-              <w:spacing w:after="0" w:line="360" w:lineRule="auto"/>
-              <w:rPr>
-                <w:rFonts w:ascii="Times New Roman" w:hAnsi="Times New Roman" w:cs="Times New Roman"/>
-                <w:sz w:val="24"/>
-                <w:szCs w:val="24"/>
-              </w:rPr>
-            </w:pPr>
-            <w:r>
-              <w:rPr>
-                <w:rFonts w:ascii="Times New Roman" w:hAnsi="Times New Roman" w:cs="Times New Roman"/>
-                <w:sz w:val="24"/>
-                <w:szCs w:val="24"/>
-                <w:lang w:val="fr-FR"/>
-              </w:rPr>
-              <w:t>M(κ,α)</w:t>
+              <w:spacing w:line="360" w:lineRule="auto"/>
+              <w:rPr>
+                <w:sz w:val="24"/>
+                <w:szCs w:val="24"/>
+              </w:rPr>
+            </w:pPr>
+            <w:r>
+              <w:rPr>
+                <w:sz w:val="24"/>
+                <w:szCs w:val="24"/>
+              </w:rPr>
+              <w:t>M(</w:t>
+            </w:r>
+            <w:proofErr w:type="gramStart"/>
+            <w:r>
+              <w:rPr>
+                <w:sz w:val="24"/>
+                <w:szCs w:val="24"/>
+              </w:rPr>
+              <w:t>κ,α</w:t>
+            </w:r>
+            <w:proofErr w:type="gramEnd"/>
+            <w:r>
+              <w:rPr>
+                <w:sz w:val="24"/>
+                <w:szCs w:val="24"/>
+              </w:rPr>
+              <w:t>)</w:t>
             </w:r>
           </w:p>
         </w:tc>
@@ -1867,19 +1603,16 @@
           </w:tcPr>
           <w:p>
             <w:pPr>
-              <w:spacing w:after="0" w:line="360" w:lineRule="auto"/>
-              <w:rPr>
-                <w:rFonts w:ascii="Times New Roman" w:hAnsi="Times New Roman" w:cs="Times New Roman"/>
-                <w:sz w:val="24"/>
-                <w:szCs w:val="24"/>
-              </w:rPr>
-            </w:pPr>
-            <w:r>
-              <w:rPr>
-                <w:rFonts w:ascii="Times New Roman" w:hAnsi="Times New Roman" w:cs="Times New Roman"/>
-                <w:sz w:val="24"/>
-                <w:szCs w:val="24"/>
-                <w:lang w:val="fr-FR"/>
+              <w:spacing w:line="360" w:lineRule="auto"/>
+              <w:rPr>
+                <w:sz w:val="24"/>
+                <w:szCs w:val="24"/>
+              </w:rPr>
+            </w:pPr>
+            <w:r>
+              <w:rPr>
+                <w:sz w:val="24"/>
+                <w:szCs w:val="24"/>
               </w:rPr>
               <w:t>≈ 2,80</w:t>
             </w:r>
@@ -1891,20 +1624,16 @@
           </w:tcPr>
           <w:p>
             <w:pPr>
-              <w:spacing w:after="0" w:line="360" w:lineRule="auto"/>
-              <w:rPr>
-                <w:rFonts w:ascii="Times New Roman" w:hAnsi="Times New Roman" w:cs="Times New Roman"/>
-                <w:sz w:val="24"/>
-                <w:szCs w:val="24"/>
-                <w:lang w:val="fr-FR"/>
-              </w:rPr>
-            </w:pPr>
-            <w:r>
-              <w:rPr>
-                <w:rFonts w:ascii="Times New Roman" w:hAnsi="Times New Roman" w:cs="Times New Roman"/>
-                <w:sz w:val="24"/>
-                <w:szCs w:val="24"/>
-                <w:lang w:val="fr-FR"/>
+              <w:spacing w:line="360" w:lineRule="auto"/>
+              <w:rPr>
+                <w:sz w:val="24"/>
+                <w:szCs w:val="24"/>
+              </w:rPr>
+            </w:pPr>
+            <w:r>
+              <w:rPr>
+                <w:sz w:val="24"/>
+                <w:szCs w:val="24"/>
               </w:rPr>
               <w:t>Puissance cible 80 % (κ) et seuil de signification bilatéral 5 % (α), conventions C4ED/J-PAL.</w:t>
             </w:r>
@@ -1915,44 +1644,20 @@
     <w:p>
       <w:pPr>
         <w:spacing w:line="360" w:lineRule="auto"/>
-        <w:rPr>
-          <w:rFonts w:ascii="Times New Roman" w:hAnsi="Times New Roman" w:cs="Times New Roman"/>
-          <w:sz w:val="24"/>
-          <w:szCs w:val="24"/>
-          <w:lang w:val="fr-FR"/>
-        </w:rPr>
       </w:pPr>
     </w:p>
     <w:p>
       <w:pPr>
         <w:spacing w:after="120" w:line="360" w:lineRule="auto"/>
         <w:jc w:val="both"/>
-        <w:rPr>
-          <w:rFonts w:ascii="Times New Roman" w:hAnsi="Times New Roman" w:cs="Times New Roman"/>
-          <w:sz w:val="24"/>
-          <w:szCs w:val="24"/>
-          <w:lang w:val="fr-FR"/>
-        </w:rPr>
-      </w:pPr>
-      <w:r>
-        <w:rPr>
-          <w:rFonts w:ascii="Times New Roman" w:hAnsi="Times New Roman" w:cs="Times New Roman"/>
-          <w:sz w:val="24"/>
-          <w:szCs w:val="24"/>
-          <w:lang w:val="fr-FR"/>
-        </w:rPr>
+      </w:pPr>
+      <w:r>
         <w:t>Appliquée aux paramètres retenus par le design (J = 50, n = 30, P = 0,5, ρ = 0,10, σ = 1, R² = 0, puissance 80 %, seuil 5 %), la formule donne un MDE d’environ 0,20 écart-type pour chacune des deux comparaisons principales (T1 vs Contrôle, T2 vs Contrôle). Autrement dit, le design peut détecter de manière fiable un effet du programme supérieur à 0,20 écart-type sur les indicateurs de temps d’étude, de repos ou d’interruptions ; un effet plus petit risquerait de ne pas atteindre la signification statistique même s’il existe réellement sur le terrain.</w:t>
       </w:r>
     </w:p>
     <w:p>
       <w:pPr>
         <w:spacing w:line="360" w:lineRule="auto"/>
-        <w:rPr>
-          <w:rFonts w:ascii="Times New Roman" w:hAnsi="Times New Roman" w:cs="Times New Roman"/>
-          <w:sz w:val="24"/>
-          <w:szCs w:val="24"/>
-          <w:lang w:val="fr-FR"/>
-        </w:rPr>
       </w:pPr>
     </w:p>
     <w:tbl>
@@ -1979,20 +1684,16 @@
               <w:spacing w:after="80" w:line="360" w:lineRule="auto"/>
               <w:jc w:val="both"/>
               <w:rPr>
-                <w:rFonts w:ascii="Times New Roman" w:hAnsi="Times New Roman" w:cs="Times New Roman"/>
-                <w:sz w:val="24"/>
-                <w:szCs w:val="24"/>
-                <w:lang w:val="fr-FR"/>
-              </w:rPr>
-            </w:pPr>
-            <w:r>
-              <w:rPr>
-                <w:rFonts w:ascii="Times New Roman" w:hAnsi="Times New Roman" w:cs="Times New Roman"/>
+                <w:sz w:val="24"/>
+                <w:szCs w:val="24"/>
+              </w:rPr>
+            </w:pPr>
+            <w:r>
+              <w:rPr>
                 <w:b/>
                 <w:color w:val="1F4E79"/>
                 <w:sz w:val="24"/>
                 <w:szCs w:val="24"/>
-                <w:lang w:val="fr-FR"/>
               </w:rPr>
               <w:t>À retenir</w:t>
             </w:r>
@@ -2002,38 +1703,30 @@
               <w:spacing w:after="40" w:line="360" w:lineRule="auto"/>
               <w:jc w:val="both"/>
               <w:rPr>
-                <w:rFonts w:ascii="Times New Roman" w:hAnsi="Times New Roman" w:cs="Times New Roman"/>
-                <w:sz w:val="24"/>
-                <w:szCs w:val="24"/>
-                <w:lang w:val="fr-FR"/>
-              </w:rPr>
-            </w:pPr>
-            <w:r>
-              <w:rPr>
-                <w:rFonts w:ascii="Times New Roman" w:hAnsi="Times New Roman" w:cs="Times New Roman"/>
-                <w:sz w:val="24"/>
-                <w:szCs w:val="24"/>
-                <w:lang w:val="fr-FR"/>
+                <w:sz w:val="24"/>
+                <w:szCs w:val="24"/>
+              </w:rPr>
+            </w:pPr>
+            <w:r>
+              <w:rPr>
+                <w:sz w:val="24"/>
+                <w:szCs w:val="24"/>
               </w:rPr>
               <w:t xml:space="preserve">Le MDE n’indique pas si un effet existe ou non : c’est une propriété du design, calculée avant la collecte des données. Une fois les résultats observés, c’est la p-value de la régression principale (section 11.2) qui tranche. Le MDE sert seulement à vérifier, en amont, que l’échantillon prévu (150 écoles, 50 par bras, 30 filles par école) est suffisant pour détecter des effets de la taille attendue pour ce type d’intervention comportementale à faible coût. La sensibilité de ce résultat à l’hypothèse d’ICC (ρ), à l’attrition et à la disponibilité de covariables de </w:t>
             </w:r>
             <w:proofErr w:type="spellStart"/>
             <w:r>
               <w:rPr>
-                <w:rFonts w:ascii="Times New Roman" w:hAnsi="Times New Roman" w:cs="Times New Roman"/>
-                <w:sz w:val="24"/>
-                <w:szCs w:val="24"/>
-                <w:lang w:val="fr-FR"/>
+                <w:sz w:val="24"/>
+                <w:szCs w:val="24"/>
               </w:rPr>
               <w:t>baseline</w:t>
             </w:r>
             <w:proofErr w:type="spellEnd"/>
             <w:r>
               <w:rPr>
-                <w:rFonts w:ascii="Times New Roman" w:hAnsi="Times New Roman" w:cs="Times New Roman"/>
-                <w:sz w:val="24"/>
-                <w:szCs w:val="24"/>
-                <w:lang w:val="fr-FR"/>
+                <w:sz w:val="24"/>
+                <w:szCs w:val="24"/>
               </w:rPr>
               <w:t xml:space="preserve"> est détaillée dans les tableaux de calcul de puissance associés à ce guide (voir aussi sections 11.2 et 11.6).</w:t>
             </w:r>
@@ -2044,35 +1737,1807 @@
     <w:p>
       <w:pPr>
         <w:spacing w:line="360" w:lineRule="auto"/>
-        <w:rPr>
-          <w:rFonts w:ascii="Times New Roman" w:hAnsi="Times New Roman" w:cs="Times New Roman"/>
+      </w:pPr>
+    </w:p>
+    <w:p>
+      <w:pPr>
+        <w:spacing w:after="160" w:line="278" w:lineRule="auto"/>
+      </w:pPr>
+      <w:r>
+        <w:br w:type="page"/>
+      </w:r>
+    </w:p>
+    <w:p>
+      <w:pPr>
+        <w:pStyle w:val="Titre3"/>
+        <w:rPr>
+          <w:rFonts w:ascii="Times New Roman" w:eastAsia="Times New Roman" w:hAnsi="Times New Roman" w:cs="Times New Roman"/>
           <w:sz w:val="24"/>
           <w:szCs w:val="24"/>
-          <w:lang w:val="fr-FR"/>
-        </w:rPr>
-      </w:pPr>
+        </w:rPr>
+      </w:pPr>
+      <w:r>
+        <w:rPr>
+          <w:rFonts w:ascii="Times New Roman" w:hAnsi="Times New Roman" w:cs="Times New Roman"/>
+        </w:rPr>
+        <w:t>4.3-           Calcul de puissance et taille d’échantillon des écoles et des élèves</w:t>
+      </w:r>
+    </w:p>
+    <w:p>
+      <w:pPr>
+        <w:pStyle w:val="NormalWeb"/>
+        <w:shd w:val="clear" w:color="auto" w:fill="FFFFFF"/>
+        <w:spacing w:before="0" w:beforeAutospacing="0" w:after="0" w:afterAutospacing="0"/>
+      </w:pPr>
+    </w:p>
+    <w:tbl>
+      <w:tblPr>
+        <w:tblW w:w="0" w:type="auto"/>
+        <w:tblCellMar>
+          <w:top w:w="15" w:type="dxa"/>
+          <w:left w:w="15" w:type="dxa"/>
+          <w:bottom w:w="15" w:type="dxa"/>
+          <w:right w:w="15" w:type="dxa"/>
+        </w:tblCellMar>
+        <w:tblLook w:val="04A0" w:firstRow="1" w:lastRow="0" w:firstColumn="1" w:lastColumn="0" w:noHBand="0" w:noVBand="1"/>
+      </w:tblPr>
+      <w:tblGrid>
+        <w:gridCol w:w="9026"/>
+      </w:tblGrid>
+      <w:tr>
+        <w:trPr>
+          <w:trHeight w:val="6090"/>
+        </w:trPr>
+        <w:tc>
+          <w:tcPr>
+            <w:tcW w:w="0" w:type="auto"/>
+            <w:tcMar>
+              <w:top w:w="0" w:type="dxa"/>
+              <w:left w:w="100" w:type="dxa"/>
+              <w:bottom w:w="0" w:type="dxa"/>
+              <w:right w:w="100" w:type="dxa"/>
+            </w:tcMar>
+            <w:hideMark/>
+          </w:tcPr>
+          <w:p>
+            <w:pPr>
+              <w:pStyle w:val="NormalWeb"/>
+              <w:shd w:val="clear" w:color="auto" w:fill="FFFFFF"/>
+              <w:spacing w:before="0" w:beforeAutospacing="0" w:after="0" w:afterAutospacing="0"/>
+              <w:jc w:val="both"/>
+            </w:pPr>
+            <w:r>
+              <w:rPr>
+                <w:color w:val="000000"/>
+              </w:rPr>
+              <w:t>L’équipe de recherche utilise la formule de puissance standard pour les essais contrôlés randomisés en grappes (cluster-</w:t>
+            </w:r>
+            <w:proofErr w:type="spellStart"/>
+            <w:r>
+              <w:rPr>
+                <w:color w:val="000000"/>
+              </w:rPr>
+              <w:t>randomized</w:t>
+            </w:r>
+            <w:proofErr w:type="spellEnd"/>
+            <w:r>
+              <w:rPr>
+                <w:color w:val="000000"/>
+              </w:rPr>
+              <w:t xml:space="preserve"> trials), puisque la randomisation se fait au niveau de l’école alors que les résultats sont mesurés au niveau de la fille. Cette formule relie la taille de l’échantillon, nombre d’écoles par bras et nombre de filles par école, à la taille minimale de l’effet détectable (MDE), c’est-à-dire la plus petite différence de résultat moyen entre le groupe traité et le groupe témoin que le design peut mettre en évidence avec une probabilité donnée (la puissance) à un niveau de signification statistique donné.</w:t>
+            </w:r>
+          </w:p>
+          <w:p>
+            <w:pPr>
+              <w:pStyle w:val="NormalWeb"/>
+              <w:shd w:val="clear" w:color="auto" w:fill="FFFFFF"/>
+              <w:spacing w:before="0" w:beforeAutospacing="0" w:after="0" w:afterAutospacing="0"/>
+              <w:jc w:val="both"/>
+            </w:pPr>
+            <w:r>
+              <w:rPr>
+                <w:noProof/>
+                <w:color w:val="000000"/>
+              </w:rPr>
+              <w:drawing>
+                <wp:inline distT="0" distB="0" distL="0" distR="0" wp14:anchorId="59D86056" wp14:editId="4C46BCD7">
+                  <wp:extent cx="3549650" cy="565150"/>
+                  <wp:effectExtent l="0" t="0" r="0" b="6350"/>
+                  <wp:docPr id="418906333" name="Image 1"/>
+                  <wp:cNvGraphicFramePr>
+                    <a:graphicFrameLocks xmlns:a="http://schemas.openxmlformats.org/drawingml/2006/main" noChangeAspect="1"/>
+                  </wp:cNvGraphicFramePr>
+                  <a:graphic xmlns:a="http://schemas.openxmlformats.org/drawingml/2006/main">
+                    <a:graphicData uri="http://schemas.openxmlformats.org/drawingml/2006/picture">
+                      <pic:pic xmlns:pic="http://schemas.openxmlformats.org/drawingml/2006/picture">
+                        <pic:nvPicPr>
+                          <pic:cNvPr id="0" name="Picture 1"/>
+                          <pic:cNvPicPr>
+                            <a:picLocks noChangeAspect="1" noChangeArrowheads="1"/>
+                          </pic:cNvPicPr>
+                        </pic:nvPicPr>
+                        <pic:blipFill>
+                          <a:blip r:embed="rId6">
+                            <a:extLst>
+                              <a:ext uri="{28A0092B-C50C-407E-A947-70E740481C1C}">
+                                <a14:useLocalDpi xmlns:a14="http://schemas.microsoft.com/office/drawing/2010/main" val="0"/>
+                              </a:ext>
+                            </a:extLst>
+                          </a:blip>
+                          <a:srcRect/>
+                          <a:stretch>
+                            <a:fillRect/>
+                          </a:stretch>
+                        </pic:blipFill>
+                        <pic:spPr bwMode="auto">
+                          <a:xfrm>
+                            <a:off x="0" y="0"/>
+                            <a:ext cx="3549650" cy="565150"/>
+                          </a:xfrm>
+                          <a:prstGeom prst="rect">
+                            <a:avLst/>
+                          </a:prstGeom>
+                          <a:noFill/>
+                          <a:ln>
+                            <a:noFill/>
+                          </a:ln>
+                        </pic:spPr>
+                      </pic:pic>
+                    </a:graphicData>
+                  </a:graphic>
+                </wp:inline>
+              </w:drawing>
+            </w:r>
+          </w:p>
+          <w:p>
+            <w:pPr>
+              <w:pStyle w:val="NormalWeb"/>
+              <w:shd w:val="clear" w:color="auto" w:fill="FFFFFF"/>
+              <w:spacing w:before="0" w:beforeAutospacing="0" w:after="40" w:afterAutospacing="0"/>
+              <w:jc w:val="both"/>
+            </w:pPr>
+            <w:r>
+              <w:rPr>
+                <w:color w:val="000000"/>
+              </w:rPr>
+              <w:t xml:space="preserve">M(κ,α) = t₁₋κ + tα (somme des statistiques t pour la puissance κ et le seuil de signification α, soit environ 2,8 pour une puissance de 80 % et un seuil bilatéral de 5 %) ; P = proportion de l’échantillon dans le bras traité (ratio d’allocation) ; J = nombre d’écoles (grappes) par bras ; n = nombre de filles enquêtées par école ; ρ = coefficient de corrélation intra-école (ICC) ; σ = écart-type de la variable de résultat ; R² = part de la variance du résultat expliquée par les covariables de </w:t>
+            </w:r>
+            <w:proofErr w:type="spellStart"/>
+            <w:r>
+              <w:rPr>
+                <w:color w:val="000000"/>
+              </w:rPr>
+              <w:t>baseline</w:t>
+            </w:r>
+            <w:proofErr w:type="spellEnd"/>
+            <w:r>
+              <w:rPr>
+                <w:color w:val="000000"/>
+              </w:rPr>
+              <w:t>.</w:t>
+            </w:r>
+          </w:p>
+        </w:tc>
+      </w:tr>
+    </w:tbl>
+    <w:p>
+      <w:pPr>
+        <w:pStyle w:val="NormalWeb"/>
+        <w:shd w:val="clear" w:color="auto" w:fill="FFFFFF"/>
+        <w:spacing w:before="0" w:beforeAutospacing="0" w:after="0" w:afterAutospacing="0"/>
+        <w:jc w:val="both"/>
+      </w:pPr>
+      <w:r>
+        <w:rPr>
+          <w:color w:val="000000"/>
+        </w:rPr>
+        <w:t>Cette formule est la version à grappes (cluster) de la formule de puissance classique : elle ajoute un terme de corrélation intra-école (ρ) parce que les filles d’une même école ne sont pas des observations totalement indépendantes ; elles partagent le même environnement scolaire, le même facilitateur et, pour les bras traités, la même intervention. Ignorer ρ conduirait à sous-estimer les erreurs standards et à surestimer la puissance réelle du design.</w:t>
+      </w:r>
+    </w:p>
+    <w:p>
+      <w:pPr>
+        <w:pStyle w:val="NormalWeb"/>
+        <w:shd w:val="clear" w:color="auto" w:fill="FFFFFF"/>
+        <w:spacing w:before="0" w:beforeAutospacing="0" w:after="0" w:afterAutospacing="0"/>
+        <w:jc w:val="both"/>
+      </w:pPr>
+      <w:r>
+        <w:rPr>
+          <w:color w:val="000000"/>
+        </w:rPr>
+        <w:t>Appliquée aux paramètres retenus par le design (J = 50, n = 30, P = 0,5, ρ = 0,10, σ = 1, R² = 0, puissance 80 %, seuil 5 %), la formule donne un MDE d’environ 0,20 écart-type pour chacune des deux comparaisons principales (T1 vs Contrôle, T2 vs Contrôle). Autrement dit, le design peut détecter de manière fiable un effet du programme supérieur à 0,20 écart-type sur les indicateurs de temps d’étude, de repos ou d’interruptions ; un effet plus petit risquerait de ne pas atteindre la signification statistique même s’il existe réellement sur le terrain.</w:t>
+      </w:r>
+    </w:p>
+    <w:p>
+      <w:pPr>
+        <w:pStyle w:val="NormalWeb"/>
+        <w:shd w:val="clear" w:color="auto" w:fill="FFFFFF"/>
+        <w:spacing w:before="0" w:beforeAutospacing="0" w:after="0" w:afterAutospacing="0"/>
+        <w:jc w:val="both"/>
+      </w:pPr>
+    </w:p>
+    <w:p>
+      <w:pPr>
+        <w:pStyle w:val="NormalWeb"/>
+        <w:shd w:val="clear" w:color="auto" w:fill="FFFFFF"/>
+        <w:spacing w:before="0" w:beforeAutospacing="0" w:after="0" w:afterAutospacing="0"/>
+      </w:pPr>
+    </w:p>
+    <w:p>
+      <w:pPr>
+        <w:pStyle w:val="NormalWeb"/>
+        <w:shd w:val="clear" w:color="auto" w:fill="FFFFFF"/>
+        <w:spacing w:before="0" w:beforeAutospacing="0" w:after="0" w:afterAutospacing="0"/>
+      </w:pPr>
+      <w:r>
+        <w:rPr>
+          <w:b/>
+          <w:bCs/>
+          <w:color w:val="000000"/>
+          <w:sz w:val="28"/>
+          <w:szCs w:val="28"/>
+        </w:rPr>
+        <w:t>4.4-           Stratégie d’échantillonnage des écoles</w:t>
+      </w:r>
+    </w:p>
+    <w:p>
+      <w:pPr>
+        <w:pStyle w:val="NormalWeb"/>
+        <w:shd w:val="clear" w:color="auto" w:fill="FFFFFF"/>
+        <w:spacing w:before="0" w:beforeAutospacing="0" w:after="0" w:afterAutospacing="0"/>
+      </w:pPr>
+      <w:r>
+        <w:rPr>
+          <w:color w:val="000000"/>
+        </w:rPr>
+        <w:t>La population cible de l’étude est constituée des établissements publics d’enseignement secondaire situés dans les départements de l’Atlantique et du Zou. La sélection des écoles repose sur une base administrative permettant d’identifier les établissements, leur commune d’implantation ainsi que les effectifs des filles inscrites en classes de 6ème et de 5ème.</w:t>
+      </w:r>
+    </w:p>
+    <w:p>
+      <w:pPr>
+        <w:pStyle w:val="NormalWeb"/>
+        <w:shd w:val="clear" w:color="auto" w:fill="FFFFFF"/>
+        <w:spacing w:before="0" w:beforeAutospacing="0" w:after="0" w:afterAutospacing="0"/>
+      </w:pPr>
+      <w:r>
+        <w:rPr>
+          <w:color w:val="000000"/>
+        </w:rPr>
+        <w:t>Le processus de sélection commence par l’identification des écoles publiques éligibles disposant d’informations complètes sur les effectifs féminins des classes de 6ème et de 5ème. La base de travail finale comprend 156 écoles éligibles dans les deux départements. La randomisation est réalisée au niveau de l’école, qui constitue l’unité de randomisation, tandis que l’unité d’observation principale est la fille sélectionnée au sein de l’école. Ce choix du niveau école vise notamment à limiter les risques de contamination entre les parents d’élèves d’une même école et à faciliter la mise en œuvre uniforme de l’intervention.</w:t>
+      </w:r>
+    </w:p>
+    <w:p>
+      <w:pPr>
+        <w:pStyle w:val="NormalWeb"/>
+        <w:shd w:val="clear" w:color="auto" w:fill="FFFFFF"/>
+        <w:spacing w:before="0" w:beforeAutospacing="0" w:after="0" w:afterAutospacing="0"/>
+      </w:pPr>
+      <w:r>
+        <w:rPr>
+          <w:color w:val="000000"/>
+        </w:rPr>
+        <w:t xml:space="preserve">Le plan expérimental prévoit trois bras de traitement de taille équilibrée : un groupe témoin (Control), un groupe recevant l’intervention de type Salience, et un troisième groupe recevant l’intervention Salience + </w:t>
+      </w:r>
+      <w:proofErr w:type="spellStart"/>
+      <w:r>
+        <w:rPr>
+          <w:color w:val="000000"/>
+        </w:rPr>
+        <w:t>Implementation</w:t>
+      </w:r>
+      <w:proofErr w:type="spellEnd"/>
+      <w:r>
+        <w:rPr>
+          <w:color w:val="000000"/>
+        </w:rPr>
+        <w:t>. Dans la randomisation effectivement réalisée sur les 156 écoles éligibles, chaque bras comprend 52 écoles.</w:t>
+      </w:r>
+    </w:p>
+    <w:p>
+      <w:pPr>
+        <w:pStyle w:val="NormalWeb"/>
+        <w:shd w:val="clear" w:color="auto" w:fill="FFFFFF"/>
+        <w:spacing w:before="0" w:beforeAutospacing="0" w:after="0" w:afterAutospacing="0"/>
+      </w:pPr>
+      <w:r>
+        <w:rPr>
+          <w:color w:val="000000"/>
+        </w:rPr>
+        <w:t>Ainsi, l’échantillon scolaire final comprend 156 écoles, réparties à parts égales entre les trois conditions expérimentales, soit 52 écoles dans chacun des trois bras.</w:t>
+      </w:r>
+    </w:p>
+    <w:p>
+      <w:pPr>
+        <w:pStyle w:val="NormalWeb"/>
+        <w:shd w:val="clear" w:color="auto" w:fill="FFFFFF"/>
+        <w:spacing w:before="0" w:beforeAutospacing="0" w:after="0" w:afterAutospacing="0"/>
+      </w:pPr>
+    </w:p>
+    <w:p>
+      <w:pPr>
+        <w:pStyle w:val="NormalWeb"/>
+        <w:shd w:val="clear" w:color="auto" w:fill="FFFFFF"/>
+        <w:spacing w:before="0" w:beforeAutospacing="0" w:after="0" w:afterAutospacing="0"/>
+      </w:pPr>
+      <w:r>
+        <w:rPr>
+          <w:b/>
+          <w:bCs/>
+          <w:color w:val="000000"/>
+          <w:sz w:val="28"/>
+          <w:szCs w:val="28"/>
+        </w:rPr>
+        <w:t>4.5-           Stratégie d’échantillonnage des élèves</w:t>
+      </w:r>
+    </w:p>
+    <w:p>
+      <w:pPr>
+        <w:pStyle w:val="NormalWeb"/>
+        <w:shd w:val="clear" w:color="auto" w:fill="FFFFFF"/>
+        <w:spacing w:before="0" w:beforeAutospacing="0" w:after="0" w:afterAutospacing="0"/>
+      </w:pPr>
+      <w:r>
+        <w:rPr>
+          <w:color w:val="000000"/>
+        </w:rPr>
+        <w:t>La sélection des élèves est effectuée au sein des écoles incluses dans l’étude, après l’assignation des écoles aux différents bras expérimentaux. L’unité d’observation est la fille, tandis que l’unité de randomisation demeure l’école.</w:t>
+      </w:r>
+    </w:p>
+    <w:p>
+      <w:pPr>
+        <w:pStyle w:val="NormalWeb"/>
+        <w:shd w:val="clear" w:color="auto" w:fill="FFFFFF"/>
+        <w:spacing w:before="0" w:beforeAutospacing="0" w:after="0" w:afterAutospacing="0"/>
+      </w:pPr>
+      <w:r>
+        <w:rPr>
+          <w:color w:val="000000"/>
+        </w:rPr>
+        <w:t xml:space="preserve">Pour être éligible à la sélection, une fille doit être inscrite en </w:t>
+      </w:r>
+      <w:r>
+        <w:rPr>
+          <w:b/>
+          <w:bCs/>
+          <w:color w:val="000000"/>
+        </w:rPr>
+        <w:t>classe de 6ème ou de 5ème</w:t>
+      </w:r>
+      <w:r>
+        <w:rPr>
+          <w:color w:val="000000"/>
+        </w:rPr>
+        <w:t xml:space="preserve"> dans une école participante et avoir </w:t>
+      </w:r>
+      <w:r>
+        <w:rPr>
+          <w:b/>
+          <w:bCs/>
+          <w:color w:val="000000"/>
+        </w:rPr>
+        <w:t>ses deux figures parentales vivantes</w:t>
+      </w:r>
+      <w:r>
+        <w:rPr>
+          <w:color w:val="000000"/>
+        </w:rPr>
+        <w:t>, à savoir une mère et une figure paternelle. Cette condition constitue un critère préalable d’éligibilité, notamment parce que l’étude prévoit une assignation du parent cible entre la mère et le père.</w:t>
+      </w:r>
+    </w:p>
+    <w:p>
+      <w:pPr>
+        <w:pStyle w:val="NormalWeb"/>
+        <w:shd w:val="clear" w:color="auto" w:fill="FFFFFF"/>
+        <w:spacing w:before="0" w:beforeAutospacing="0" w:after="0" w:afterAutospacing="0"/>
+      </w:pPr>
+      <w:r>
+        <w:rPr>
+          <w:color w:val="000000"/>
+        </w:rPr>
+        <w:t xml:space="preserve">Dans chaque école, les filles remplissant ces critères d’éligibilité sont identifiées. La sélection des participantes est ensuite effectuée </w:t>
+      </w:r>
+      <w:r>
+        <w:rPr>
+          <w:b/>
+          <w:bCs/>
+          <w:color w:val="000000"/>
+        </w:rPr>
+        <w:t>aléatoirement</w:t>
+      </w:r>
+      <w:r>
+        <w:rPr>
+          <w:color w:val="000000"/>
+        </w:rPr>
+        <w:t xml:space="preserve"> parmi les filles éligibles, afin de constituer l’échantillon prévu par le protocole.</w:t>
+      </w:r>
+    </w:p>
+    <w:p>
+      <w:pPr>
+        <w:pStyle w:val="NormalWeb"/>
+        <w:shd w:val="clear" w:color="auto" w:fill="FFFFFF"/>
+        <w:spacing w:before="0" w:beforeAutospacing="0" w:after="0" w:afterAutospacing="0"/>
+      </w:pPr>
+      <w:r>
+        <w:rPr>
+          <w:color w:val="000000"/>
+        </w:rPr>
+        <w:t xml:space="preserve">Le nombre cible est de </w:t>
+      </w:r>
+      <w:r>
+        <w:rPr>
+          <w:b/>
+          <w:bCs/>
+          <w:color w:val="000000"/>
+        </w:rPr>
+        <w:t>30 filles par école</w:t>
+      </w:r>
+      <w:r>
+        <w:rPr>
+          <w:color w:val="000000"/>
+        </w:rPr>
+        <w:t xml:space="preserve">, soit </w:t>
+      </w:r>
+      <w:r>
+        <w:rPr>
+          <w:b/>
+          <w:bCs/>
+          <w:color w:val="000000"/>
+        </w:rPr>
+        <w:t>15 filles en 6ème et 15 filles en 5ème</w:t>
+      </w:r>
+      <w:r>
+        <w:rPr>
+          <w:color w:val="000000"/>
+        </w:rPr>
+        <w:t>. La sélection aléatoire est réalisée séparément au sein de chaque niveau lorsque le nombre de filles éligibles est suffisant.</w:t>
+      </w:r>
+    </w:p>
+    <w:p>
+      <w:pPr>
+        <w:pStyle w:val="NormalWeb"/>
+        <w:shd w:val="clear" w:color="auto" w:fill="FFFFFF"/>
+        <w:spacing w:before="0" w:beforeAutospacing="0" w:after="0" w:afterAutospacing="0"/>
+      </w:pPr>
+      <w:r>
+        <w:rPr>
+          <w:color w:val="000000"/>
+        </w:rPr>
+        <w:t xml:space="preserve">Une fois une fille sélectionnée, son parent cible est automatiquement déterminé à partir de l’affectation expérimentale de son école. Il n’y a donc pas de procédure distincte de sélection du parent après la sélection de la fille. Dans les écoles affectées à un bras de traitement, le parent cible est soit la </w:t>
+      </w:r>
+      <w:r>
+        <w:rPr>
+          <w:b/>
+          <w:bCs/>
+          <w:color w:val="000000"/>
+        </w:rPr>
+        <w:t>mère</w:t>
+      </w:r>
+      <w:r>
+        <w:rPr>
+          <w:color w:val="000000"/>
+        </w:rPr>
+        <w:t xml:space="preserve">, soit le </w:t>
+      </w:r>
+      <w:r>
+        <w:rPr>
+          <w:b/>
+          <w:bCs/>
+          <w:color w:val="000000"/>
+        </w:rPr>
+        <w:t>père</w:t>
+      </w:r>
+      <w:r>
+        <w:rPr>
+          <w:color w:val="000000"/>
+        </w:rPr>
+        <w:t>, conformément à l’assignation parentale réalisée au niveau de l’école. Dans les écoles du groupe de contrôle, aucun parent n’est ciblé par l’intervention.</w:t>
+      </w:r>
+    </w:p>
+    <w:p>
+      <w:pPr>
+        <w:pStyle w:val="NormalWeb"/>
+        <w:shd w:val="clear" w:color="auto" w:fill="FFFFFF"/>
+        <w:spacing w:before="0" w:beforeAutospacing="0" w:after="0" w:afterAutospacing="0"/>
+      </w:pPr>
+      <w:r>
+        <w:rPr>
+          <w:color w:val="000000"/>
+        </w:rPr>
+        <w:t>Cette procédure garantit que chaque participante sélectionnée dispose des deux figures parentales nécessaires à l’étude et permet d’établir directement le lien entre la fille participante et le parent correspondant à l’affectation expérimentale de son école.</w:t>
+      </w:r>
+    </w:p>
+    <w:p>
+      <w:pPr>
+        <w:pStyle w:val="NormalWeb"/>
+        <w:shd w:val="clear" w:color="auto" w:fill="FFFFFF"/>
+        <w:spacing w:before="0" w:beforeAutospacing="0" w:after="0" w:afterAutospacing="0"/>
+      </w:pPr>
+    </w:p>
+    <w:p>
+      <w:pPr>
+        <w:pStyle w:val="NormalWeb"/>
+        <w:shd w:val="clear" w:color="auto" w:fill="FFFFFF"/>
+        <w:spacing w:before="0" w:beforeAutospacing="0" w:after="0" w:afterAutospacing="0"/>
+      </w:pPr>
+      <w:r>
+        <w:rPr>
+          <w:b/>
+          <w:bCs/>
+          <w:color w:val="000000"/>
+          <w:sz w:val="28"/>
+          <w:szCs w:val="28"/>
+        </w:rPr>
+        <w:t>4.6-           Blocking niveau commune</w:t>
+      </w:r>
+    </w:p>
+    <w:p>
+      <w:pPr>
+        <w:pStyle w:val="NormalWeb"/>
+        <w:shd w:val="clear" w:color="auto" w:fill="FFFFFF"/>
+        <w:spacing w:before="0" w:beforeAutospacing="0" w:after="0" w:afterAutospacing="0"/>
+      </w:pPr>
+      <w:r>
+        <w:rPr>
+          <w:color w:val="000000"/>
+        </w:rPr>
+        <w:t>Afin d’améliorer l’équilibre entre les conditions expérimentales, la randomisation des écoles est réalisée selon une procédure de blocking tenant compte simultanément de la commune et de la taille de l’école.</w:t>
+      </w:r>
+    </w:p>
+    <w:p>
+      <w:pPr>
+        <w:pStyle w:val="NormalWeb"/>
+        <w:shd w:val="clear" w:color="auto" w:fill="FFFFFF"/>
+        <w:spacing w:before="0" w:beforeAutospacing="0" w:after="0" w:afterAutospacing="0"/>
+      </w:pPr>
+      <w:r>
+        <w:rPr>
+          <w:color w:val="000000"/>
+        </w:rPr>
+        <w:t>Dans chaque commune, les écoles sont d’abord classées selon leur effectif cible, défini comme la somme du nombre de filles inscrites en 6ème et en 5ème. La médiane de cet effectif est calculée séparément dans chaque commune. Les écoles dont l’effectif est inférieur ou égal à cette médiane sont classées dans la catégorie Small, tandis que celles dont l’effectif est supérieur à la médiane sont classées dans la catégorie Large.</w:t>
+      </w:r>
+    </w:p>
+    <w:p>
+      <w:pPr>
+        <w:pStyle w:val="NormalWeb"/>
+        <w:shd w:val="clear" w:color="auto" w:fill="FFFFFF"/>
+        <w:spacing w:before="0" w:beforeAutospacing="0" w:after="0" w:afterAutospacing="0"/>
+      </w:pPr>
+      <w:r>
+        <w:rPr>
+          <w:color w:val="000000"/>
+        </w:rPr>
+        <w:t>La stratification est donc définie par l'intersection :</w:t>
+      </w:r>
+    </w:p>
+    <w:p>
+      <w:pPr>
+        <w:pStyle w:val="NormalWeb"/>
+        <w:shd w:val="clear" w:color="auto" w:fill="FFFFFF"/>
+        <w:spacing w:before="0" w:beforeAutospacing="0" w:after="0" w:afterAutospacing="0"/>
+      </w:pPr>
+      <w:r>
+        <w:rPr>
+          <w:color w:val="000000"/>
+        </w:rPr>
+        <w:t>Commune × catégorie de taille (Small/Large).</w:t>
+      </w:r>
+    </w:p>
+    <w:p>
+      <w:pPr>
+        <w:pStyle w:val="NormalWeb"/>
+        <w:shd w:val="clear" w:color="auto" w:fill="FFFFFF"/>
+        <w:spacing w:before="0" w:beforeAutospacing="0" w:after="0" w:afterAutospacing="0"/>
+      </w:pPr>
+      <w:r>
+        <w:rPr>
+          <w:color w:val="000000"/>
+        </w:rPr>
+        <w:t>Les blocs de randomisation sont ensuite constitués séparément à l’intérieur de chacune de ces strates, avec une taille cible d’environ six écoles par bloc. Une commune reste strictement autonome : aucune école n’est transférée d’une commune à une autre pour compléter un bloc. Lorsque le nombre d’écoles d’une strate n’est pas un multiple de six, le dernier bloc comprend simplement les écoles restantes, même si son effectif est inférieur à six.</w:t>
+      </w:r>
+    </w:p>
+    <w:p>
+      <w:pPr>
+        <w:pStyle w:val="NormalWeb"/>
+        <w:shd w:val="clear" w:color="auto" w:fill="FFFFFF"/>
+        <w:spacing w:before="0" w:beforeAutospacing="0" w:after="0" w:afterAutospacing="0"/>
+      </w:pPr>
+      <w:r>
+        <w:rPr>
+          <w:color w:val="000000"/>
+        </w:rPr>
+        <w:t>Cette procédure conduit à une hiérarchie de randomisation clairement définie :</w:t>
+      </w:r>
+    </w:p>
+    <w:p>
+      <w:pPr>
+        <w:pStyle w:val="NormalWeb"/>
+        <w:shd w:val="clear" w:color="auto" w:fill="FFFFFF"/>
+        <w:spacing w:before="0" w:beforeAutospacing="0" w:after="0" w:afterAutospacing="0"/>
+      </w:pPr>
+      <w:r>
+        <w:rPr>
+          <w:color w:val="000000"/>
+        </w:rPr>
+        <w:t>Commune → Small/Large → bloc → bras expérimental → intervention mère/père.</w:t>
+      </w:r>
+    </w:p>
+    <w:p>
+      <w:pPr>
+        <w:pStyle w:val="NormalWeb"/>
+        <w:shd w:val="clear" w:color="auto" w:fill="FFFFFF"/>
+        <w:spacing w:before="0" w:beforeAutospacing="0" w:after="0" w:afterAutospacing="0"/>
+      </w:pPr>
+      <w:r>
+        <w:rPr>
+          <w:color w:val="000000"/>
+        </w:rPr>
+        <w:t>Cette stratégie permet ainsi de préserver l’équilibre sur la taille des établissements tout en évitant de mélanger artificiellement des écoles appartenant à des communes différentes.</w:t>
+      </w:r>
+    </w:p>
+    <w:p>
+      <w:pPr>
+        <w:pStyle w:val="NormalWeb"/>
+        <w:shd w:val="clear" w:color="auto" w:fill="FFFFFF"/>
+        <w:spacing w:before="0" w:beforeAutospacing="0" w:after="0" w:afterAutospacing="0"/>
+      </w:pPr>
+    </w:p>
+    <w:p>
+      <w:pPr>
+        <w:pStyle w:val="NormalWeb"/>
+        <w:shd w:val="clear" w:color="auto" w:fill="FFFFFF"/>
+        <w:spacing w:before="0" w:beforeAutospacing="0" w:after="0" w:afterAutospacing="0"/>
+      </w:pPr>
+      <w:r>
+        <w:rPr>
+          <w:b/>
+          <w:bCs/>
+          <w:color w:val="000000"/>
+          <w:sz w:val="28"/>
+          <w:szCs w:val="28"/>
+        </w:rPr>
+        <w:t>4.7-           Assignation des bras de traitement</w:t>
+      </w:r>
+    </w:p>
+    <w:p>
+      <w:pPr>
+        <w:pStyle w:val="NormalWeb"/>
+        <w:shd w:val="clear" w:color="auto" w:fill="FFFFFF"/>
+        <w:spacing w:before="0" w:beforeAutospacing="0" w:after="0" w:afterAutospacing="0"/>
+      </w:pPr>
+      <w:r>
+        <w:rPr>
+          <w:color w:val="000000"/>
+        </w:rPr>
+        <w:t xml:space="preserve">Après la constitution des blocs, les écoles sont assignées aléatoirement aux trois conditions expérimentales : Control, Salience et Salience + </w:t>
+      </w:r>
+      <w:proofErr w:type="spellStart"/>
+      <w:r>
+        <w:rPr>
+          <w:color w:val="000000"/>
+        </w:rPr>
+        <w:t>Implementation</w:t>
+      </w:r>
+      <w:proofErr w:type="spellEnd"/>
+      <w:r>
+        <w:rPr>
+          <w:color w:val="000000"/>
+        </w:rPr>
+        <w:t>.</w:t>
+      </w:r>
+    </w:p>
+    <w:p>
+      <w:pPr>
+        <w:pStyle w:val="NormalWeb"/>
+        <w:shd w:val="clear" w:color="auto" w:fill="FFFFFF"/>
+        <w:spacing w:before="0" w:beforeAutospacing="0" w:after="0" w:afterAutospacing="0"/>
+      </w:pPr>
+      <w:r>
+        <w:rPr>
+          <w:color w:val="000000"/>
+        </w:rPr>
+        <w:t>La randomisation est effectuée séparément à l’intérieur de chaque bloc. Lorsque la taille du bloc permet une répartition parfaitement équilibrée, les écoles sont distribuées à raison d’un tiers dans chacun des trois bras. Lorsque le nombre d’écoles du bloc n’est pas divisible par trois, les écoles restantes sont attribuées aléatoirement aux bras afin d’éviter qu’un même bras reçoive systématiquement les unités excédentaires.</w:t>
+      </w:r>
+    </w:p>
+    <w:p>
+      <w:pPr>
+        <w:pStyle w:val="NormalWeb"/>
+        <w:shd w:val="clear" w:color="auto" w:fill="FFFFFF"/>
+        <w:spacing w:before="0" w:beforeAutospacing="0" w:after="240" w:afterAutospacing="0"/>
+      </w:pPr>
+      <w:r>
+        <w:rPr>
+          <w:color w:val="000000"/>
+        </w:rPr>
+        <w:t>La procédure finale conduit à une répartition globale parfaitement équilibrée des 156 écoles :</w:t>
+      </w:r>
+    </w:p>
+    <w:tbl>
+      <w:tblPr>
+        <w:tblW w:w="0" w:type="auto"/>
+        <w:tblBorders>
+          <w:top w:val="single" w:sz="4" w:space="0" w:color="auto"/>
+          <w:left w:val="single" w:sz="4" w:space="0" w:color="auto"/>
+          <w:bottom w:val="single" w:sz="4" w:space="0" w:color="auto"/>
+          <w:right w:val="single" w:sz="4" w:space="0" w:color="auto"/>
+          <w:insideH w:val="single" w:sz="4" w:space="0" w:color="auto"/>
+          <w:insideV w:val="single" w:sz="4" w:space="0" w:color="auto"/>
+        </w:tblBorders>
+        <w:tblCellMar>
+          <w:top w:w="15" w:type="dxa"/>
+          <w:left w:w="15" w:type="dxa"/>
+          <w:bottom w:w="15" w:type="dxa"/>
+          <w:right w:w="15" w:type="dxa"/>
+        </w:tblCellMar>
+        <w:tblLook w:val="04A0" w:firstRow="1" w:lastRow="0" w:firstColumn="1" w:lastColumn="0" w:noHBand="0" w:noVBand="1"/>
+      </w:tblPr>
+      <w:tblGrid>
+        <w:gridCol w:w="3964"/>
+        <w:gridCol w:w="2127"/>
+        <w:gridCol w:w="2551"/>
+      </w:tblGrid>
+      <w:tr>
+        <w:trPr>
+          <w:trHeight w:val="500"/>
+        </w:trPr>
+        <w:tc>
+          <w:tcPr>
+            <w:tcW w:w="3964" w:type="dxa"/>
+            <w:tcMar>
+              <w:top w:w="100" w:type="dxa"/>
+              <w:left w:w="100" w:type="dxa"/>
+              <w:bottom w:w="100" w:type="dxa"/>
+              <w:right w:w="100" w:type="dxa"/>
+            </w:tcMar>
+            <w:hideMark/>
+          </w:tcPr>
+          <w:p>
+            <w:pPr>
+              <w:pStyle w:val="NormalWeb"/>
+              <w:shd w:val="clear" w:color="auto" w:fill="FFFFFF"/>
+              <w:spacing w:before="0" w:beforeAutospacing="0" w:after="0" w:afterAutospacing="0"/>
+              <w:jc w:val="center"/>
+            </w:pPr>
+            <w:r>
+              <w:rPr>
+                <w:color w:val="000000"/>
+              </w:rPr>
+              <w:t>Bras expérimental</w:t>
+            </w:r>
+          </w:p>
+        </w:tc>
+        <w:tc>
+          <w:tcPr>
+            <w:tcW w:w="2127" w:type="dxa"/>
+            <w:tcMar>
+              <w:top w:w="100" w:type="dxa"/>
+              <w:left w:w="100" w:type="dxa"/>
+              <w:bottom w:w="100" w:type="dxa"/>
+              <w:right w:w="100" w:type="dxa"/>
+            </w:tcMar>
+            <w:hideMark/>
+          </w:tcPr>
+          <w:p>
+            <w:pPr>
+              <w:pStyle w:val="NormalWeb"/>
+              <w:shd w:val="clear" w:color="auto" w:fill="FFFFFF"/>
+              <w:spacing w:before="0" w:beforeAutospacing="0" w:after="0" w:afterAutospacing="0"/>
+              <w:jc w:val="center"/>
+            </w:pPr>
+            <w:r>
+              <w:rPr>
+                <w:color w:val="000000"/>
+              </w:rPr>
+              <w:t>Nombre d’écoles</w:t>
+            </w:r>
+          </w:p>
+        </w:tc>
+        <w:tc>
+          <w:tcPr>
+            <w:tcW w:w="2551" w:type="dxa"/>
+            <w:tcMar>
+              <w:top w:w="100" w:type="dxa"/>
+              <w:left w:w="100" w:type="dxa"/>
+              <w:bottom w:w="100" w:type="dxa"/>
+              <w:right w:w="100" w:type="dxa"/>
+            </w:tcMar>
+            <w:hideMark/>
+          </w:tcPr>
+          <w:p>
+            <w:pPr>
+              <w:pStyle w:val="NormalWeb"/>
+              <w:shd w:val="clear" w:color="auto" w:fill="FFFFFF"/>
+              <w:spacing w:before="0" w:beforeAutospacing="0" w:after="0" w:afterAutospacing="0"/>
+              <w:jc w:val="center"/>
+            </w:pPr>
+            <w:r>
+              <w:rPr>
+                <w:color w:val="000000"/>
+              </w:rPr>
+              <w:t>Proportion</w:t>
+            </w:r>
+          </w:p>
+        </w:tc>
+      </w:tr>
+      <w:tr>
+        <w:trPr>
+          <w:trHeight w:val="500"/>
+        </w:trPr>
+        <w:tc>
+          <w:tcPr>
+            <w:tcW w:w="3964" w:type="dxa"/>
+            <w:tcMar>
+              <w:top w:w="100" w:type="dxa"/>
+              <w:left w:w="100" w:type="dxa"/>
+              <w:bottom w:w="100" w:type="dxa"/>
+              <w:right w:w="100" w:type="dxa"/>
+            </w:tcMar>
+            <w:hideMark/>
+          </w:tcPr>
+          <w:p>
+            <w:pPr>
+              <w:pStyle w:val="NormalWeb"/>
+              <w:shd w:val="clear" w:color="auto" w:fill="FFFFFF"/>
+              <w:spacing w:before="0" w:beforeAutospacing="0" w:after="0" w:afterAutospacing="0"/>
+            </w:pPr>
+            <w:r>
+              <w:rPr>
+                <w:color w:val="000000"/>
+              </w:rPr>
+              <w:t>Contrôle</w:t>
+            </w:r>
+          </w:p>
+        </w:tc>
+        <w:tc>
+          <w:tcPr>
+            <w:tcW w:w="2127" w:type="dxa"/>
+            <w:tcMar>
+              <w:top w:w="100" w:type="dxa"/>
+              <w:left w:w="100" w:type="dxa"/>
+              <w:bottom w:w="100" w:type="dxa"/>
+              <w:right w:w="100" w:type="dxa"/>
+            </w:tcMar>
+            <w:hideMark/>
+          </w:tcPr>
+          <w:p>
+            <w:pPr>
+              <w:pStyle w:val="NormalWeb"/>
+              <w:shd w:val="clear" w:color="auto" w:fill="FFFFFF"/>
+              <w:spacing w:before="0" w:beforeAutospacing="0" w:after="0" w:afterAutospacing="0"/>
+            </w:pPr>
+            <w:r>
+              <w:rPr>
+                <w:color w:val="000000"/>
+              </w:rPr>
+              <w:t>52</w:t>
+            </w:r>
+          </w:p>
+        </w:tc>
+        <w:tc>
+          <w:tcPr>
+            <w:tcW w:w="2551" w:type="dxa"/>
+            <w:tcMar>
+              <w:top w:w="100" w:type="dxa"/>
+              <w:left w:w="100" w:type="dxa"/>
+              <w:bottom w:w="100" w:type="dxa"/>
+              <w:right w:w="100" w:type="dxa"/>
+            </w:tcMar>
+            <w:hideMark/>
+          </w:tcPr>
+          <w:p>
+            <w:pPr>
+              <w:pStyle w:val="NormalWeb"/>
+              <w:shd w:val="clear" w:color="auto" w:fill="FFFFFF"/>
+              <w:spacing w:before="0" w:beforeAutospacing="0" w:after="0" w:afterAutospacing="0"/>
+            </w:pPr>
+            <w:r>
+              <w:rPr>
+                <w:color w:val="000000"/>
+              </w:rPr>
+              <w:t>33,3 %</w:t>
+            </w:r>
+          </w:p>
+        </w:tc>
+      </w:tr>
+      <w:tr>
+        <w:trPr>
+          <w:trHeight w:val="500"/>
+        </w:trPr>
+        <w:tc>
+          <w:tcPr>
+            <w:tcW w:w="3964" w:type="dxa"/>
+            <w:tcMar>
+              <w:top w:w="100" w:type="dxa"/>
+              <w:left w:w="100" w:type="dxa"/>
+              <w:bottom w:w="100" w:type="dxa"/>
+              <w:right w:w="100" w:type="dxa"/>
+            </w:tcMar>
+            <w:hideMark/>
+          </w:tcPr>
+          <w:p>
+            <w:pPr>
+              <w:pStyle w:val="NormalWeb"/>
+              <w:shd w:val="clear" w:color="auto" w:fill="FFFFFF"/>
+              <w:spacing w:before="0" w:beforeAutospacing="0" w:after="0" w:afterAutospacing="0"/>
+            </w:pPr>
+            <w:r>
+              <w:rPr>
+                <w:color w:val="000000"/>
+              </w:rPr>
+              <w:t>Salience</w:t>
+            </w:r>
+          </w:p>
+        </w:tc>
+        <w:tc>
+          <w:tcPr>
+            <w:tcW w:w="2127" w:type="dxa"/>
+            <w:tcMar>
+              <w:top w:w="100" w:type="dxa"/>
+              <w:left w:w="100" w:type="dxa"/>
+              <w:bottom w:w="100" w:type="dxa"/>
+              <w:right w:w="100" w:type="dxa"/>
+            </w:tcMar>
+            <w:hideMark/>
+          </w:tcPr>
+          <w:p>
+            <w:pPr>
+              <w:pStyle w:val="NormalWeb"/>
+              <w:shd w:val="clear" w:color="auto" w:fill="FFFFFF"/>
+              <w:spacing w:before="0" w:beforeAutospacing="0" w:after="0" w:afterAutospacing="0"/>
+            </w:pPr>
+            <w:r>
+              <w:rPr>
+                <w:color w:val="000000"/>
+              </w:rPr>
+              <w:t>52</w:t>
+            </w:r>
+          </w:p>
+        </w:tc>
+        <w:tc>
+          <w:tcPr>
+            <w:tcW w:w="2551" w:type="dxa"/>
+            <w:tcMar>
+              <w:top w:w="100" w:type="dxa"/>
+              <w:left w:w="100" w:type="dxa"/>
+              <w:bottom w:w="100" w:type="dxa"/>
+              <w:right w:w="100" w:type="dxa"/>
+            </w:tcMar>
+            <w:hideMark/>
+          </w:tcPr>
+          <w:p>
+            <w:pPr>
+              <w:pStyle w:val="NormalWeb"/>
+              <w:shd w:val="clear" w:color="auto" w:fill="FFFFFF"/>
+              <w:spacing w:before="0" w:beforeAutospacing="0" w:after="0" w:afterAutospacing="0"/>
+            </w:pPr>
+            <w:r>
+              <w:rPr>
+                <w:color w:val="000000"/>
+              </w:rPr>
+              <w:t>33,3 %</w:t>
+            </w:r>
+          </w:p>
+        </w:tc>
+      </w:tr>
+      <w:tr>
+        <w:trPr>
+          <w:trHeight w:val="500"/>
+        </w:trPr>
+        <w:tc>
+          <w:tcPr>
+            <w:tcW w:w="3964" w:type="dxa"/>
+            <w:tcMar>
+              <w:top w:w="100" w:type="dxa"/>
+              <w:left w:w="100" w:type="dxa"/>
+              <w:bottom w:w="100" w:type="dxa"/>
+              <w:right w:w="100" w:type="dxa"/>
+            </w:tcMar>
+            <w:hideMark/>
+          </w:tcPr>
+          <w:p>
+            <w:pPr>
+              <w:pStyle w:val="NormalWeb"/>
+              <w:shd w:val="clear" w:color="auto" w:fill="FFFFFF"/>
+              <w:spacing w:before="0" w:beforeAutospacing="0" w:after="0" w:afterAutospacing="0"/>
+            </w:pPr>
+            <w:r>
+              <w:rPr>
+                <w:color w:val="000000"/>
+              </w:rPr>
+              <w:t xml:space="preserve">Salience + </w:t>
+            </w:r>
+            <w:proofErr w:type="spellStart"/>
+            <w:r>
+              <w:rPr>
+                <w:color w:val="000000"/>
+              </w:rPr>
+              <w:t>Implementation</w:t>
+            </w:r>
+            <w:proofErr w:type="spellEnd"/>
+          </w:p>
+        </w:tc>
+        <w:tc>
+          <w:tcPr>
+            <w:tcW w:w="2127" w:type="dxa"/>
+            <w:tcMar>
+              <w:top w:w="100" w:type="dxa"/>
+              <w:left w:w="100" w:type="dxa"/>
+              <w:bottom w:w="100" w:type="dxa"/>
+              <w:right w:w="100" w:type="dxa"/>
+            </w:tcMar>
+            <w:hideMark/>
+          </w:tcPr>
+          <w:p>
+            <w:pPr>
+              <w:pStyle w:val="NormalWeb"/>
+              <w:shd w:val="clear" w:color="auto" w:fill="FFFFFF"/>
+              <w:spacing w:before="0" w:beforeAutospacing="0" w:after="0" w:afterAutospacing="0"/>
+            </w:pPr>
+            <w:r>
+              <w:rPr>
+                <w:color w:val="000000"/>
+              </w:rPr>
+              <w:t>52</w:t>
+            </w:r>
+          </w:p>
+        </w:tc>
+        <w:tc>
+          <w:tcPr>
+            <w:tcW w:w="2551" w:type="dxa"/>
+            <w:tcMar>
+              <w:top w:w="100" w:type="dxa"/>
+              <w:left w:w="100" w:type="dxa"/>
+              <w:bottom w:w="100" w:type="dxa"/>
+              <w:right w:w="100" w:type="dxa"/>
+            </w:tcMar>
+            <w:hideMark/>
+          </w:tcPr>
+          <w:p>
+            <w:pPr>
+              <w:pStyle w:val="NormalWeb"/>
+              <w:shd w:val="clear" w:color="auto" w:fill="FFFFFF"/>
+              <w:spacing w:before="0" w:beforeAutospacing="0" w:after="0" w:afterAutospacing="0"/>
+            </w:pPr>
+            <w:r>
+              <w:rPr>
+                <w:color w:val="000000"/>
+              </w:rPr>
+              <w:t>33,3 %</w:t>
+            </w:r>
+          </w:p>
+        </w:tc>
+      </w:tr>
+      <w:tr>
+        <w:trPr>
+          <w:trHeight w:val="500"/>
+        </w:trPr>
+        <w:tc>
+          <w:tcPr>
+            <w:tcW w:w="3964" w:type="dxa"/>
+            <w:tcMar>
+              <w:top w:w="100" w:type="dxa"/>
+              <w:left w:w="100" w:type="dxa"/>
+              <w:bottom w:w="100" w:type="dxa"/>
+              <w:right w:w="100" w:type="dxa"/>
+            </w:tcMar>
+            <w:hideMark/>
+          </w:tcPr>
+          <w:p>
+            <w:pPr>
+              <w:pStyle w:val="NormalWeb"/>
+              <w:shd w:val="clear" w:color="auto" w:fill="FFFFFF"/>
+              <w:spacing w:before="0" w:beforeAutospacing="0" w:after="0" w:afterAutospacing="0"/>
+            </w:pPr>
+            <w:r>
+              <w:rPr>
+                <w:color w:val="000000"/>
+              </w:rPr>
+              <w:t>Total</w:t>
+            </w:r>
+          </w:p>
+        </w:tc>
+        <w:tc>
+          <w:tcPr>
+            <w:tcW w:w="2127" w:type="dxa"/>
+            <w:tcMar>
+              <w:top w:w="100" w:type="dxa"/>
+              <w:left w:w="100" w:type="dxa"/>
+              <w:bottom w:w="100" w:type="dxa"/>
+              <w:right w:w="100" w:type="dxa"/>
+            </w:tcMar>
+            <w:hideMark/>
+          </w:tcPr>
+          <w:p>
+            <w:pPr>
+              <w:pStyle w:val="NormalWeb"/>
+              <w:shd w:val="clear" w:color="auto" w:fill="FFFFFF"/>
+              <w:spacing w:before="0" w:beforeAutospacing="0" w:after="0" w:afterAutospacing="0"/>
+            </w:pPr>
+            <w:r>
+              <w:rPr>
+                <w:color w:val="000000"/>
+              </w:rPr>
+              <w:t>156</w:t>
+            </w:r>
+          </w:p>
+        </w:tc>
+        <w:tc>
+          <w:tcPr>
+            <w:tcW w:w="2551" w:type="dxa"/>
+            <w:tcMar>
+              <w:top w:w="100" w:type="dxa"/>
+              <w:left w:w="100" w:type="dxa"/>
+              <w:bottom w:w="100" w:type="dxa"/>
+              <w:right w:w="100" w:type="dxa"/>
+            </w:tcMar>
+            <w:hideMark/>
+          </w:tcPr>
+          <w:p>
+            <w:pPr>
+              <w:pStyle w:val="NormalWeb"/>
+              <w:shd w:val="clear" w:color="auto" w:fill="FFFFFF"/>
+              <w:spacing w:before="0" w:beforeAutospacing="0" w:after="0" w:afterAutospacing="0"/>
+            </w:pPr>
+            <w:r>
+              <w:rPr>
+                <w:color w:val="000000"/>
+              </w:rPr>
+              <w:t>100 %</w:t>
+            </w:r>
+          </w:p>
+        </w:tc>
+      </w:tr>
+    </w:tbl>
+    <w:p>
+      <w:pPr>
+        <w:pStyle w:val="NormalWeb"/>
+        <w:shd w:val="clear" w:color="auto" w:fill="FFFFFF"/>
+        <w:spacing w:before="0" w:beforeAutospacing="0" w:after="0" w:afterAutospacing="0"/>
+      </w:pPr>
+      <w:r>
+        <w:rPr>
+          <w:color w:val="000000"/>
+        </w:rPr>
+        <w:t>L’équilibre entre les trois bras est vérifié au niveau des blocs, avec une différence maximale d’une école entre les bras lorsque la taille d’un bloc ne permet pas une répartition parfaitement égale. La vérification effectuée sur la randomisation finale confirme que les bras sont équilibrés à l’intérieur des blocs. </w:t>
+      </w:r>
+    </w:p>
+    <w:p>
+      <w:pPr>
+        <w:pStyle w:val="NormalWeb"/>
+        <w:shd w:val="clear" w:color="auto" w:fill="FFFFFF"/>
+        <w:spacing w:before="0" w:beforeAutospacing="0" w:after="0" w:afterAutospacing="0"/>
+      </w:pPr>
+    </w:p>
+    <w:p>
+      <w:pPr>
+        <w:pStyle w:val="NormalWeb"/>
+        <w:shd w:val="clear" w:color="auto" w:fill="FFFFFF"/>
+        <w:spacing w:before="0" w:beforeAutospacing="0" w:after="0" w:afterAutospacing="0"/>
+      </w:pPr>
+      <w:r>
+        <w:rPr>
+          <w:b/>
+          <w:bCs/>
+          <w:color w:val="000000"/>
+          <w:sz w:val="28"/>
+          <w:szCs w:val="28"/>
+        </w:rPr>
+        <w:t>4.8-           Assignation de l’intervention père versus mère</w:t>
+      </w:r>
+    </w:p>
+    <w:p>
+      <w:pPr>
+        <w:pStyle w:val="NormalWeb"/>
+        <w:shd w:val="clear" w:color="auto" w:fill="FFFFFF"/>
+        <w:spacing w:before="0" w:beforeAutospacing="0" w:after="0" w:afterAutospacing="0"/>
+      </w:pPr>
+      <w:r>
+        <w:rPr>
+          <w:color w:val="000000"/>
+        </w:rPr>
+        <w:t xml:space="preserve">Dans les deux bras traités, Salience et Salience + </w:t>
+      </w:r>
+      <w:proofErr w:type="spellStart"/>
+      <w:r>
+        <w:rPr>
+          <w:color w:val="000000"/>
+        </w:rPr>
+        <w:t>Implementation</w:t>
+      </w:r>
+      <w:proofErr w:type="spellEnd"/>
+      <w:r>
+        <w:rPr>
+          <w:color w:val="000000"/>
+        </w:rPr>
+        <w:t>, une seconde étape de randomisation détermine le parent ciblé par l’intervention. Les écoles traitées sont ainsi réparties entre une condition dans laquelle l’intervention est destinée à la mère et une condition dans laquelle elle est destinée au père.</w:t>
+      </w:r>
+    </w:p>
+    <w:p>
+      <w:pPr>
+        <w:pStyle w:val="NormalWeb"/>
+        <w:shd w:val="clear" w:color="auto" w:fill="FFFFFF"/>
+        <w:spacing w:before="0" w:beforeAutospacing="0" w:after="0" w:afterAutospacing="0"/>
+      </w:pPr>
+      <w:r>
+        <w:rPr>
+          <w:color w:val="000000"/>
+        </w:rPr>
+        <w:t>Cette assignation est réalisée séparément à l’intérieur de chaque combinaison bloc × bras de traitement, afin de conserver l’équilibre entre les deux types de parents au sein des unités de randomisation. L’objectif est une répartition de 50 % des écoles vers la condition mère et 50 % vers la condition père, avec une différence maximale d’une école lorsque la taille de la cellule ne permet pas une égalité exacte.</w:t>
+      </w:r>
+    </w:p>
+    <w:p>
+      <w:pPr>
+        <w:pStyle w:val="NormalWeb"/>
+        <w:shd w:val="clear" w:color="auto" w:fill="FFFFFF"/>
+        <w:spacing w:before="0" w:beforeAutospacing="0" w:after="240" w:afterAutospacing="0"/>
+        <w:rPr>
+          <w:color w:val="000000"/>
+        </w:rPr>
+      </w:pPr>
+      <w:r>
+        <w:rPr>
+          <w:color w:val="000000"/>
+        </w:rPr>
+        <w:t>La randomisation finale donne la répartition suivante :</w:t>
+      </w:r>
+    </w:p>
+    <w:p>
+      <w:pPr>
+        <w:spacing w:after="160" w:line="278" w:lineRule="auto"/>
+        <w:rPr>
+          <w:color w:val="000000"/>
+        </w:rPr>
+      </w:pPr>
+      <w:r>
+        <w:rPr>
+          <w:color w:val="000000"/>
+        </w:rPr>
+        <w:br w:type="page"/>
+      </w:r>
+    </w:p>
+    <w:tbl>
+      <w:tblPr>
+        <w:tblW w:w="0" w:type="auto"/>
+        <w:tblBorders>
+          <w:top w:val="single" w:sz="4" w:space="0" w:color="auto"/>
+          <w:left w:val="single" w:sz="4" w:space="0" w:color="auto"/>
+          <w:bottom w:val="single" w:sz="4" w:space="0" w:color="auto"/>
+          <w:right w:val="single" w:sz="4" w:space="0" w:color="auto"/>
+          <w:insideH w:val="single" w:sz="4" w:space="0" w:color="auto"/>
+          <w:insideV w:val="single" w:sz="4" w:space="0" w:color="auto"/>
+        </w:tblBorders>
+        <w:tblCellMar>
+          <w:top w:w="15" w:type="dxa"/>
+          <w:left w:w="15" w:type="dxa"/>
+          <w:bottom w:w="15" w:type="dxa"/>
+          <w:right w:w="15" w:type="dxa"/>
+        </w:tblCellMar>
+        <w:tblLook w:val="04A0" w:firstRow="1" w:lastRow="0" w:firstColumn="1" w:lastColumn="0" w:noHBand="0" w:noVBand="1"/>
+      </w:tblPr>
+      <w:tblGrid>
+        <w:gridCol w:w="2788"/>
+        <w:gridCol w:w="2006"/>
+        <w:gridCol w:w="1940"/>
+        <w:gridCol w:w="2050"/>
+      </w:tblGrid>
+      <w:tr>
+        <w:trPr>
+          <w:trHeight w:val="500"/>
+        </w:trPr>
+        <w:tc>
+          <w:tcPr>
+            <w:tcW w:w="0" w:type="auto"/>
+            <w:tcMar>
+              <w:top w:w="100" w:type="dxa"/>
+              <w:left w:w="100" w:type="dxa"/>
+              <w:bottom w:w="100" w:type="dxa"/>
+              <w:right w:w="100" w:type="dxa"/>
+            </w:tcMar>
+            <w:hideMark/>
+          </w:tcPr>
+          <w:p>
+            <w:pPr>
+              <w:pStyle w:val="NormalWeb"/>
+              <w:shd w:val="clear" w:color="auto" w:fill="FFFFFF"/>
+              <w:spacing w:before="0" w:beforeAutospacing="0" w:after="0" w:afterAutospacing="0"/>
+              <w:jc w:val="center"/>
+            </w:pPr>
+            <w:r>
+              <w:rPr>
+                <w:color w:val="000000"/>
+              </w:rPr>
+              <w:t>Bras traité</w:t>
+            </w:r>
+          </w:p>
+        </w:tc>
+        <w:tc>
+          <w:tcPr>
+            <w:tcW w:w="0" w:type="auto"/>
+            <w:tcMar>
+              <w:top w:w="100" w:type="dxa"/>
+              <w:left w:w="100" w:type="dxa"/>
+              <w:bottom w:w="100" w:type="dxa"/>
+              <w:right w:w="100" w:type="dxa"/>
+            </w:tcMar>
+            <w:hideMark/>
+          </w:tcPr>
+          <w:p>
+            <w:pPr>
+              <w:pStyle w:val="NormalWeb"/>
+              <w:shd w:val="clear" w:color="auto" w:fill="FFFFFF"/>
+              <w:spacing w:before="0" w:beforeAutospacing="0" w:after="0" w:afterAutospacing="0"/>
+              <w:jc w:val="center"/>
+            </w:pPr>
+            <w:r>
+              <w:rPr>
+                <w:color w:val="000000"/>
+              </w:rPr>
+              <w:t>Parent ciblé : mère</w:t>
+            </w:r>
+          </w:p>
+        </w:tc>
+        <w:tc>
+          <w:tcPr>
+            <w:tcW w:w="0" w:type="auto"/>
+            <w:tcMar>
+              <w:top w:w="100" w:type="dxa"/>
+              <w:left w:w="100" w:type="dxa"/>
+              <w:bottom w:w="100" w:type="dxa"/>
+              <w:right w:w="100" w:type="dxa"/>
+            </w:tcMar>
+            <w:hideMark/>
+          </w:tcPr>
+          <w:p>
+            <w:pPr>
+              <w:pStyle w:val="NormalWeb"/>
+              <w:shd w:val="clear" w:color="auto" w:fill="FFFFFF"/>
+              <w:spacing w:before="0" w:beforeAutospacing="0" w:after="0" w:afterAutospacing="0"/>
+              <w:jc w:val="center"/>
+            </w:pPr>
+            <w:r>
+              <w:rPr>
+                <w:color w:val="000000"/>
+              </w:rPr>
+              <w:t>Parent ciblé : père</w:t>
+            </w:r>
+          </w:p>
+        </w:tc>
+        <w:tc>
+          <w:tcPr>
+            <w:tcW w:w="2050" w:type="dxa"/>
+            <w:tcMar>
+              <w:top w:w="100" w:type="dxa"/>
+              <w:left w:w="100" w:type="dxa"/>
+              <w:bottom w:w="100" w:type="dxa"/>
+              <w:right w:w="100" w:type="dxa"/>
+            </w:tcMar>
+            <w:hideMark/>
+          </w:tcPr>
+          <w:p>
+            <w:pPr>
+              <w:pStyle w:val="NormalWeb"/>
+              <w:shd w:val="clear" w:color="auto" w:fill="FFFFFF"/>
+              <w:spacing w:before="0" w:beforeAutospacing="0" w:after="0" w:afterAutospacing="0"/>
+              <w:jc w:val="center"/>
+            </w:pPr>
+            <w:r>
+              <w:rPr>
+                <w:color w:val="000000"/>
+              </w:rPr>
+              <w:t>Total</w:t>
+            </w:r>
+          </w:p>
+        </w:tc>
+      </w:tr>
+      <w:tr>
+        <w:trPr>
+          <w:trHeight w:val="500"/>
+        </w:trPr>
+        <w:tc>
+          <w:tcPr>
+            <w:tcW w:w="0" w:type="auto"/>
+            <w:tcMar>
+              <w:top w:w="100" w:type="dxa"/>
+              <w:left w:w="100" w:type="dxa"/>
+              <w:bottom w:w="100" w:type="dxa"/>
+              <w:right w:w="100" w:type="dxa"/>
+            </w:tcMar>
+            <w:hideMark/>
+          </w:tcPr>
+          <w:p>
+            <w:pPr>
+              <w:pStyle w:val="NormalWeb"/>
+              <w:shd w:val="clear" w:color="auto" w:fill="FFFFFF"/>
+              <w:spacing w:before="0" w:beforeAutospacing="0" w:after="0" w:afterAutospacing="0"/>
+            </w:pPr>
+            <w:r>
+              <w:rPr>
+                <w:color w:val="000000"/>
+              </w:rPr>
+              <w:t>Salience</w:t>
+            </w:r>
+          </w:p>
+        </w:tc>
+        <w:tc>
+          <w:tcPr>
+            <w:tcW w:w="0" w:type="auto"/>
+            <w:tcMar>
+              <w:top w:w="100" w:type="dxa"/>
+              <w:left w:w="100" w:type="dxa"/>
+              <w:bottom w:w="100" w:type="dxa"/>
+              <w:right w:w="100" w:type="dxa"/>
+            </w:tcMar>
+            <w:hideMark/>
+          </w:tcPr>
+          <w:p>
+            <w:pPr>
+              <w:pStyle w:val="NormalWeb"/>
+              <w:shd w:val="clear" w:color="auto" w:fill="FFFFFF"/>
+              <w:spacing w:before="0" w:beforeAutospacing="0" w:after="0" w:afterAutospacing="0"/>
+            </w:pPr>
+            <w:r>
+              <w:rPr>
+                <w:color w:val="000000"/>
+              </w:rPr>
+              <w:t>26</w:t>
+            </w:r>
+          </w:p>
+        </w:tc>
+        <w:tc>
+          <w:tcPr>
+            <w:tcW w:w="0" w:type="auto"/>
+            <w:tcMar>
+              <w:top w:w="100" w:type="dxa"/>
+              <w:left w:w="100" w:type="dxa"/>
+              <w:bottom w:w="100" w:type="dxa"/>
+              <w:right w:w="100" w:type="dxa"/>
+            </w:tcMar>
+            <w:hideMark/>
+          </w:tcPr>
+          <w:p>
+            <w:pPr>
+              <w:pStyle w:val="NormalWeb"/>
+              <w:shd w:val="clear" w:color="auto" w:fill="FFFFFF"/>
+              <w:spacing w:before="0" w:beforeAutospacing="0" w:after="0" w:afterAutospacing="0"/>
+            </w:pPr>
+            <w:r>
+              <w:rPr>
+                <w:color w:val="000000"/>
+              </w:rPr>
+              <w:t>26</w:t>
+            </w:r>
+          </w:p>
+        </w:tc>
+        <w:tc>
+          <w:tcPr>
+            <w:tcW w:w="2050" w:type="dxa"/>
+            <w:tcMar>
+              <w:top w:w="100" w:type="dxa"/>
+              <w:left w:w="100" w:type="dxa"/>
+              <w:bottom w:w="100" w:type="dxa"/>
+              <w:right w:w="100" w:type="dxa"/>
+            </w:tcMar>
+            <w:hideMark/>
+          </w:tcPr>
+          <w:p>
+            <w:pPr>
+              <w:pStyle w:val="NormalWeb"/>
+              <w:shd w:val="clear" w:color="auto" w:fill="FFFFFF"/>
+              <w:spacing w:before="0" w:beforeAutospacing="0" w:after="0" w:afterAutospacing="0"/>
+            </w:pPr>
+            <w:r>
+              <w:rPr>
+                <w:color w:val="000000"/>
+              </w:rPr>
+              <w:t>52</w:t>
+            </w:r>
+          </w:p>
+        </w:tc>
+      </w:tr>
+      <w:tr>
+        <w:trPr>
+          <w:trHeight w:val="500"/>
+        </w:trPr>
+        <w:tc>
+          <w:tcPr>
+            <w:tcW w:w="0" w:type="auto"/>
+            <w:tcMar>
+              <w:top w:w="100" w:type="dxa"/>
+              <w:left w:w="100" w:type="dxa"/>
+              <w:bottom w:w="100" w:type="dxa"/>
+              <w:right w:w="100" w:type="dxa"/>
+            </w:tcMar>
+            <w:hideMark/>
+          </w:tcPr>
+          <w:p>
+            <w:pPr>
+              <w:pStyle w:val="NormalWeb"/>
+              <w:shd w:val="clear" w:color="auto" w:fill="FFFFFF"/>
+              <w:spacing w:before="0" w:beforeAutospacing="0" w:after="0" w:afterAutospacing="0"/>
+            </w:pPr>
+            <w:r>
+              <w:rPr>
+                <w:color w:val="000000"/>
+              </w:rPr>
+              <w:t xml:space="preserve">Salience + </w:t>
+            </w:r>
+            <w:proofErr w:type="spellStart"/>
+            <w:r>
+              <w:rPr>
+                <w:color w:val="000000"/>
+              </w:rPr>
+              <w:t>Implementation</w:t>
+            </w:r>
+            <w:proofErr w:type="spellEnd"/>
+          </w:p>
+        </w:tc>
+        <w:tc>
+          <w:tcPr>
+            <w:tcW w:w="0" w:type="auto"/>
+            <w:tcMar>
+              <w:top w:w="100" w:type="dxa"/>
+              <w:left w:w="100" w:type="dxa"/>
+              <w:bottom w:w="100" w:type="dxa"/>
+              <w:right w:w="100" w:type="dxa"/>
+            </w:tcMar>
+            <w:hideMark/>
+          </w:tcPr>
+          <w:p>
+            <w:pPr>
+              <w:pStyle w:val="NormalWeb"/>
+              <w:shd w:val="clear" w:color="auto" w:fill="FFFFFF"/>
+              <w:spacing w:before="0" w:beforeAutospacing="0" w:after="0" w:afterAutospacing="0"/>
+            </w:pPr>
+            <w:r>
+              <w:rPr>
+                <w:color w:val="000000"/>
+              </w:rPr>
+              <w:t>26</w:t>
+            </w:r>
+          </w:p>
+        </w:tc>
+        <w:tc>
+          <w:tcPr>
+            <w:tcW w:w="0" w:type="auto"/>
+            <w:tcMar>
+              <w:top w:w="100" w:type="dxa"/>
+              <w:left w:w="100" w:type="dxa"/>
+              <w:bottom w:w="100" w:type="dxa"/>
+              <w:right w:w="100" w:type="dxa"/>
+            </w:tcMar>
+            <w:hideMark/>
+          </w:tcPr>
+          <w:p>
+            <w:pPr>
+              <w:pStyle w:val="NormalWeb"/>
+              <w:shd w:val="clear" w:color="auto" w:fill="FFFFFF"/>
+              <w:spacing w:before="0" w:beforeAutospacing="0" w:after="0" w:afterAutospacing="0"/>
+            </w:pPr>
+            <w:r>
+              <w:rPr>
+                <w:color w:val="000000"/>
+              </w:rPr>
+              <w:t>26</w:t>
+            </w:r>
+          </w:p>
+        </w:tc>
+        <w:tc>
+          <w:tcPr>
+            <w:tcW w:w="2050" w:type="dxa"/>
+            <w:tcMar>
+              <w:top w:w="100" w:type="dxa"/>
+              <w:left w:w="100" w:type="dxa"/>
+              <w:bottom w:w="100" w:type="dxa"/>
+              <w:right w:w="100" w:type="dxa"/>
+            </w:tcMar>
+            <w:hideMark/>
+          </w:tcPr>
+          <w:p>
+            <w:pPr>
+              <w:pStyle w:val="NormalWeb"/>
+              <w:shd w:val="clear" w:color="auto" w:fill="FFFFFF"/>
+              <w:spacing w:before="0" w:beforeAutospacing="0" w:after="0" w:afterAutospacing="0"/>
+            </w:pPr>
+            <w:r>
+              <w:rPr>
+                <w:color w:val="000000"/>
+              </w:rPr>
+              <w:t>52</w:t>
+            </w:r>
+          </w:p>
+        </w:tc>
+      </w:tr>
+      <w:tr>
+        <w:trPr>
+          <w:trHeight w:val="500"/>
+        </w:trPr>
+        <w:tc>
+          <w:tcPr>
+            <w:tcW w:w="0" w:type="auto"/>
+            <w:tcMar>
+              <w:top w:w="100" w:type="dxa"/>
+              <w:left w:w="100" w:type="dxa"/>
+              <w:bottom w:w="100" w:type="dxa"/>
+              <w:right w:w="100" w:type="dxa"/>
+            </w:tcMar>
+            <w:hideMark/>
+          </w:tcPr>
+          <w:p>
+            <w:pPr>
+              <w:pStyle w:val="NormalWeb"/>
+              <w:shd w:val="clear" w:color="auto" w:fill="FFFFFF"/>
+              <w:spacing w:before="0" w:beforeAutospacing="0" w:after="0" w:afterAutospacing="0"/>
+            </w:pPr>
+            <w:r>
+              <w:rPr>
+                <w:color w:val="000000"/>
+              </w:rPr>
+              <w:t>Total</w:t>
+            </w:r>
+          </w:p>
+        </w:tc>
+        <w:tc>
+          <w:tcPr>
+            <w:tcW w:w="0" w:type="auto"/>
+            <w:tcMar>
+              <w:top w:w="100" w:type="dxa"/>
+              <w:left w:w="100" w:type="dxa"/>
+              <w:bottom w:w="100" w:type="dxa"/>
+              <w:right w:w="100" w:type="dxa"/>
+            </w:tcMar>
+            <w:hideMark/>
+          </w:tcPr>
+          <w:p>
+            <w:pPr>
+              <w:pStyle w:val="NormalWeb"/>
+              <w:shd w:val="clear" w:color="auto" w:fill="FFFFFF"/>
+              <w:spacing w:before="0" w:beforeAutospacing="0" w:after="0" w:afterAutospacing="0"/>
+            </w:pPr>
+            <w:r>
+              <w:rPr>
+                <w:color w:val="000000"/>
+              </w:rPr>
+              <w:t>52</w:t>
+            </w:r>
+          </w:p>
+        </w:tc>
+        <w:tc>
+          <w:tcPr>
+            <w:tcW w:w="0" w:type="auto"/>
+            <w:tcMar>
+              <w:top w:w="100" w:type="dxa"/>
+              <w:left w:w="100" w:type="dxa"/>
+              <w:bottom w:w="100" w:type="dxa"/>
+              <w:right w:w="100" w:type="dxa"/>
+            </w:tcMar>
+            <w:hideMark/>
+          </w:tcPr>
+          <w:p>
+            <w:pPr>
+              <w:pStyle w:val="NormalWeb"/>
+              <w:shd w:val="clear" w:color="auto" w:fill="FFFFFF"/>
+              <w:spacing w:before="0" w:beforeAutospacing="0" w:after="0" w:afterAutospacing="0"/>
+            </w:pPr>
+            <w:r>
+              <w:rPr>
+                <w:color w:val="000000"/>
+              </w:rPr>
+              <w:t>52</w:t>
+            </w:r>
+          </w:p>
+        </w:tc>
+        <w:tc>
+          <w:tcPr>
+            <w:tcW w:w="2050" w:type="dxa"/>
+            <w:tcMar>
+              <w:top w:w="100" w:type="dxa"/>
+              <w:left w:w="100" w:type="dxa"/>
+              <w:bottom w:w="100" w:type="dxa"/>
+              <w:right w:w="100" w:type="dxa"/>
+            </w:tcMar>
+            <w:hideMark/>
+          </w:tcPr>
+          <w:p>
+            <w:pPr>
+              <w:pStyle w:val="NormalWeb"/>
+              <w:shd w:val="clear" w:color="auto" w:fill="FFFFFF"/>
+              <w:spacing w:before="0" w:beforeAutospacing="0" w:after="0" w:afterAutospacing="0"/>
+            </w:pPr>
+            <w:r>
+              <w:rPr>
+                <w:color w:val="000000"/>
+              </w:rPr>
+              <w:t>104</w:t>
+            </w:r>
+          </w:p>
+        </w:tc>
+      </w:tr>
+    </w:tbl>
+    <w:p>
+      <w:pPr>
+        <w:pStyle w:val="NormalWeb"/>
+        <w:shd w:val="clear" w:color="auto" w:fill="FFFFFF"/>
+        <w:spacing w:before="240" w:beforeAutospacing="0" w:after="0" w:afterAutospacing="0"/>
+      </w:pPr>
+      <w:r>
+        <w:rPr>
+          <w:color w:val="000000"/>
+        </w:rPr>
+        <w:t>La procédure garantit donc une répartition globale exactement équilibrée entre mères et pères dans chacun des deux bras de traitement.</w:t>
+      </w:r>
+    </w:p>
+    <w:p>
+      <w:pPr>
+        <w:pStyle w:val="NormalWeb"/>
+        <w:shd w:val="clear" w:color="auto" w:fill="FFFFFF"/>
+        <w:spacing w:before="0" w:beforeAutospacing="0" w:after="0" w:afterAutospacing="0"/>
+      </w:pPr>
+      <w:r>
+        <w:rPr>
+          <w:color w:val="000000"/>
+        </w:rPr>
+        <w:t>Cette seconde randomisation étant imbriquée dans la première, la structure expérimentale peut être représentée comme suit :</w:t>
+      </w:r>
+    </w:p>
+    <w:p>
+      <w:pPr>
+        <w:pStyle w:val="NormalWeb"/>
+        <w:shd w:val="clear" w:color="auto" w:fill="FFFFFF"/>
+        <w:spacing w:before="0" w:beforeAutospacing="0" w:after="0" w:afterAutospacing="0"/>
+      </w:pPr>
+      <w:r>
+        <w:rPr>
+          <w:color w:val="000000"/>
+        </w:rPr>
+        <w:t>École → bras expérimental → parent ciblé.</w:t>
+      </w:r>
+    </w:p>
+    <w:p>
+      <w:pPr>
+        <w:pStyle w:val="NormalWeb"/>
+        <w:shd w:val="clear" w:color="auto" w:fill="FFFFFF"/>
+        <w:spacing w:before="0" w:beforeAutospacing="0" w:after="0" w:afterAutospacing="0"/>
+      </w:pPr>
+      <w:r>
+        <w:rPr>
+          <w:color w:val="000000"/>
+        </w:rPr>
+        <w:t>Il convient toutefois de distinguer cette assignation du recrutement effectif du parent : la randomisation détermine quel type de parent doit être ciblé, tandis que la procédure de terrain détermine ensuite quel parent éligible de la fille sélectionnée sera effectivement enquêté ou contacté.</w:t>
+      </w:r>
+    </w:p>
+    <w:p>
+      <w:pPr>
+        <w:pStyle w:val="NormalWeb"/>
+        <w:shd w:val="clear" w:color="auto" w:fill="FFFFFF"/>
+        <w:spacing w:before="0" w:beforeAutospacing="0" w:after="0" w:afterAutospacing="0"/>
+      </w:pPr>
+    </w:p>
+    <w:p>
+      <w:pPr>
+        <w:pStyle w:val="NormalWeb"/>
+        <w:shd w:val="clear" w:color="auto" w:fill="FFFFFF"/>
+        <w:spacing w:before="0" w:beforeAutospacing="0" w:after="0" w:afterAutospacing="0"/>
+        <w:ind w:left="360"/>
+      </w:pPr>
+      <w:r>
+        <w:rPr>
+          <w:b/>
+          <w:bCs/>
+          <w:color w:val="000000"/>
+          <w:sz w:val="28"/>
+          <w:szCs w:val="28"/>
+        </w:rPr>
+        <w:t>4.9-           Ciblage des parents (comment les parents sont choisis)</w:t>
+      </w:r>
     </w:p>
     <w:p>
       <w:pPr>
         <w:spacing w:after="120" w:line="360" w:lineRule="auto"/>
         <w:jc w:val="both"/>
-        <w:rPr>
-          <w:rFonts w:ascii="Times New Roman" w:hAnsi="Times New Roman" w:cs="Times New Roman"/>
-          <w:sz w:val="24"/>
-          <w:szCs w:val="24"/>
-          <w:lang w:val="fr-FR"/>
-        </w:rPr>
       </w:pPr>
     </w:p>
     <w:p>
       <w:pPr>
         <w:spacing w:line="360" w:lineRule="auto"/>
-        <w:rPr>
-          <w:rFonts w:ascii="Times New Roman" w:hAnsi="Times New Roman" w:cs="Times New Roman"/>
-          <w:sz w:val="24"/>
-          <w:szCs w:val="24"/>
-          <w:lang w:val="fr-FR"/>
-        </w:rPr>
       </w:pPr>
     </w:p>
     <w:sectPr>
@@ -2086,12 +3551,9 @@
 </file>
 
 <file path=word/endnotes.xml><?xml version="1.0" encoding="utf-8"?>
-<w:endnotes xmlns:wpc="http://schemas.microsoft.com/office/word/2010/wordprocessingCanvas" xmlns:cx="http://schemas.microsoft.com/office/drawing/2014/chartex" xmlns:cx1="http://schemas.microsoft.com/office/drawing/2015/9/8/chartex" xmlns:cx2="http://schemas.microsoft.com/office/drawing/2015/10/21/chartex" xmlns:cx3="http://schemas.microsoft.com/office/drawing/2016/5/9/chartex" xmlns:cx4="http://schemas.microsoft.com/office/drawing/2016/5/10/chartex" xmlns:cx5="http://schemas.microsoft.com/office/drawing/2016/5/11/chartex" xmlns:cx6="http://schemas.microsoft.com/office/drawing/2016/5/12/chartex" xmlns:cx7="http://schemas.microsoft.com/office/drawing/2016/5/13/chartex" xmlns:cx8="http://schemas.microsoft.com/office/drawing/2016/5/14/chartex" xmlns:mc="http://schemas.openxmlformats.org/markup-compatibility/2006" xmlns:aink="http://schemas.microsoft.com/office/drawing/2016/ink" xmlns:am3d="http://schemas.microsoft.com/office/drawing/2017/model3d" xmlns:o="urn:schemas-microsoft-com:office:office" xmlns:oel="http://schemas.microsoft.com/office/2019/extlst" xmlns:r="http://schemas.openxmlformats.org/officeDocument/2006/relationships" xmlns:m="http://schemas.openxmlformats.org/officeDocument/2006/math" xmlns:v="urn:schemas-microsoft-com:vml" xmlns:wp14="http://schemas.microsoft.com/office/word/2010/wordprocessingDrawing" xmlns:wp="http://schemas.openxmlformats.org/drawingml/2006/wordprocessingDrawing" xmlns:w10="urn:schemas-microsoft-com:office:word" xmlns:w="http://schemas.openxmlformats.org/wordprocessingml/2006/main" xmlns:w14="http://schemas.microsoft.com/office/word/2010/wordml" xmlns:w15="http://schemas.microsoft.com/office/word/2012/wordml" xmlns:w16cei="http://schemas.microsoft.com/office/word/2026/wordml/cei" xmlns:w16cex="http://schemas.microsoft.com/office/word/2018/wordml/cex" xmlns:w16cid="http://schemas.microsoft.com/office/word/2016/wordml/cid" xmlns:w16="http://schemas.microsoft.com/office/word/2018/wordml" xmlns:w16du="http://schemas.microsoft.com/office/word/2023/wordml/word16du" xmlns:w16sdtdh="http://schemas.microsoft.com/office/word/2020/wordml/sdtdatahash" xmlns:w16sdtfl="http://schemas.microsoft.com/office/word/2024/wordml/sdtformatlock" xmlns:w16se="http://schemas.microsoft.com/office/word/2015/wordml/symex" xmlns:wpg="http://schemas.microsoft.com/office/word/2010/wordprocessingGroup" xmlns:wpi="http://schemas.microsoft.com/office/word/2010/wordprocessingInk" xmlns:wne="http://schemas.microsoft.com/office/word/2006/wordml" xmlns:wps="http://schemas.microsoft.com/office/word/2010/wordprocessingShape" mc:Ignorable="w14 w15 w16se w16cid w16 w16cex w16sdtdh w16sdtfl w16du wp14">
+<w:endnotes xmlns:wpc="http://schemas.microsoft.com/office/word/2010/wordprocessingCanvas" xmlns:cx="http://schemas.microsoft.com/office/drawing/2014/chartex" xmlns:cx1="http://schemas.microsoft.com/office/drawing/2015/9/8/chartex" xmlns:cx2="http://schemas.microsoft.com/office/drawing/2015/10/21/chartex" xmlns:cx3="http://schemas.microsoft.com/office/drawing/2016/5/9/chartex" xmlns:cx4="http://schemas.microsoft.com/office/drawing/2016/5/10/chartex" xmlns:cx5="http://schemas.microsoft.com/office/drawing/2016/5/11/chartex" xmlns:cx6="http://schemas.microsoft.com/office/drawing/2016/5/12/chartex" xmlns:cx7="http://schemas.microsoft.com/office/drawing/2016/5/13/chartex" xmlns:cx8="http://schemas.microsoft.com/office/drawing/2016/5/14/chartex" xmlns:mc="http://schemas.openxmlformats.org/markup-compatibility/2006" xmlns:aink="http://schemas.microsoft.com/office/drawing/2016/ink" xmlns:am3d="http://schemas.microsoft.com/office/drawing/2017/model3d" xmlns:o="urn:schemas-microsoft-com:office:office" xmlns:oel="http://schemas.microsoft.com/office/2019/extlst" xmlns:r="http://schemas.openxmlformats.org/officeDocument/2006/relationships" xmlns:m="http://schemas.openxmlformats.org/officeDocument/2006/math" xmlns:v="urn:schemas-microsoft-com:vml" xmlns:wp14="http://schemas.microsoft.com/office/word/2010/wordprocessingDrawing" xmlns:wp="http://schemas.openxmlformats.org/drawingml/2006/wordprocessingDrawing" xmlns:w10="urn:schemas-microsoft-com:office:word" xmlns:w="http://schemas.openxmlformats.org/wordprocessingml/2006/main" xmlns:w14="http://schemas.microsoft.com/office/word/2010/wordml" xmlns:w15="http://schemas.microsoft.com/office/word/2012/wordml" xmlns:w16cex="http://schemas.microsoft.com/office/word/2018/wordml/cex" xmlns:w16cid="http://schemas.microsoft.com/office/word/2016/wordml/cid" xmlns:w16="http://schemas.microsoft.com/office/word/2018/wordml" xmlns:w16du="http://schemas.microsoft.com/office/word/2023/wordml/word16du" xmlns:w16sdtdh="http://schemas.microsoft.com/office/word/2020/wordml/sdtdatahash" xmlns:w16sdtfl="http://schemas.microsoft.com/office/word/2024/wordml/sdtformatlock" xmlns:w16se="http://schemas.microsoft.com/office/word/2015/wordml/symex" xmlns:wpg="http://schemas.microsoft.com/office/word/2010/wordprocessingGroup" xmlns:wpi="http://schemas.microsoft.com/office/word/2010/wordprocessingInk" xmlns:wne="http://schemas.microsoft.com/office/word/2006/wordml" xmlns:wps="http://schemas.microsoft.com/office/word/2010/wordprocessingShape" mc:Ignorable="w14 w15 w16se w16cid w16 w16cex w16sdtdh w16sdtfl w16du wp14">
   <w:endnote w:type="separator" w:id="-1">
     <w:p>
-      <w:pPr>
-        <w:spacing w:after="0" w:line="240" w:lineRule="auto"/>
-      </w:pPr>
       <w:r>
         <w:separator/>
       </w:r>
@@ -2099,9 +3561,6 @@
   </w:endnote>
   <w:endnote w:type="continuationSeparator" w:id="0">
     <w:p>
-      <w:pPr>
-        <w:spacing w:after="0" w:line="240" w:lineRule="auto"/>
-      </w:pPr>
       <w:r>
         <w:continuationSeparator/>
       </w:r>
@@ -2111,12 +3570,9 @@
 </file>
 
 <file path=word/footnotes.xml><?xml version="1.0" encoding="utf-8"?>
-<w:footnotes xmlns:wpc="http://schemas.microsoft.com/office/word/2010/wordprocessingCanvas" xmlns:cx="http://schemas.microsoft.com/office/drawing/2014/chartex" xmlns:cx1="http://schemas.microsoft.com/office/drawing/2015/9/8/chartex" xmlns:cx2="http://schemas.microsoft.com/office/drawing/2015/10/21/chartex" xmlns:cx3="http://schemas.microsoft.com/office/drawing/2016/5/9/chartex" xmlns:cx4="http://schemas.microsoft.com/office/drawing/2016/5/10/chartex" xmlns:cx5="http://schemas.microsoft.com/office/drawing/2016/5/11/chartex" xmlns:cx6="http://schemas.microsoft.com/office/drawing/2016/5/12/chartex" xmlns:cx7="http://schemas.microsoft.com/office/drawing/2016/5/13/chartex" xmlns:cx8="http://schemas.microsoft.com/office/drawing/2016/5/14/chartex" xmlns:mc="http://schemas.openxmlformats.org/markup-compatibility/2006" xmlns:aink="http://schemas.microsoft.com/office/drawing/2016/ink" xmlns:am3d="http://schemas.microsoft.com/office/drawing/2017/model3d" xmlns:o="urn:schemas-microsoft-com:office:office" xmlns:oel="http://schemas.microsoft.com/office/2019/extlst" xmlns:r="http://schemas.openxmlformats.org/officeDocument/2006/relationships" xmlns:m="http://schemas.openxmlformats.org/officeDocument/2006/math" xmlns:v="urn:schemas-microsoft-com:vml" xmlns:wp14="http://schemas.microsoft.com/office/word/2010/wordprocessingDrawing" xmlns:wp="http://schemas.openxmlformats.org/drawingml/2006/wordprocessingDrawing" xmlns:w10="urn:schemas-microsoft-com:office:word" xmlns:w="http://schemas.openxmlformats.org/wordprocessingml/2006/main" xmlns:w14="http://schemas.microsoft.com/office/word/2010/wordml" xmlns:w15="http://schemas.microsoft.com/office/word/2012/wordml" xmlns:w16cei="http://schemas.microsoft.com/office/word/2026/wordml/cei" xmlns:w16cex="http://schemas.microsoft.com/office/word/2018/wordml/cex" xmlns:w16cid="http://schemas.microsoft.com/office/word/2016/wordml/cid" xmlns:w16="http://schemas.microsoft.com/office/word/2018/wordml" xmlns:w16du="http://schemas.microsoft.com/office/word/2023/wordml/word16du" xmlns:w16sdtdh="http://schemas.microsoft.com/office/word/2020/wordml/sdtdatahash" xmlns:w16sdtfl="http://schemas.microsoft.com/office/word/2024/wordml/sdtformatlock" xmlns:w16se="http://schemas.microsoft.com/office/word/2015/wordml/symex" xmlns:wpg="http://schemas.microsoft.com/office/word/2010/wordprocessingGroup" xmlns:wpi="http://schemas.microsoft.com/office/word/2010/wordprocessingInk" xmlns:wne="http://schemas.microsoft.com/office/word/2006/wordml" xmlns:wps="http://schemas.microsoft.com/office/word/2010/wordprocessingShape" mc:Ignorable="w14 w15 w16se w16cid w16 w16cex w16sdtdh w16sdtfl w16du wp14">
+<w:footnotes xmlns:wpc="http://schemas.microsoft.com/office/word/2010/wordprocessingCanvas" xmlns:cx="http://schemas.microsoft.com/office/drawing/2014/chartex" xmlns:cx1="http://schemas.microsoft.com/office/drawing/2015/9/8/chartex" xmlns:cx2="http://schemas.microsoft.com/office/drawing/2015/10/21/chartex" xmlns:cx3="http://schemas.microsoft.com/office/drawing/2016/5/9/chartex" xmlns:cx4="http://schemas.microsoft.com/office/drawing/2016/5/10/chartex" xmlns:cx5="http://schemas.microsoft.com/office/drawing/2016/5/11/chartex" xmlns:cx6="http://schemas.microsoft.com/office/drawing/2016/5/12/chartex" xmlns:cx7="http://schemas.microsoft.com/office/drawing/2016/5/13/chartex" xmlns:cx8="http://schemas.microsoft.com/office/drawing/2016/5/14/chartex" xmlns:mc="http://schemas.openxmlformats.org/markup-compatibility/2006" xmlns:aink="http://schemas.microsoft.com/office/drawing/2016/ink" xmlns:am3d="http://schemas.microsoft.com/office/drawing/2017/model3d" xmlns:o="urn:schemas-microsoft-com:office:office" xmlns:oel="http://schemas.microsoft.com/office/2019/extlst" xmlns:r="http://schemas.openxmlformats.org/officeDocument/2006/relationships" xmlns:m="http://schemas.openxmlformats.org/officeDocument/2006/math" xmlns:v="urn:schemas-microsoft-com:vml" xmlns:wp14="http://schemas.microsoft.com/office/word/2010/wordprocessingDrawing" xmlns:wp="http://schemas.openxmlformats.org/drawingml/2006/wordprocessingDrawing" xmlns:w10="urn:schemas-microsoft-com:office:word" xmlns:w="http://schemas.openxmlformats.org/wordprocessingml/2006/main" xmlns:w14="http://schemas.microsoft.com/office/word/2010/wordml" xmlns:w15="http://schemas.microsoft.com/office/word/2012/wordml" xmlns:w16cex="http://schemas.microsoft.com/office/word/2018/wordml/cex" xmlns:w16cid="http://schemas.microsoft.com/office/word/2016/wordml/cid" xmlns:w16="http://schemas.microsoft.com/office/word/2018/wordml" xmlns:w16du="http://schemas.microsoft.com/office/word/2023/wordml/word16du" xmlns:w16sdtdh="http://schemas.microsoft.com/office/word/2020/wordml/sdtdatahash" xmlns:w16sdtfl="http://schemas.microsoft.com/office/word/2024/wordml/sdtformatlock" xmlns:w16se="http://schemas.microsoft.com/office/word/2015/wordml/symex" xmlns:wpg="http://schemas.microsoft.com/office/word/2010/wordprocessingGroup" xmlns:wpi="http://schemas.microsoft.com/office/word/2010/wordprocessingInk" xmlns:wne="http://schemas.microsoft.com/office/word/2006/wordml" xmlns:wps="http://schemas.microsoft.com/office/word/2010/wordprocessingShape" mc:Ignorable="w14 w15 w16se w16cid w16 w16cex w16sdtdh w16sdtfl w16du wp14">
   <w:footnote w:type="separator" w:id="-1">
     <w:p>
-      <w:pPr>
-        <w:spacing w:after="0" w:line="240" w:lineRule="auto"/>
-      </w:pPr>
       <w:r>
         <w:separator/>
       </w:r>
@@ -2124,9 +3580,6 @@
   </w:footnote>
   <w:footnote w:type="continuationSeparator" w:id="0">
     <w:p>
-      <w:pPr>
-        <w:spacing w:after="0" w:line="240" w:lineRule="auto"/>
-      </w:pPr>
       <w:r>
         <w:continuationSeparator/>
       </w:r>
@@ -2535,16 +3988,14 @@
   <w:style w:type="paragraph" w:default="1" w:styleId="Normal">
     <w:name w:val="Normal"/>
     <w:qFormat/>
-    <w:rsid w:val="00B71E60"/>
+    <w:rsid w:val="001456A3"/>
     <w:pPr>
-      <w:spacing w:after="200" w:line="276" w:lineRule="auto"/>
+      <w:spacing w:after="0" w:line="240" w:lineRule="auto"/>
     </w:pPr>
     <w:rPr>
-      <w:rFonts w:ascii="Aptos" w:eastAsia="Aptos" w:hAnsi="Aptos"/>
+      <w:rFonts w:ascii="Times New Roman" w:eastAsia="Times New Roman" w:hAnsi="Times New Roman" w:cs="Times New Roman"/>
       <w:kern w:val="0"/>
-      <w:sz w:val="21"/>
-      <w:szCs w:val="22"/>
-      <w:lang w:val="en-US"/>
+      <w:lang w:eastAsia="fr-FR"/>
       <w14:ligatures w14:val="none"/>
     </w:rPr>
   </w:style>
@@ -2568,7 +4019,7 @@
       <w:kern w:val="2"/>
       <w:sz w:val="40"/>
       <w:szCs w:val="40"/>
-      <w:lang w:val="fr-FR"/>
+      <w:lang w:eastAsia="en-US"/>
       <w14:ligatures w14:val="standardContextual"/>
     </w:rPr>
   </w:style>
@@ -2593,7 +4044,7 @@
       <w:kern w:val="2"/>
       <w:sz w:val="32"/>
       <w:szCs w:val="32"/>
-      <w:lang w:val="fr-FR"/>
+      <w:lang w:eastAsia="en-US"/>
       <w14:ligatures w14:val="standardContextual"/>
     </w:rPr>
   </w:style>
@@ -2603,7 +4054,6 @@
     <w:next w:val="Normal"/>
     <w:link w:val="Titre3Car"/>
     <w:uiPriority w:val="9"/>
-    <w:semiHidden/>
     <w:unhideWhenUsed/>
     <w:qFormat/>
     <w:rsid w:val="0098314C"/>
@@ -2619,7 +4069,7 @@
       <w:kern w:val="2"/>
       <w:sz w:val="28"/>
       <w:szCs w:val="28"/>
-      <w:lang w:val="fr-FR"/>
+      <w:lang w:eastAsia="en-US"/>
       <w14:ligatures w14:val="standardContextual"/>
     </w:rPr>
   </w:style>
@@ -2645,9 +4095,6 @@
       <w:iCs/>
       <w:color w:val="0F4761" w:themeColor="accent1" w:themeShade="BF"/>
       <w:kern w:val="2"/>
-      <w:sz w:val="24"/>
-      <w:szCs w:val="24"/>
-      <w:lang w:val="fr-FR"/>
       <w14:ligatures w14:val="standardContextual"/>
     </w:rPr>
   </w:style>
@@ -2671,9 +4118,6 @@
       <w:rFonts w:asciiTheme="minorHAnsi" w:eastAsiaTheme="majorEastAsia" w:hAnsiTheme="minorHAnsi" w:cstheme="majorBidi"/>
       <w:color w:val="0F4761" w:themeColor="accent1" w:themeShade="BF"/>
       <w:kern w:val="2"/>
-      <w:sz w:val="24"/>
-      <w:szCs w:val="24"/>
-      <w:lang w:val="fr-FR"/>
       <w14:ligatures w14:val="standardContextual"/>
     </w:rPr>
   </w:style>
@@ -2690,7 +4134,7 @@
     <w:pPr>
       <w:keepNext/>
       <w:keepLines/>
-      <w:spacing w:before="40" w:after="0" w:line="278" w:lineRule="auto"/>
+      <w:spacing w:before="40" w:line="278" w:lineRule="auto"/>
       <w:outlineLvl w:val="5"/>
     </w:pPr>
     <w:rPr>
@@ -2699,9 +4143,6 @@
       <w:iCs/>
       <w:color w:val="595959" w:themeColor="text1" w:themeTint="A6"/>
       <w:kern w:val="2"/>
-      <w:sz w:val="24"/>
-      <w:szCs w:val="24"/>
-      <w:lang w:val="fr-FR"/>
       <w14:ligatures w14:val="standardContextual"/>
     </w:rPr>
   </w:style>
@@ -2718,16 +4159,13 @@
     <w:pPr>
       <w:keepNext/>
       <w:keepLines/>
-      <w:spacing w:before="40" w:after="0" w:line="278" w:lineRule="auto"/>
+      <w:spacing w:before="40" w:line="278" w:lineRule="auto"/>
       <w:outlineLvl w:val="6"/>
     </w:pPr>
     <w:rPr>
       <w:rFonts w:asciiTheme="minorHAnsi" w:eastAsiaTheme="majorEastAsia" w:hAnsiTheme="minorHAnsi" w:cstheme="majorBidi"/>
       <w:color w:val="595959" w:themeColor="text1" w:themeTint="A6"/>
       <w:kern w:val="2"/>
-      <w:sz w:val="24"/>
-      <w:szCs w:val="24"/>
-      <w:lang w:val="fr-FR"/>
       <w14:ligatures w14:val="standardContextual"/>
     </w:rPr>
   </w:style>
@@ -2744,7 +4182,7 @@
     <w:pPr>
       <w:keepNext/>
       <w:keepLines/>
-      <w:spacing w:after="0" w:line="278" w:lineRule="auto"/>
+      <w:spacing w:line="278" w:lineRule="auto"/>
       <w:outlineLvl w:val="7"/>
     </w:pPr>
     <w:rPr>
@@ -2753,9 +4191,6 @@
       <w:iCs/>
       <w:color w:val="272727" w:themeColor="text1" w:themeTint="D8"/>
       <w:kern w:val="2"/>
-      <w:sz w:val="24"/>
-      <w:szCs w:val="24"/>
-      <w:lang w:val="fr-FR"/>
       <w14:ligatures w14:val="standardContextual"/>
     </w:rPr>
   </w:style>
@@ -2772,16 +4207,13 @@
     <w:pPr>
       <w:keepNext/>
       <w:keepLines/>
-      <w:spacing w:after="0" w:line="278" w:lineRule="auto"/>
+      <w:spacing w:line="278" w:lineRule="auto"/>
       <w:outlineLvl w:val="8"/>
     </w:pPr>
     <w:rPr>
       <w:rFonts w:asciiTheme="minorHAnsi" w:eastAsiaTheme="majorEastAsia" w:hAnsiTheme="minorHAnsi" w:cstheme="majorBidi"/>
       <w:color w:val="272727" w:themeColor="text1" w:themeTint="D8"/>
       <w:kern w:val="2"/>
-      <w:sz w:val="24"/>
-      <w:szCs w:val="24"/>
-      <w:lang w:val="fr-FR"/>
       <w14:ligatures w14:val="standardContextual"/>
     </w:rPr>
   </w:style>
@@ -2844,7 +4276,6 @@
     <w:basedOn w:val="Policepardfaut"/>
     <w:link w:val="Titre3"/>
     <w:uiPriority w:val="9"/>
-    <w:semiHidden/>
     <w:rsid w:val="0098314C"/>
     <w:rPr>
       <w:rFonts w:eastAsiaTheme="majorEastAsia" w:cstheme="majorBidi"/>
@@ -2940,7 +4371,7 @@
     <w:qFormat/>
     <w:rsid w:val="0098314C"/>
     <w:pPr>
-      <w:spacing w:after="80" w:line="240" w:lineRule="auto"/>
+      <w:spacing w:after="80"/>
       <w:contextualSpacing/>
     </w:pPr>
     <w:rPr>
@@ -2949,7 +4380,7 @@
       <w:kern w:val="28"/>
       <w:sz w:val="56"/>
       <w:szCs w:val="56"/>
-      <w:lang w:val="fr-FR"/>
+      <w:lang w:eastAsia="en-US"/>
       <w14:ligatures w14:val="standardContextual"/>
     </w:rPr>
   </w:style>
@@ -2988,7 +4419,7 @@
       <w:kern w:val="2"/>
       <w:sz w:val="28"/>
       <w:szCs w:val="28"/>
-      <w:lang w:val="fr-FR"/>
+      <w:lang w:eastAsia="en-US"/>
       <w14:ligatures w14:val="standardContextual"/>
     </w:rPr>
   </w:style>
@@ -3019,14 +4450,12 @@
       <w:jc w:val="center"/>
     </w:pPr>
     <w:rPr>
-      <w:rFonts w:asciiTheme="minorHAnsi" w:eastAsiaTheme="minorHAnsi" w:hAnsiTheme="minorHAnsi"/>
+      <w:rFonts w:asciiTheme="minorHAnsi" w:eastAsiaTheme="minorHAnsi" w:hAnsiTheme="minorHAnsi" w:cstheme="minorBidi"/>
       <w:i/>
       <w:iCs/>
       <w:color w:val="404040" w:themeColor="text1" w:themeTint="BF"/>
       <w:kern w:val="2"/>
-      <w:sz w:val="24"/>
-      <w:szCs w:val="24"/>
-      <w:lang w:val="fr-FR"/>
+      <w:lang w:eastAsia="en-US"/>
       <w14:ligatures w14:val="standardContextual"/>
     </w:rPr>
   </w:style>
@@ -3054,11 +4483,9 @@
       <w:contextualSpacing/>
     </w:pPr>
     <w:rPr>
-      <w:rFonts w:asciiTheme="minorHAnsi" w:eastAsiaTheme="minorHAnsi" w:hAnsiTheme="minorHAnsi"/>
+      <w:rFonts w:asciiTheme="minorHAnsi" w:eastAsiaTheme="minorHAnsi" w:hAnsiTheme="minorHAnsi" w:cstheme="minorBidi"/>
       <w:kern w:val="2"/>
-      <w:sz w:val="24"/>
-      <w:szCs w:val="24"/>
-      <w:lang w:val="fr-FR"/>
+      <w:lang w:eastAsia="en-US"/>
       <w14:ligatures w14:val="standardContextual"/>
     </w:rPr>
   </w:style>
@@ -3092,14 +4519,12 @@
       <w:jc w:val="center"/>
     </w:pPr>
     <w:rPr>
-      <w:rFonts w:asciiTheme="minorHAnsi" w:eastAsiaTheme="minorHAnsi" w:hAnsiTheme="minorHAnsi"/>
+      <w:rFonts w:asciiTheme="minorHAnsi" w:eastAsiaTheme="minorHAnsi" w:hAnsiTheme="minorHAnsi" w:cstheme="minorBidi"/>
       <w:i/>
       <w:iCs/>
       <w:color w:val="0F4761" w:themeColor="accent1" w:themeShade="BF"/>
       <w:kern w:val="2"/>
-      <w:sz w:val="24"/>
-      <w:szCs w:val="24"/>
-      <w:lang w:val="fr-FR"/>
+      <w:lang w:eastAsia="en-US"/>
       <w14:ligatures w14:val="standardContextual"/>
     </w:rPr>
   </w:style>
@@ -3178,8 +4603,13 @@
         <w:tab w:val="center" w:pos="4513"/>
         <w:tab w:val="right" w:pos="9026"/>
       </w:tabs>
-      <w:spacing w:after="0" w:line="240" w:lineRule="auto"/>
     </w:pPr>
+    <w:rPr>
+      <w:rFonts w:ascii="Aptos" w:eastAsia="Aptos" w:hAnsi="Aptos" w:cstheme="minorBidi"/>
+      <w:sz w:val="21"/>
+      <w:szCs w:val="22"/>
+      <w:lang w:val="en-US" w:eastAsia="en-US"/>
+    </w:rPr>
   </w:style>
   <w:style w:type="character" w:customStyle="1" w:styleId="En-tteCar">
     <w:name w:val="En-tête Car"/>
@@ -3208,8 +4638,13 @@
         <w:tab w:val="center" w:pos="4513"/>
         <w:tab w:val="right" w:pos="9026"/>
       </w:tabs>
-      <w:spacing w:after="0" w:line="240" w:lineRule="auto"/>
     </w:pPr>
+    <w:rPr>
+      <w:rFonts w:ascii="Aptos" w:eastAsia="Aptos" w:hAnsi="Aptos" w:cstheme="minorBidi"/>
+      <w:sz w:val="21"/>
+      <w:szCs w:val="22"/>
+      <w:lang w:val="en-US" w:eastAsia="en-US"/>
+    </w:rPr>
   </w:style>
   <w:style w:type="character" w:customStyle="1" w:styleId="PieddepageCar">
     <w:name w:val="Pied de page Car"/>
@@ -3225,6 +4660,17 @@
       <w:lang w:val="en-US"/>
       <w14:ligatures w14:val="none"/>
     </w:rPr>
+  </w:style>
+  <w:style w:type="paragraph" w:styleId="NormalWeb">
+    <w:name w:val="Normal (Web)"/>
+    <w:basedOn w:val="Normal"/>
+    <w:uiPriority w:val="99"/>
+    <w:semiHidden/>
+    <w:unhideWhenUsed/>
+    <w:rsid w:val="001456A3"/>
+    <w:pPr>
+      <w:spacing w:before="100" w:beforeAutospacing="1" w:after="100" w:afterAutospacing="1"/>
+    </w:pPr>
   </w:style>
 </w:styles>
 </file>
